--- a/documents/TP KURS.docx
+++ b/documents/TP KURS.docx
@@ -219,6 +219,7 @@
         </w:rPr>
         <w:t xml:space="preserve">онлайн обучения английского языка </w:t>
       </w:r>
+      <w:proofErr w:type="spellStart"/>
       <w:r>
         <w:rPr>
           <w:rFonts w:eastAsia="Times New Roman"/>
@@ -227,6 +228,7 @@
         </w:rPr>
         <w:t>Lingdisp</w:t>
       </w:r>
+      <w:proofErr w:type="spellEnd"/>
       <w:r>
         <w:rPr>
           <w:rFonts w:eastAsia="Times New Roman"/>
@@ -611,7 +613,7 @@
     </w:p>
     <w:p>
       <w:pPr>
-        <w:pStyle w:val="a5"/>
+        <w:pStyle w:val="a4"/>
         <w:rPr>
           <w:noProof/>
         </w:rPr>
@@ -658,6 +660,2379 @@
         <w:fldChar w:fldCharType="end"/>
       </w:r>
     </w:p>
+    <w:sdt>
+      <w:sdtPr>
+        <w:id w:val="-455720657"/>
+        <w:docPartObj>
+          <w:docPartGallery w:val="Table of Contents"/>
+          <w:docPartUnique/>
+        </w:docPartObj>
+      </w:sdtPr>
+      <w:sdtEndPr>
+        <w:rPr>
+          <w:rFonts w:ascii="Times New Roman" w:eastAsiaTheme="minorHAnsi" w:hAnsi="Times New Roman" w:cs="Times New Roman"/>
+          <w:b/>
+          <w:bCs/>
+          <w:color w:val="auto"/>
+          <w:sz w:val="28"/>
+          <w:szCs w:val="28"/>
+          <w:lang w:eastAsia="en-US"/>
+        </w:rPr>
+      </w:sdtEndPr>
+      <w:sdtContent>
+        <w:p>
+          <w:pPr>
+            <w:pStyle w:val="ab"/>
+          </w:pPr>
+          <w:r>
+            <w:t>Оглавление</w:t>
+          </w:r>
+        </w:p>
+        <w:p>
+          <w:pPr>
+            <w:pStyle w:val="11"/>
+            <w:tabs>
+              <w:tab w:val="right" w:leader="dot" w:pos="9344"/>
+            </w:tabs>
+            <w:rPr>
+              <w:rFonts w:asciiTheme="minorHAnsi" w:eastAsiaTheme="minorEastAsia" w:hAnsiTheme="minorHAnsi" w:cstheme="minorBidi"/>
+              <w:noProof/>
+              <w:kern w:val="2"/>
+              <w:sz w:val="22"/>
+              <w:szCs w:val="22"/>
+              <w:lang w:eastAsia="ru-RU"/>
+              <w14:ligatures w14:val="standardContextual"/>
+            </w:rPr>
+          </w:pPr>
+          <w:r>
+            <w:fldChar w:fldCharType="begin"/>
+          </w:r>
+          <w:r>
+            <w:instrText xml:space="preserve"> TOC \o "1-3" \h \z \u </w:instrText>
+          </w:r>
+          <w:r>
+            <w:fldChar w:fldCharType="separate"/>
+          </w:r>
+          <w:hyperlink w:anchor="_Toc180571145" w:history="1">
+            <w:r>
+              <w:rPr>
+                <w:rStyle w:val="a3"/>
+                <w:noProof/>
+              </w:rPr>
+              <w:t>Введение</w:t>
+            </w:r>
+            <w:r>
+              <w:rPr>
+                <w:noProof/>
+                <w:webHidden/>
+              </w:rPr>
+              <w:tab/>
+            </w:r>
+            <w:r>
+              <w:rPr>
+                <w:noProof/>
+                <w:webHidden/>
+              </w:rPr>
+              <w:fldChar w:fldCharType="begin"/>
+            </w:r>
+            <w:r>
+              <w:rPr>
+                <w:noProof/>
+                <w:webHidden/>
+              </w:rPr>
+              <w:instrText xml:space="preserve"> PAGEREF _Toc180571145 \h </w:instrText>
+            </w:r>
+            <w:r>
+              <w:rPr>
+                <w:noProof/>
+                <w:webHidden/>
+              </w:rPr>
+            </w:r>
+            <w:r>
+              <w:rPr>
+                <w:noProof/>
+                <w:webHidden/>
+              </w:rPr>
+              <w:fldChar w:fldCharType="separate"/>
+            </w:r>
+            <w:r>
+              <w:rPr>
+                <w:noProof/>
+                <w:webHidden/>
+              </w:rPr>
+              <w:t>4</w:t>
+            </w:r>
+            <w:r>
+              <w:rPr>
+                <w:noProof/>
+                <w:webHidden/>
+              </w:rPr>
+              <w:fldChar w:fldCharType="end"/>
+            </w:r>
+          </w:hyperlink>
+        </w:p>
+        <w:p>
+          <w:pPr>
+            <w:pStyle w:val="11"/>
+            <w:tabs>
+              <w:tab w:val="left" w:pos="1151"/>
+              <w:tab w:val="right" w:leader="dot" w:pos="9344"/>
+            </w:tabs>
+            <w:rPr>
+              <w:rFonts w:asciiTheme="minorHAnsi" w:eastAsiaTheme="minorEastAsia" w:hAnsiTheme="minorHAnsi" w:cstheme="minorBidi"/>
+              <w:noProof/>
+              <w:kern w:val="2"/>
+              <w:sz w:val="22"/>
+              <w:szCs w:val="22"/>
+              <w:lang w:eastAsia="ru-RU"/>
+              <w14:ligatures w14:val="standardContextual"/>
+            </w:rPr>
+          </w:pPr>
+          <w:hyperlink w:anchor="_Toc180571146" w:history="1">
+            <w:r>
+              <w:rPr>
+                <w:rStyle w:val="a3"/>
+                <w:b/>
+                <w:noProof/>
+              </w:rPr>
+              <w:t>1.</w:t>
+            </w:r>
+            <w:r>
+              <w:rPr>
+                <w:rFonts w:asciiTheme="minorHAnsi" w:eastAsiaTheme="minorEastAsia" w:hAnsiTheme="minorHAnsi" w:cstheme="minorBidi"/>
+                <w:noProof/>
+                <w:kern w:val="2"/>
+                <w:sz w:val="22"/>
+                <w:szCs w:val="22"/>
+                <w:lang w:eastAsia="ru-RU"/>
+                <w14:ligatures w14:val="standardContextual"/>
+              </w:rPr>
+              <w:tab/>
+            </w:r>
+            <w:r>
+              <w:rPr>
+                <w:rStyle w:val="a3"/>
+                <w:b/>
+                <w:noProof/>
+              </w:rPr>
+              <w:t>Общие сведения на основе технического задания</w:t>
+            </w:r>
+            <w:r>
+              <w:rPr>
+                <w:noProof/>
+                <w:webHidden/>
+              </w:rPr>
+              <w:tab/>
+            </w:r>
+            <w:r>
+              <w:rPr>
+                <w:noProof/>
+                <w:webHidden/>
+              </w:rPr>
+              <w:fldChar w:fldCharType="begin"/>
+            </w:r>
+            <w:r>
+              <w:rPr>
+                <w:noProof/>
+                <w:webHidden/>
+              </w:rPr>
+              <w:instrText xml:space="preserve"> PAGEREF _Toc180571146 \h </w:instrText>
+            </w:r>
+            <w:r>
+              <w:rPr>
+                <w:noProof/>
+                <w:webHidden/>
+              </w:rPr>
+            </w:r>
+            <w:r>
+              <w:rPr>
+                <w:noProof/>
+                <w:webHidden/>
+              </w:rPr>
+              <w:fldChar w:fldCharType="separate"/>
+            </w:r>
+            <w:r>
+              <w:rPr>
+                <w:noProof/>
+                <w:webHidden/>
+              </w:rPr>
+              <w:t>6</w:t>
+            </w:r>
+            <w:r>
+              <w:rPr>
+                <w:noProof/>
+                <w:webHidden/>
+              </w:rPr>
+              <w:fldChar w:fldCharType="end"/>
+            </w:r>
+          </w:hyperlink>
+        </w:p>
+        <w:p>
+          <w:pPr>
+            <w:pStyle w:val="21"/>
+            <w:rPr>
+              <w:rFonts w:asciiTheme="minorHAnsi" w:eastAsiaTheme="minorEastAsia" w:hAnsiTheme="minorHAnsi" w:cstheme="minorBidi"/>
+              <w:noProof/>
+              <w:kern w:val="2"/>
+              <w:sz w:val="22"/>
+              <w:szCs w:val="22"/>
+              <w:lang w:eastAsia="ru-RU"/>
+              <w14:ligatures w14:val="standardContextual"/>
+            </w:rPr>
+          </w:pPr>
+          <w:hyperlink w:anchor="_Toc180571147" w:history="1">
+            <w:r>
+              <w:rPr>
+                <w:rStyle w:val="a3"/>
+                <w:noProof/>
+                <w:lang w:val="en-US"/>
+              </w:rPr>
+              <w:t>1</w:t>
+            </w:r>
+            <w:r>
+              <w:rPr>
+                <w:rStyle w:val="a3"/>
+                <w:noProof/>
+              </w:rPr>
+              <w:t>.1</w:t>
+            </w:r>
+            <w:r>
+              <w:rPr>
+                <w:rStyle w:val="a3"/>
+                <w:b/>
+                <w:noProof/>
+              </w:rPr>
+              <w:t>. Полное наименование приложения</w:t>
+            </w:r>
+            <w:r>
+              <w:rPr>
+                <w:noProof/>
+                <w:webHidden/>
+              </w:rPr>
+              <w:tab/>
+            </w:r>
+            <w:r>
+              <w:rPr>
+                <w:noProof/>
+                <w:webHidden/>
+              </w:rPr>
+              <w:fldChar w:fldCharType="begin"/>
+            </w:r>
+            <w:r>
+              <w:rPr>
+                <w:noProof/>
+                <w:webHidden/>
+              </w:rPr>
+              <w:instrText xml:space="preserve"> PAGEREF _Toc180571147 \h </w:instrText>
+            </w:r>
+            <w:r>
+              <w:rPr>
+                <w:noProof/>
+                <w:webHidden/>
+              </w:rPr>
+            </w:r>
+            <w:r>
+              <w:rPr>
+                <w:noProof/>
+                <w:webHidden/>
+              </w:rPr>
+              <w:fldChar w:fldCharType="separate"/>
+            </w:r>
+            <w:r>
+              <w:rPr>
+                <w:noProof/>
+                <w:webHidden/>
+              </w:rPr>
+              <w:t>6</w:t>
+            </w:r>
+            <w:r>
+              <w:rPr>
+                <w:noProof/>
+                <w:webHidden/>
+              </w:rPr>
+              <w:fldChar w:fldCharType="end"/>
+            </w:r>
+          </w:hyperlink>
+        </w:p>
+        <w:p>
+          <w:pPr>
+            <w:pStyle w:val="21"/>
+            <w:rPr>
+              <w:rFonts w:asciiTheme="minorHAnsi" w:eastAsiaTheme="minorEastAsia" w:hAnsiTheme="minorHAnsi" w:cstheme="minorBidi"/>
+              <w:noProof/>
+              <w:kern w:val="2"/>
+              <w:sz w:val="22"/>
+              <w:szCs w:val="22"/>
+              <w:lang w:eastAsia="ru-RU"/>
+              <w14:ligatures w14:val="standardContextual"/>
+            </w:rPr>
+          </w:pPr>
+          <w:hyperlink w:anchor="_Toc180571148" w:history="1">
+            <w:r>
+              <w:rPr>
+                <w:rStyle w:val="a3"/>
+                <w:noProof/>
+                <w:lang w:val="en-US"/>
+              </w:rPr>
+              <w:t>1</w:t>
+            </w:r>
+            <w:r>
+              <w:rPr>
+                <w:rStyle w:val="a3"/>
+                <w:noProof/>
+              </w:rPr>
+              <w:t xml:space="preserve">.2. </w:t>
+            </w:r>
+            <w:r>
+              <w:rPr>
+                <w:rStyle w:val="a3"/>
+                <w:b/>
+                <w:noProof/>
+              </w:rPr>
+              <w:t>Заказчик сервиса</w:t>
+            </w:r>
+            <w:r>
+              <w:rPr>
+                <w:noProof/>
+                <w:webHidden/>
+              </w:rPr>
+              <w:tab/>
+            </w:r>
+            <w:r>
+              <w:rPr>
+                <w:noProof/>
+                <w:webHidden/>
+              </w:rPr>
+              <w:fldChar w:fldCharType="begin"/>
+            </w:r>
+            <w:r>
+              <w:rPr>
+                <w:noProof/>
+                <w:webHidden/>
+              </w:rPr>
+              <w:instrText xml:space="preserve"> PAGEREF _Toc180571148 \h </w:instrText>
+            </w:r>
+            <w:r>
+              <w:rPr>
+                <w:noProof/>
+                <w:webHidden/>
+              </w:rPr>
+            </w:r>
+            <w:r>
+              <w:rPr>
+                <w:noProof/>
+                <w:webHidden/>
+              </w:rPr>
+              <w:fldChar w:fldCharType="separate"/>
+            </w:r>
+            <w:r>
+              <w:rPr>
+                <w:noProof/>
+                <w:webHidden/>
+              </w:rPr>
+              <w:t>6</w:t>
+            </w:r>
+            <w:r>
+              <w:rPr>
+                <w:noProof/>
+                <w:webHidden/>
+              </w:rPr>
+              <w:fldChar w:fldCharType="end"/>
+            </w:r>
+          </w:hyperlink>
+        </w:p>
+        <w:p>
+          <w:pPr>
+            <w:pStyle w:val="21"/>
+            <w:rPr>
+              <w:rFonts w:asciiTheme="minorHAnsi" w:eastAsiaTheme="minorEastAsia" w:hAnsiTheme="minorHAnsi" w:cstheme="minorBidi"/>
+              <w:noProof/>
+              <w:kern w:val="2"/>
+              <w:sz w:val="22"/>
+              <w:szCs w:val="22"/>
+              <w:lang w:eastAsia="ru-RU"/>
+              <w14:ligatures w14:val="standardContextual"/>
+            </w:rPr>
+          </w:pPr>
+          <w:hyperlink w:anchor="_Toc180571149" w:history="1">
+            <w:r>
+              <w:rPr>
+                <w:rStyle w:val="a3"/>
+                <w:noProof/>
+                <w:lang w:val="en-US"/>
+              </w:rPr>
+              <w:t>1</w:t>
+            </w:r>
+            <w:r>
+              <w:rPr>
+                <w:rStyle w:val="a3"/>
+                <w:noProof/>
+              </w:rPr>
+              <w:t xml:space="preserve">.3. </w:t>
+            </w:r>
+            <w:r>
+              <w:rPr>
+                <w:rStyle w:val="a3"/>
+                <w:b/>
+                <w:noProof/>
+              </w:rPr>
+              <w:t>Исполнители</w:t>
+            </w:r>
+            <w:r>
+              <w:rPr>
+                <w:noProof/>
+                <w:webHidden/>
+              </w:rPr>
+              <w:tab/>
+            </w:r>
+            <w:r>
+              <w:rPr>
+                <w:noProof/>
+                <w:webHidden/>
+              </w:rPr>
+              <w:fldChar w:fldCharType="begin"/>
+            </w:r>
+            <w:r>
+              <w:rPr>
+                <w:noProof/>
+                <w:webHidden/>
+              </w:rPr>
+              <w:instrText xml:space="preserve"> PAGEREF _Toc180571149 \h </w:instrText>
+            </w:r>
+            <w:r>
+              <w:rPr>
+                <w:noProof/>
+                <w:webHidden/>
+              </w:rPr>
+            </w:r>
+            <w:r>
+              <w:rPr>
+                <w:noProof/>
+                <w:webHidden/>
+              </w:rPr>
+              <w:fldChar w:fldCharType="separate"/>
+            </w:r>
+            <w:r>
+              <w:rPr>
+                <w:noProof/>
+                <w:webHidden/>
+              </w:rPr>
+              <w:t>6</w:t>
+            </w:r>
+            <w:r>
+              <w:rPr>
+                <w:noProof/>
+                <w:webHidden/>
+              </w:rPr>
+              <w:fldChar w:fldCharType="end"/>
+            </w:r>
+          </w:hyperlink>
+        </w:p>
+        <w:p>
+          <w:pPr>
+            <w:pStyle w:val="21"/>
+            <w:rPr>
+              <w:rFonts w:asciiTheme="minorHAnsi" w:eastAsiaTheme="minorEastAsia" w:hAnsiTheme="minorHAnsi" w:cstheme="minorBidi"/>
+              <w:noProof/>
+              <w:kern w:val="2"/>
+              <w:sz w:val="22"/>
+              <w:szCs w:val="22"/>
+              <w:lang w:eastAsia="ru-RU"/>
+              <w14:ligatures w14:val="standardContextual"/>
+            </w:rPr>
+          </w:pPr>
+          <w:hyperlink w:anchor="_Toc180571150" w:history="1">
+            <w:r>
+              <w:rPr>
+                <w:rStyle w:val="a3"/>
+                <w:noProof/>
+              </w:rPr>
+              <w:t xml:space="preserve">1.4 </w:t>
+            </w:r>
+            <w:r>
+              <w:rPr>
+                <w:rStyle w:val="a3"/>
+                <w:b/>
+                <w:noProof/>
+              </w:rPr>
+              <w:t>Перечень документов, на основании которых создается проект</w:t>
+            </w:r>
+            <w:r>
+              <w:rPr>
+                <w:noProof/>
+                <w:webHidden/>
+              </w:rPr>
+              <w:tab/>
+            </w:r>
+            <w:r>
+              <w:rPr>
+                <w:noProof/>
+                <w:webHidden/>
+              </w:rPr>
+              <w:fldChar w:fldCharType="begin"/>
+            </w:r>
+            <w:r>
+              <w:rPr>
+                <w:noProof/>
+                <w:webHidden/>
+              </w:rPr>
+              <w:instrText xml:space="preserve"> PAGEREF _Toc180571150 \h </w:instrText>
+            </w:r>
+            <w:r>
+              <w:rPr>
+                <w:noProof/>
+                <w:webHidden/>
+              </w:rPr>
+            </w:r>
+            <w:r>
+              <w:rPr>
+                <w:noProof/>
+                <w:webHidden/>
+              </w:rPr>
+              <w:fldChar w:fldCharType="separate"/>
+            </w:r>
+            <w:r>
+              <w:rPr>
+                <w:noProof/>
+                <w:webHidden/>
+              </w:rPr>
+              <w:t>6</w:t>
+            </w:r>
+            <w:r>
+              <w:rPr>
+                <w:noProof/>
+                <w:webHidden/>
+              </w:rPr>
+              <w:fldChar w:fldCharType="end"/>
+            </w:r>
+          </w:hyperlink>
+        </w:p>
+        <w:p>
+          <w:pPr>
+            <w:pStyle w:val="21"/>
+            <w:tabs>
+              <w:tab w:val="left" w:pos="1760"/>
+            </w:tabs>
+            <w:rPr>
+              <w:rFonts w:asciiTheme="minorHAnsi" w:eastAsiaTheme="minorEastAsia" w:hAnsiTheme="minorHAnsi" w:cstheme="minorBidi"/>
+              <w:noProof/>
+              <w:kern w:val="2"/>
+              <w:sz w:val="22"/>
+              <w:szCs w:val="22"/>
+              <w:lang w:eastAsia="ru-RU"/>
+              <w14:ligatures w14:val="standardContextual"/>
+            </w:rPr>
+          </w:pPr>
+          <w:hyperlink w:anchor="_Toc180571151" w:history="1">
+            <w:r>
+              <w:rPr>
+                <w:rStyle w:val="a3"/>
+                <w:b/>
+                <w:noProof/>
+              </w:rPr>
+              <w:t>1.5.</w:t>
+            </w:r>
+            <w:r>
+              <w:rPr>
+                <w:rFonts w:asciiTheme="minorHAnsi" w:eastAsiaTheme="minorEastAsia" w:hAnsiTheme="minorHAnsi" w:cstheme="minorBidi"/>
+                <w:noProof/>
+                <w:kern w:val="2"/>
+                <w:sz w:val="22"/>
+                <w:szCs w:val="22"/>
+                <w:lang w:eastAsia="ru-RU"/>
+                <w14:ligatures w14:val="standardContextual"/>
+              </w:rPr>
+              <w:tab/>
+            </w:r>
+            <w:r>
+              <w:rPr>
+                <w:rStyle w:val="a3"/>
+                <w:b/>
+                <w:noProof/>
+              </w:rPr>
+              <w:t>Плановые сроки начала и окончания работы по созданию сервиса</w:t>
+            </w:r>
+            <w:r>
+              <w:rPr>
+                <w:noProof/>
+                <w:webHidden/>
+              </w:rPr>
+              <w:tab/>
+            </w:r>
+            <w:r>
+              <w:rPr>
+                <w:noProof/>
+                <w:webHidden/>
+              </w:rPr>
+              <w:fldChar w:fldCharType="begin"/>
+            </w:r>
+            <w:r>
+              <w:rPr>
+                <w:noProof/>
+                <w:webHidden/>
+              </w:rPr>
+              <w:instrText xml:space="preserve"> PAGEREF _Toc180571151 \h </w:instrText>
+            </w:r>
+            <w:r>
+              <w:rPr>
+                <w:noProof/>
+                <w:webHidden/>
+              </w:rPr>
+            </w:r>
+            <w:r>
+              <w:rPr>
+                <w:noProof/>
+                <w:webHidden/>
+              </w:rPr>
+              <w:fldChar w:fldCharType="separate"/>
+            </w:r>
+            <w:r>
+              <w:rPr>
+                <w:noProof/>
+                <w:webHidden/>
+              </w:rPr>
+              <w:t>6</w:t>
+            </w:r>
+            <w:r>
+              <w:rPr>
+                <w:noProof/>
+                <w:webHidden/>
+              </w:rPr>
+              <w:fldChar w:fldCharType="end"/>
+            </w:r>
+          </w:hyperlink>
+        </w:p>
+        <w:p>
+          <w:pPr>
+            <w:pStyle w:val="21"/>
+            <w:rPr>
+              <w:rFonts w:asciiTheme="minorHAnsi" w:eastAsiaTheme="minorEastAsia" w:hAnsiTheme="minorHAnsi" w:cstheme="minorBidi"/>
+              <w:noProof/>
+              <w:kern w:val="2"/>
+              <w:sz w:val="22"/>
+              <w:szCs w:val="22"/>
+              <w:lang w:eastAsia="ru-RU"/>
+              <w14:ligatures w14:val="standardContextual"/>
+            </w:rPr>
+          </w:pPr>
+          <w:hyperlink w:anchor="_Toc180571152" w:history="1">
+            <w:r>
+              <w:rPr>
+                <w:rStyle w:val="a3"/>
+                <w:noProof/>
+              </w:rPr>
+              <w:t xml:space="preserve">1.6. </w:t>
+            </w:r>
+            <w:r>
+              <w:rPr>
+                <w:rStyle w:val="a3"/>
+                <w:b/>
+                <w:noProof/>
+              </w:rPr>
+              <w:t>Порядок оформления и предъявления заказчику результатов работы</w:t>
+            </w:r>
+            <w:r>
+              <w:rPr>
+                <w:noProof/>
+                <w:webHidden/>
+              </w:rPr>
+              <w:tab/>
+            </w:r>
+            <w:r>
+              <w:rPr>
+                <w:noProof/>
+                <w:webHidden/>
+              </w:rPr>
+              <w:fldChar w:fldCharType="begin"/>
+            </w:r>
+            <w:r>
+              <w:rPr>
+                <w:noProof/>
+                <w:webHidden/>
+              </w:rPr>
+              <w:instrText xml:space="preserve"> PAGEREF _Toc180571152 \h </w:instrText>
+            </w:r>
+            <w:r>
+              <w:rPr>
+                <w:noProof/>
+                <w:webHidden/>
+              </w:rPr>
+            </w:r>
+            <w:r>
+              <w:rPr>
+                <w:noProof/>
+                <w:webHidden/>
+              </w:rPr>
+              <w:fldChar w:fldCharType="separate"/>
+            </w:r>
+            <w:r>
+              <w:rPr>
+                <w:noProof/>
+                <w:webHidden/>
+              </w:rPr>
+              <w:t>7</w:t>
+            </w:r>
+            <w:r>
+              <w:rPr>
+                <w:noProof/>
+                <w:webHidden/>
+              </w:rPr>
+              <w:fldChar w:fldCharType="end"/>
+            </w:r>
+          </w:hyperlink>
+        </w:p>
+        <w:p>
+          <w:pPr>
+            <w:pStyle w:val="11"/>
+            <w:tabs>
+              <w:tab w:val="right" w:leader="dot" w:pos="9344"/>
+            </w:tabs>
+            <w:rPr>
+              <w:rFonts w:asciiTheme="minorHAnsi" w:eastAsiaTheme="minorEastAsia" w:hAnsiTheme="minorHAnsi" w:cstheme="minorBidi"/>
+              <w:noProof/>
+              <w:kern w:val="2"/>
+              <w:sz w:val="22"/>
+              <w:szCs w:val="22"/>
+              <w:lang w:eastAsia="ru-RU"/>
+              <w14:ligatures w14:val="standardContextual"/>
+            </w:rPr>
+          </w:pPr>
+          <w:hyperlink w:anchor="_Toc180571153" w:history="1">
+            <w:r>
+              <w:rPr>
+                <w:rStyle w:val="a3"/>
+                <w:noProof/>
+              </w:rPr>
+              <w:t>2</w:t>
+            </w:r>
+            <w:r>
+              <w:rPr>
+                <w:rStyle w:val="a3"/>
+                <w:b/>
+                <w:noProof/>
+              </w:rPr>
+              <w:t>. Постановка задачи</w:t>
+            </w:r>
+            <w:r>
+              <w:rPr>
+                <w:noProof/>
+                <w:webHidden/>
+              </w:rPr>
+              <w:tab/>
+            </w:r>
+            <w:r>
+              <w:rPr>
+                <w:noProof/>
+                <w:webHidden/>
+              </w:rPr>
+              <w:fldChar w:fldCharType="begin"/>
+            </w:r>
+            <w:r>
+              <w:rPr>
+                <w:noProof/>
+                <w:webHidden/>
+              </w:rPr>
+              <w:instrText xml:space="preserve"> PAGEREF _Toc180571153 \h </w:instrText>
+            </w:r>
+            <w:r>
+              <w:rPr>
+                <w:noProof/>
+                <w:webHidden/>
+              </w:rPr>
+            </w:r>
+            <w:r>
+              <w:rPr>
+                <w:noProof/>
+                <w:webHidden/>
+              </w:rPr>
+              <w:fldChar w:fldCharType="separate"/>
+            </w:r>
+            <w:r>
+              <w:rPr>
+                <w:noProof/>
+                <w:webHidden/>
+              </w:rPr>
+              <w:t>7</w:t>
+            </w:r>
+            <w:r>
+              <w:rPr>
+                <w:noProof/>
+                <w:webHidden/>
+              </w:rPr>
+              <w:fldChar w:fldCharType="end"/>
+            </w:r>
+          </w:hyperlink>
+        </w:p>
+        <w:p>
+          <w:pPr>
+            <w:pStyle w:val="31"/>
+            <w:rPr>
+              <w:rFonts w:asciiTheme="minorHAnsi" w:eastAsiaTheme="minorEastAsia" w:hAnsiTheme="minorHAnsi" w:cstheme="minorBidi"/>
+              <w:noProof/>
+              <w:kern w:val="2"/>
+              <w:sz w:val="22"/>
+              <w:szCs w:val="22"/>
+              <w:lang w:eastAsia="ru-RU"/>
+              <w14:ligatures w14:val="standardContextual"/>
+            </w:rPr>
+          </w:pPr>
+          <w:hyperlink w:anchor="_Toc180571154" w:history="1">
+            <w:r>
+              <w:rPr>
+                <w:rStyle w:val="a3"/>
+                <w:noProof/>
+              </w:rPr>
+              <w:t>2.3.1 Требования к функциям, выполняемым в веб-приложении</w:t>
+            </w:r>
+            <w:r>
+              <w:rPr>
+                <w:noProof/>
+                <w:webHidden/>
+              </w:rPr>
+              <w:tab/>
+            </w:r>
+            <w:r>
+              <w:rPr>
+                <w:noProof/>
+                <w:webHidden/>
+              </w:rPr>
+              <w:fldChar w:fldCharType="begin"/>
+            </w:r>
+            <w:r>
+              <w:rPr>
+                <w:noProof/>
+                <w:webHidden/>
+              </w:rPr>
+              <w:instrText xml:space="preserve"> PAGEREF _Toc180571154 \h </w:instrText>
+            </w:r>
+            <w:r>
+              <w:rPr>
+                <w:noProof/>
+                <w:webHidden/>
+              </w:rPr>
+            </w:r>
+            <w:r>
+              <w:rPr>
+                <w:noProof/>
+                <w:webHidden/>
+              </w:rPr>
+              <w:fldChar w:fldCharType="separate"/>
+            </w:r>
+            <w:r>
+              <w:rPr>
+                <w:noProof/>
+                <w:webHidden/>
+              </w:rPr>
+              <w:t>8</w:t>
+            </w:r>
+            <w:r>
+              <w:rPr>
+                <w:noProof/>
+                <w:webHidden/>
+              </w:rPr>
+              <w:fldChar w:fldCharType="end"/>
+            </w:r>
+          </w:hyperlink>
+        </w:p>
+        <w:p>
+          <w:pPr>
+            <w:pStyle w:val="31"/>
+            <w:rPr>
+              <w:rFonts w:asciiTheme="minorHAnsi" w:eastAsiaTheme="minorEastAsia" w:hAnsiTheme="minorHAnsi" w:cstheme="minorBidi"/>
+              <w:noProof/>
+              <w:kern w:val="2"/>
+              <w:sz w:val="22"/>
+              <w:szCs w:val="22"/>
+              <w:lang w:eastAsia="ru-RU"/>
+              <w14:ligatures w14:val="standardContextual"/>
+            </w:rPr>
+          </w:pPr>
+          <w:hyperlink w:anchor="_Toc180571155" w:history="1">
+            <w:r>
+              <w:rPr>
+                <w:rStyle w:val="a3"/>
+                <w:noProof/>
+              </w:rPr>
+              <w:t>2.3.2 Требования к программному обеспечению веб-приложения</w:t>
+            </w:r>
+            <w:r>
+              <w:rPr>
+                <w:noProof/>
+                <w:webHidden/>
+              </w:rPr>
+              <w:tab/>
+            </w:r>
+            <w:r>
+              <w:rPr>
+                <w:noProof/>
+                <w:webHidden/>
+              </w:rPr>
+              <w:fldChar w:fldCharType="begin"/>
+            </w:r>
+            <w:r>
+              <w:rPr>
+                <w:noProof/>
+                <w:webHidden/>
+              </w:rPr>
+              <w:instrText xml:space="preserve"> PAGEREF _Toc180571155 \h </w:instrText>
+            </w:r>
+            <w:r>
+              <w:rPr>
+                <w:noProof/>
+                <w:webHidden/>
+              </w:rPr>
+            </w:r>
+            <w:r>
+              <w:rPr>
+                <w:noProof/>
+                <w:webHidden/>
+              </w:rPr>
+              <w:fldChar w:fldCharType="separate"/>
+            </w:r>
+            <w:r>
+              <w:rPr>
+                <w:noProof/>
+                <w:webHidden/>
+              </w:rPr>
+              <w:t>8</w:t>
+            </w:r>
+            <w:r>
+              <w:rPr>
+                <w:noProof/>
+                <w:webHidden/>
+              </w:rPr>
+              <w:fldChar w:fldCharType="end"/>
+            </w:r>
+          </w:hyperlink>
+        </w:p>
+        <w:p>
+          <w:pPr>
+            <w:pStyle w:val="31"/>
+            <w:rPr>
+              <w:rFonts w:asciiTheme="minorHAnsi" w:eastAsiaTheme="minorEastAsia" w:hAnsiTheme="minorHAnsi" w:cstheme="minorBidi"/>
+              <w:noProof/>
+              <w:kern w:val="2"/>
+              <w:sz w:val="22"/>
+              <w:szCs w:val="22"/>
+              <w:lang w:eastAsia="ru-RU"/>
+              <w14:ligatures w14:val="standardContextual"/>
+            </w:rPr>
+          </w:pPr>
+          <w:hyperlink w:anchor="_Toc180571156" w:history="1">
+            <w:r>
+              <w:rPr>
+                <w:rStyle w:val="a3"/>
+                <w:bCs/>
+                <w:noProof/>
+              </w:rPr>
+              <w:t>2.3.3</w:t>
+            </w:r>
+            <w:r>
+              <w:rPr>
+                <w:rStyle w:val="a3"/>
+                <w:noProof/>
+              </w:rPr>
+              <w:t xml:space="preserve"> Требование к защите информации</w:t>
+            </w:r>
+            <w:r>
+              <w:rPr>
+                <w:noProof/>
+                <w:webHidden/>
+              </w:rPr>
+              <w:tab/>
+            </w:r>
+            <w:r>
+              <w:rPr>
+                <w:noProof/>
+                <w:webHidden/>
+              </w:rPr>
+              <w:fldChar w:fldCharType="begin"/>
+            </w:r>
+            <w:r>
+              <w:rPr>
+                <w:noProof/>
+                <w:webHidden/>
+              </w:rPr>
+              <w:instrText xml:space="preserve"> PAGEREF _Toc180571156 \h </w:instrText>
+            </w:r>
+            <w:r>
+              <w:rPr>
+                <w:noProof/>
+                <w:webHidden/>
+              </w:rPr>
+            </w:r>
+            <w:r>
+              <w:rPr>
+                <w:noProof/>
+                <w:webHidden/>
+              </w:rPr>
+              <w:fldChar w:fldCharType="separate"/>
+            </w:r>
+            <w:r>
+              <w:rPr>
+                <w:noProof/>
+                <w:webHidden/>
+              </w:rPr>
+              <w:t>9</w:t>
+            </w:r>
+            <w:r>
+              <w:rPr>
+                <w:noProof/>
+                <w:webHidden/>
+              </w:rPr>
+              <w:fldChar w:fldCharType="end"/>
+            </w:r>
+          </w:hyperlink>
+        </w:p>
+        <w:p>
+          <w:pPr>
+            <w:pStyle w:val="21"/>
+            <w:rPr>
+              <w:rFonts w:asciiTheme="minorHAnsi" w:eastAsiaTheme="minorEastAsia" w:hAnsiTheme="minorHAnsi" w:cstheme="minorBidi"/>
+              <w:noProof/>
+              <w:kern w:val="2"/>
+              <w:sz w:val="22"/>
+              <w:szCs w:val="22"/>
+              <w:lang w:eastAsia="ru-RU"/>
+              <w14:ligatures w14:val="standardContextual"/>
+            </w:rPr>
+          </w:pPr>
+          <w:hyperlink w:anchor="_Toc180571157" w:history="1">
+            <w:r>
+              <w:rPr>
+                <w:rStyle w:val="a3"/>
+                <w:b/>
+                <w:bCs/>
+                <w:noProof/>
+              </w:rPr>
+              <w:t>2.4 Границы проекта</w:t>
+            </w:r>
+            <w:r>
+              <w:rPr>
+                <w:noProof/>
+                <w:webHidden/>
+              </w:rPr>
+              <w:tab/>
+            </w:r>
+            <w:r>
+              <w:rPr>
+                <w:noProof/>
+                <w:webHidden/>
+              </w:rPr>
+              <w:fldChar w:fldCharType="begin"/>
+            </w:r>
+            <w:r>
+              <w:rPr>
+                <w:noProof/>
+                <w:webHidden/>
+              </w:rPr>
+              <w:instrText xml:space="preserve"> PAGEREF _Toc180571157 \h </w:instrText>
+            </w:r>
+            <w:r>
+              <w:rPr>
+                <w:noProof/>
+                <w:webHidden/>
+              </w:rPr>
+            </w:r>
+            <w:r>
+              <w:rPr>
+                <w:noProof/>
+                <w:webHidden/>
+              </w:rPr>
+              <w:fldChar w:fldCharType="separate"/>
+            </w:r>
+            <w:r>
+              <w:rPr>
+                <w:noProof/>
+                <w:webHidden/>
+              </w:rPr>
+              <w:t>10</w:t>
+            </w:r>
+            <w:r>
+              <w:rPr>
+                <w:noProof/>
+                <w:webHidden/>
+              </w:rPr>
+              <w:fldChar w:fldCharType="end"/>
+            </w:r>
+          </w:hyperlink>
+        </w:p>
+        <w:p>
+          <w:pPr>
+            <w:pStyle w:val="21"/>
+            <w:rPr>
+              <w:rFonts w:asciiTheme="minorHAnsi" w:eastAsiaTheme="minorEastAsia" w:hAnsiTheme="minorHAnsi" w:cstheme="minorBidi"/>
+              <w:noProof/>
+              <w:kern w:val="2"/>
+              <w:sz w:val="22"/>
+              <w:szCs w:val="22"/>
+              <w:lang w:eastAsia="ru-RU"/>
+              <w14:ligatures w14:val="standardContextual"/>
+            </w:rPr>
+          </w:pPr>
+          <w:hyperlink w:anchor="_Toc180571158" w:history="1">
+            <w:r>
+              <w:rPr>
+                <w:rStyle w:val="a3"/>
+                <w:noProof/>
+              </w:rPr>
+              <w:t xml:space="preserve">2.5 </w:t>
+            </w:r>
+            <w:r>
+              <w:rPr>
+                <w:rStyle w:val="a3"/>
+                <w:b/>
+                <w:bCs/>
+                <w:noProof/>
+              </w:rPr>
+              <w:t>Основной сценарий сервиса</w:t>
+            </w:r>
+            <w:r>
+              <w:rPr>
+                <w:noProof/>
+                <w:webHidden/>
+              </w:rPr>
+              <w:tab/>
+            </w:r>
+            <w:r>
+              <w:rPr>
+                <w:noProof/>
+                <w:webHidden/>
+              </w:rPr>
+              <w:fldChar w:fldCharType="begin"/>
+            </w:r>
+            <w:r>
+              <w:rPr>
+                <w:noProof/>
+                <w:webHidden/>
+              </w:rPr>
+              <w:instrText xml:space="preserve"> PAGEREF _Toc180571158 \h </w:instrText>
+            </w:r>
+            <w:r>
+              <w:rPr>
+                <w:noProof/>
+                <w:webHidden/>
+              </w:rPr>
+            </w:r>
+            <w:r>
+              <w:rPr>
+                <w:noProof/>
+                <w:webHidden/>
+              </w:rPr>
+              <w:fldChar w:fldCharType="separate"/>
+            </w:r>
+            <w:r>
+              <w:rPr>
+                <w:noProof/>
+                <w:webHidden/>
+              </w:rPr>
+              <w:t>11</w:t>
+            </w:r>
+            <w:r>
+              <w:rPr>
+                <w:noProof/>
+                <w:webHidden/>
+              </w:rPr>
+              <w:fldChar w:fldCharType="end"/>
+            </w:r>
+          </w:hyperlink>
+        </w:p>
+        <w:p>
+          <w:pPr>
+            <w:pStyle w:val="21"/>
+            <w:rPr>
+              <w:rFonts w:asciiTheme="minorHAnsi" w:eastAsiaTheme="minorEastAsia" w:hAnsiTheme="minorHAnsi" w:cstheme="minorBidi"/>
+              <w:noProof/>
+              <w:kern w:val="2"/>
+              <w:sz w:val="22"/>
+              <w:szCs w:val="22"/>
+              <w:lang w:eastAsia="ru-RU"/>
+              <w14:ligatures w14:val="standardContextual"/>
+            </w:rPr>
+          </w:pPr>
+          <w:hyperlink w:anchor="_Toc180571159" w:history="1">
+            <w:r>
+              <w:rPr>
+                <w:rStyle w:val="a3"/>
+                <w:rFonts w:eastAsia="Times New Roman"/>
+                <w:b/>
+                <w:bCs/>
+                <w:noProof/>
+              </w:rPr>
+              <w:t>2.6 Задачи проекта</w:t>
+            </w:r>
+            <w:r>
+              <w:rPr>
+                <w:noProof/>
+                <w:webHidden/>
+              </w:rPr>
+              <w:tab/>
+            </w:r>
+            <w:r>
+              <w:rPr>
+                <w:noProof/>
+                <w:webHidden/>
+              </w:rPr>
+              <w:fldChar w:fldCharType="begin"/>
+            </w:r>
+            <w:r>
+              <w:rPr>
+                <w:noProof/>
+                <w:webHidden/>
+              </w:rPr>
+              <w:instrText xml:space="preserve"> PAGEREF _Toc180571159 \h </w:instrText>
+            </w:r>
+            <w:r>
+              <w:rPr>
+                <w:noProof/>
+                <w:webHidden/>
+              </w:rPr>
+            </w:r>
+            <w:r>
+              <w:rPr>
+                <w:noProof/>
+                <w:webHidden/>
+              </w:rPr>
+              <w:fldChar w:fldCharType="separate"/>
+            </w:r>
+            <w:r>
+              <w:rPr>
+                <w:noProof/>
+                <w:webHidden/>
+              </w:rPr>
+              <w:t>11</w:t>
+            </w:r>
+            <w:r>
+              <w:rPr>
+                <w:noProof/>
+                <w:webHidden/>
+              </w:rPr>
+              <w:fldChar w:fldCharType="end"/>
+            </w:r>
+          </w:hyperlink>
+        </w:p>
+        <w:p>
+          <w:pPr>
+            <w:pStyle w:val="31"/>
+            <w:rPr>
+              <w:rFonts w:asciiTheme="minorHAnsi" w:eastAsiaTheme="minorEastAsia" w:hAnsiTheme="minorHAnsi" w:cstheme="minorBidi"/>
+              <w:noProof/>
+              <w:kern w:val="2"/>
+              <w:sz w:val="22"/>
+              <w:szCs w:val="22"/>
+              <w:lang w:eastAsia="ru-RU"/>
+              <w14:ligatures w14:val="standardContextual"/>
+            </w:rPr>
+          </w:pPr>
+          <w:hyperlink w:anchor="_Toc180571160" w:history="1">
+            <w:r>
+              <w:rPr>
+                <w:rStyle w:val="a3"/>
+                <w:rFonts w:eastAsia="Times New Roman"/>
+                <w:b/>
+                <w:noProof/>
+              </w:rPr>
+              <w:t>2.6.1 Для клиентов</w:t>
+            </w:r>
+            <w:r>
+              <w:rPr>
+                <w:noProof/>
+                <w:webHidden/>
+              </w:rPr>
+              <w:tab/>
+            </w:r>
+            <w:r>
+              <w:rPr>
+                <w:noProof/>
+                <w:webHidden/>
+              </w:rPr>
+              <w:fldChar w:fldCharType="begin"/>
+            </w:r>
+            <w:r>
+              <w:rPr>
+                <w:noProof/>
+                <w:webHidden/>
+              </w:rPr>
+              <w:instrText xml:space="preserve"> PAGEREF _Toc180571160 \h </w:instrText>
+            </w:r>
+            <w:r>
+              <w:rPr>
+                <w:noProof/>
+                <w:webHidden/>
+              </w:rPr>
+            </w:r>
+            <w:r>
+              <w:rPr>
+                <w:noProof/>
+                <w:webHidden/>
+              </w:rPr>
+              <w:fldChar w:fldCharType="separate"/>
+            </w:r>
+            <w:r>
+              <w:rPr>
+                <w:noProof/>
+                <w:webHidden/>
+              </w:rPr>
+              <w:t>11</w:t>
+            </w:r>
+            <w:r>
+              <w:rPr>
+                <w:noProof/>
+                <w:webHidden/>
+              </w:rPr>
+              <w:fldChar w:fldCharType="end"/>
+            </w:r>
+          </w:hyperlink>
+        </w:p>
+        <w:p>
+          <w:pPr>
+            <w:pStyle w:val="31"/>
+            <w:rPr>
+              <w:rFonts w:asciiTheme="minorHAnsi" w:eastAsiaTheme="minorEastAsia" w:hAnsiTheme="minorHAnsi" w:cstheme="minorBidi"/>
+              <w:noProof/>
+              <w:kern w:val="2"/>
+              <w:sz w:val="22"/>
+              <w:szCs w:val="22"/>
+              <w:lang w:eastAsia="ru-RU"/>
+              <w14:ligatures w14:val="standardContextual"/>
+            </w:rPr>
+          </w:pPr>
+          <w:hyperlink w:anchor="_Toc180571161" w:history="1">
+            <w:r>
+              <w:rPr>
+                <w:rStyle w:val="a3"/>
+                <w:rFonts w:eastAsia="Times New Roman"/>
+                <w:b/>
+                <w:noProof/>
+              </w:rPr>
+              <w:t>2.6.2 Для администраторов</w:t>
+            </w:r>
+            <w:r>
+              <w:rPr>
+                <w:noProof/>
+                <w:webHidden/>
+              </w:rPr>
+              <w:tab/>
+            </w:r>
+            <w:r>
+              <w:rPr>
+                <w:noProof/>
+                <w:webHidden/>
+              </w:rPr>
+              <w:fldChar w:fldCharType="begin"/>
+            </w:r>
+            <w:r>
+              <w:rPr>
+                <w:noProof/>
+                <w:webHidden/>
+              </w:rPr>
+              <w:instrText xml:space="preserve"> PAGEREF _Toc180571161 \h </w:instrText>
+            </w:r>
+            <w:r>
+              <w:rPr>
+                <w:noProof/>
+                <w:webHidden/>
+              </w:rPr>
+            </w:r>
+            <w:r>
+              <w:rPr>
+                <w:noProof/>
+                <w:webHidden/>
+              </w:rPr>
+              <w:fldChar w:fldCharType="separate"/>
+            </w:r>
+            <w:r>
+              <w:rPr>
+                <w:noProof/>
+                <w:webHidden/>
+              </w:rPr>
+              <w:t>12</w:t>
+            </w:r>
+            <w:r>
+              <w:rPr>
+                <w:noProof/>
+                <w:webHidden/>
+              </w:rPr>
+              <w:fldChar w:fldCharType="end"/>
+            </w:r>
+          </w:hyperlink>
+        </w:p>
+        <w:p>
+          <w:pPr>
+            <w:pStyle w:val="11"/>
+            <w:tabs>
+              <w:tab w:val="left" w:pos="1151"/>
+              <w:tab w:val="right" w:leader="dot" w:pos="9344"/>
+            </w:tabs>
+            <w:rPr>
+              <w:rFonts w:asciiTheme="minorHAnsi" w:eastAsiaTheme="minorEastAsia" w:hAnsiTheme="minorHAnsi" w:cstheme="minorBidi"/>
+              <w:noProof/>
+              <w:kern w:val="2"/>
+              <w:sz w:val="22"/>
+              <w:szCs w:val="22"/>
+              <w:lang w:eastAsia="ru-RU"/>
+              <w14:ligatures w14:val="standardContextual"/>
+            </w:rPr>
+          </w:pPr>
+          <w:hyperlink w:anchor="_Toc180571162" w:history="1">
+            <w:r>
+              <w:rPr>
+                <w:rStyle w:val="a3"/>
+                <w:b/>
+                <w:noProof/>
+              </w:rPr>
+              <w:t>3.</w:t>
+            </w:r>
+            <w:r>
+              <w:rPr>
+                <w:rFonts w:asciiTheme="minorHAnsi" w:eastAsiaTheme="minorEastAsia" w:hAnsiTheme="minorHAnsi" w:cstheme="minorBidi"/>
+                <w:noProof/>
+                <w:kern w:val="2"/>
+                <w:sz w:val="22"/>
+                <w:szCs w:val="22"/>
+                <w:lang w:eastAsia="ru-RU"/>
+                <w14:ligatures w14:val="standardContextual"/>
+              </w:rPr>
+              <w:tab/>
+            </w:r>
+            <w:r>
+              <w:rPr>
+                <w:rStyle w:val="a3"/>
+                <w:b/>
+                <w:noProof/>
+              </w:rPr>
+              <w:t>Анализ предметной области</w:t>
+            </w:r>
+            <w:r>
+              <w:rPr>
+                <w:noProof/>
+                <w:webHidden/>
+              </w:rPr>
+              <w:tab/>
+            </w:r>
+            <w:r>
+              <w:rPr>
+                <w:noProof/>
+                <w:webHidden/>
+              </w:rPr>
+              <w:fldChar w:fldCharType="begin"/>
+            </w:r>
+            <w:r>
+              <w:rPr>
+                <w:noProof/>
+                <w:webHidden/>
+              </w:rPr>
+              <w:instrText xml:space="preserve"> PAGEREF _Toc180571162 \h </w:instrText>
+            </w:r>
+            <w:r>
+              <w:rPr>
+                <w:noProof/>
+                <w:webHidden/>
+              </w:rPr>
+            </w:r>
+            <w:r>
+              <w:rPr>
+                <w:noProof/>
+                <w:webHidden/>
+              </w:rPr>
+              <w:fldChar w:fldCharType="separate"/>
+            </w:r>
+            <w:r>
+              <w:rPr>
+                <w:noProof/>
+                <w:webHidden/>
+              </w:rPr>
+              <w:t>13</w:t>
+            </w:r>
+            <w:r>
+              <w:rPr>
+                <w:noProof/>
+                <w:webHidden/>
+              </w:rPr>
+              <w:fldChar w:fldCharType="end"/>
+            </w:r>
+          </w:hyperlink>
+        </w:p>
+        <w:p>
+          <w:pPr>
+            <w:pStyle w:val="21"/>
+            <w:rPr>
+              <w:rFonts w:asciiTheme="minorHAnsi" w:eastAsiaTheme="minorEastAsia" w:hAnsiTheme="minorHAnsi" w:cstheme="minorBidi"/>
+              <w:noProof/>
+              <w:kern w:val="2"/>
+              <w:sz w:val="22"/>
+              <w:szCs w:val="22"/>
+              <w:lang w:eastAsia="ru-RU"/>
+              <w14:ligatures w14:val="standardContextual"/>
+            </w:rPr>
+          </w:pPr>
+          <w:hyperlink w:anchor="_Toc180571163" w:history="1">
+            <w:r>
+              <w:rPr>
+                <w:rStyle w:val="a3"/>
+                <w:noProof/>
+              </w:rPr>
+              <w:t xml:space="preserve">3.2 </w:t>
+            </w:r>
+            <w:r>
+              <w:rPr>
+                <w:rStyle w:val="a3"/>
+                <w:b/>
+                <w:bCs/>
+                <w:noProof/>
+              </w:rPr>
+              <w:t>Обзор аналогов</w:t>
+            </w:r>
+            <w:r>
+              <w:rPr>
+                <w:noProof/>
+                <w:webHidden/>
+              </w:rPr>
+              <w:tab/>
+            </w:r>
+            <w:r>
+              <w:rPr>
+                <w:noProof/>
+                <w:webHidden/>
+              </w:rPr>
+              <w:fldChar w:fldCharType="begin"/>
+            </w:r>
+            <w:r>
+              <w:rPr>
+                <w:noProof/>
+                <w:webHidden/>
+              </w:rPr>
+              <w:instrText xml:space="preserve"> PAGEREF _Toc180571163 \h </w:instrText>
+            </w:r>
+            <w:r>
+              <w:rPr>
+                <w:noProof/>
+                <w:webHidden/>
+              </w:rPr>
+            </w:r>
+            <w:r>
+              <w:rPr>
+                <w:noProof/>
+                <w:webHidden/>
+              </w:rPr>
+              <w:fldChar w:fldCharType="separate"/>
+            </w:r>
+            <w:r>
+              <w:rPr>
+                <w:noProof/>
+                <w:webHidden/>
+              </w:rPr>
+              <w:t>14</w:t>
+            </w:r>
+            <w:r>
+              <w:rPr>
+                <w:noProof/>
+                <w:webHidden/>
+              </w:rPr>
+              <w:fldChar w:fldCharType="end"/>
+            </w:r>
+          </w:hyperlink>
+        </w:p>
+        <w:p>
+          <w:pPr>
+            <w:pStyle w:val="31"/>
+            <w:rPr>
+              <w:rFonts w:asciiTheme="minorHAnsi" w:eastAsiaTheme="minorEastAsia" w:hAnsiTheme="minorHAnsi" w:cstheme="minorBidi"/>
+              <w:noProof/>
+              <w:kern w:val="2"/>
+              <w:sz w:val="22"/>
+              <w:szCs w:val="22"/>
+              <w:lang w:eastAsia="ru-RU"/>
+              <w14:ligatures w14:val="standardContextual"/>
+            </w:rPr>
+          </w:pPr>
+          <w:hyperlink w:anchor="_Toc180571164" w:history="1">
+            <w:r>
+              <w:rPr>
+                <w:rStyle w:val="a3"/>
+                <w:noProof/>
+              </w:rPr>
+              <w:t xml:space="preserve">3.2.1 </w:t>
+            </w:r>
+            <w:r>
+              <w:rPr>
+                <w:rStyle w:val="a3"/>
+                <w:noProof/>
+                <w:lang w:val="en-US"/>
+              </w:rPr>
+              <w:t>Dualingo</w:t>
+            </w:r>
+            <w:r>
+              <w:rPr>
+                <w:noProof/>
+                <w:webHidden/>
+              </w:rPr>
+              <w:tab/>
+            </w:r>
+            <w:r>
+              <w:rPr>
+                <w:noProof/>
+                <w:webHidden/>
+              </w:rPr>
+              <w:fldChar w:fldCharType="begin"/>
+            </w:r>
+            <w:r>
+              <w:rPr>
+                <w:noProof/>
+                <w:webHidden/>
+              </w:rPr>
+              <w:instrText xml:space="preserve"> PAGEREF _Toc180571164 \h </w:instrText>
+            </w:r>
+            <w:r>
+              <w:rPr>
+                <w:noProof/>
+                <w:webHidden/>
+              </w:rPr>
+            </w:r>
+            <w:r>
+              <w:rPr>
+                <w:noProof/>
+                <w:webHidden/>
+              </w:rPr>
+              <w:fldChar w:fldCharType="separate"/>
+            </w:r>
+            <w:r>
+              <w:rPr>
+                <w:noProof/>
+                <w:webHidden/>
+              </w:rPr>
+              <w:t>14</w:t>
+            </w:r>
+            <w:r>
+              <w:rPr>
+                <w:noProof/>
+                <w:webHidden/>
+              </w:rPr>
+              <w:fldChar w:fldCharType="end"/>
+            </w:r>
+          </w:hyperlink>
+        </w:p>
+        <w:p>
+          <w:pPr>
+            <w:pStyle w:val="31"/>
+            <w:rPr>
+              <w:rFonts w:asciiTheme="minorHAnsi" w:eastAsiaTheme="minorEastAsia" w:hAnsiTheme="minorHAnsi" w:cstheme="minorBidi"/>
+              <w:noProof/>
+              <w:kern w:val="2"/>
+              <w:sz w:val="22"/>
+              <w:szCs w:val="22"/>
+              <w:lang w:eastAsia="ru-RU"/>
+              <w14:ligatures w14:val="standardContextual"/>
+            </w:rPr>
+          </w:pPr>
+          <w:hyperlink w:anchor="_Toc180571165" w:history="1">
+            <w:r>
+              <w:rPr>
+                <w:rStyle w:val="a3"/>
+                <w:b/>
+                <w:bCs/>
+                <w:noProof/>
+              </w:rPr>
+              <w:t>3.2.2</w:t>
+            </w:r>
+            <w:r>
+              <w:rPr>
+                <w:rStyle w:val="a3"/>
+                <w:noProof/>
+              </w:rPr>
+              <w:t xml:space="preserve"> </w:t>
+            </w:r>
+            <w:r>
+              <w:rPr>
+                <w:rStyle w:val="a3"/>
+                <w:b/>
+                <w:bCs/>
+                <w:noProof/>
+                <w:lang w:val="en-US"/>
+              </w:rPr>
+              <w:t>Memrise</w:t>
+            </w:r>
+            <w:r>
+              <w:rPr>
+                <w:noProof/>
+                <w:webHidden/>
+              </w:rPr>
+              <w:tab/>
+            </w:r>
+            <w:r>
+              <w:rPr>
+                <w:noProof/>
+                <w:webHidden/>
+              </w:rPr>
+              <w:fldChar w:fldCharType="begin"/>
+            </w:r>
+            <w:r>
+              <w:rPr>
+                <w:noProof/>
+                <w:webHidden/>
+              </w:rPr>
+              <w:instrText xml:space="preserve"> PAGEREF _Toc180571165 \h </w:instrText>
+            </w:r>
+            <w:r>
+              <w:rPr>
+                <w:noProof/>
+                <w:webHidden/>
+              </w:rPr>
+            </w:r>
+            <w:r>
+              <w:rPr>
+                <w:noProof/>
+                <w:webHidden/>
+              </w:rPr>
+              <w:fldChar w:fldCharType="separate"/>
+            </w:r>
+            <w:r>
+              <w:rPr>
+                <w:noProof/>
+                <w:webHidden/>
+              </w:rPr>
+              <w:t>16</w:t>
+            </w:r>
+            <w:r>
+              <w:rPr>
+                <w:noProof/>
+                <w:webHidden/>
+              </w:rPr>
+              <w:fldChar w:fldCharType="end"/>
+            </w:r>
+          </w:hyperlink>
+        </w:p>
+        <w:p>
+          <w:pPr>
+            <w:pStyle w:val="11"/>
+            <w:tabs>
+              <w:tab w:val="left" w:pos="1151"/>
+              <w:tab w:val="right" w:leader="dot" w:pos="9344"/>
+            </w:tabs>
+            <w:rPr>
+              <w:rFonts w:asciiTheme="minorHAnsi" w:eastAsiaTheme="minorEastAsia" w:hAnsiTheme="minorHAnsi" w:cstheme="minorBidi"/>
+              <w:noProof/>
+              <w:kern w:val="2"/>
+              <w:sz w:val="22"/>
+              <w:szCs w:val="22"/>
+              <w:lang w:eastAsia="ru-RU"/>
+              <w14:ligatures w14:val="standardContextual"/>
+            </w:rPr>
+          </w:pPr>
+          <w:hyperlink w:anchor="_Toc180571166" w:history="1">
+            <w:r>
+              <w:rPr>
+                <w:rStyle w:val="a3"/>
+                <w:noProof/>
+              </w:rPr>
+              <w:t>4.</w:t>
+            </w:r>
+            <w:r>
+              <w:rPr>
+                <w:rFonts w:asciiTheme="minorHAnsi" w:eastAsiaTheme="minorEastAsia" w:hAnsiTheme="minorHAnsi" w:cstheme="minorBidi"/>
+                <w:noProof/>
+                <w:kern w:val="2"/>
+                <w:sz w:val="22"/>
+                <w:szCs w:val="22"/>
+                <w:lang w:eastAsia="ru-RU"/>
+                <w14:ligatures w14:val="standardContextual"/>
+              </w:rPr>
+              <w:tab/>
+            </w:r>
+            <w:r>
+              <w:rPr>
+                <w:rStyle w:val="a3"/>
+                <w:noProof/>
+              </w:rPr>
+              <w:t>Реализация</w:t>
+            </w:r>
+            <w:r>
+              <w:rPr>
+                <w:noProof/>
+                <w:webHidden/>
+              </w:rPr>
+              <w:tab/>
+            </w:r>
+            <w:r>
+              <w:rPr>
+                <w:noProof/>
+                <w:webHidden/>
+              </w:rPr>
+              <w:fldChar w:fldCharType="begin"/>
+            </w:r>
+            <w:r>
+              <w:rPr>
+                <w:noProof/>
+                <w:webHidden/>
+              </w:rPr>
+              <w:instrText xml:space="preserve"> PAGEREF _Toc180571166 \h </w:instrText>
+            </w:r>
+            <w:r>
+              <w:rPr>
+                <w:noProof/>
+                <w:webHidden/>
+              </w:rPr>
+            </w:r>
+            <w:r>
+              <w:rPr>
+                <w:noProof/>
+                <w:webHidden/>
+              </w:rPr>
+              <w:fldChar w:fldCharType="separate"/>
+            </w:r>
+            <w:r>
+              <w:rPr>
+                <w:noProof/>
+                <w:webHidden/>
+              </w:rPr>
+              <w:t>18</w:t>
+            </w:r>
+            <w:r>
+              <w:rPr>
+                <w:noProof/>
+                <w:webHidden/>
+              </w:rPr>
+              <w:fldChar w:fldCharType="end"/>
+            </w:r>
+          </w:hyperlink>
+        </w:p>
+        <w:p>
+          <w:pPr>
+            <w:pStyle w:val="31"/>
+            <w:rPr>
+              <w:rFonts w:asciiTheme="minorHAnsi" w:eastAsiaTheme="minorEastAsia" w:hAnsiTheme="minorHAnsi" w:cstheme="minorBidi"/>
+              <w:noProof/>
+              <w:kern w:val="2"/>
+              <w:sz w:val="22"/>
+              <w:szCs w:val="22"/>
+              <w:lang w:eastAsia="ru-RU"/>
+              <w14:ligatures w14:val="standardContextual"/>
+            </w:rPr>
+          </w:pPr>
+          <w:hyperlink w:anchor="_Toc180571167" w:history="1">
+            <w:r>
+              <w:rPr>
+                <w:rStyle w:val="a3"/>
+                <w:noProof/>
+              </w:rPr>
+              <w:t>4.4.2 Основная страница веб-приложения</w:t>
+            </w:r>
+            <w:r>
+              <w:rPr>
+                <w:noProof/>
+                <w:webHidden/>
+              </w:rPr>
+              <w:tab/>
+            </w:r>
+            <w:r>
+              <w:rPr>
+                <w:noProof/>
+                <w:webHidden/>
+              </w:rPr>
+              <w:fldChar w:fldCharType="begin"/>
+            </w:r>
+            <w:r>
+              <w:rPr>
+                <w:noProof/>
+                <w:webHidden/>
+              </w:rPr>
+              <w:instrText xml:space="preserve"> PAGEREF _Toc180571167 \h </w:instrText>
+            </w:r>
+            <w:r>
+              <w:rPr>
+                <w:noProof/>
+                <w:webHidden/>
+              </w:rPr>
+            </w:r>
+            <w:r>
+              <w:rPr>
+                <w:noProof/>
+                <w:webHidden/>
+              </w:rPr>
+              <w:fldChar w:fldCharType="separate"/>
+            </w:r>
+            <w:r>
+              <w:rPr>
+                <w:noProof/>
+                <w:webHidden/>
+              </w:rPr>
+              <w:t>23</w:t>
+            </w:r>
+            <w:r>
+              <w:rPr>
+                <w:noProof/>
+                <w:webHidden/>
+              </w:rPr>
+              <w:fldChar w:fldCharType="end"/>
+            </w:r>
+          </w:hyperlink>
+        </w:p>
+        <w:p>
+          <w:pPr>
+            <w:pStyle w:val="31"/>
+            <w:rPr>
+              <w:rFonts w:asciiTheme="minorHAnsi" w:eastAsiaTheme="minorEastAsia" w:hAnsiTheme="minorHAnsi" w:cstheme="minorBidi"/>
+              <w:noProof/>
+              <w:kern w:val="2"/>
+              <w:sz w:val="22"/>
+              <w:szCs w:val="22"/>
+              <w:lang w:eastAsia="ru-RU"/>
+              <w14:ligatures w14:val="standardContextual"/>
+            </w:rPr>
+          </w:pPr>
+          <w:hyperlink w:anchor="_Toc180571168" w:history="1">
+            <w:r>
+              <w:rPr>
+                <w:rStyle w:val="a3"/>
+                <w:rFonts w:eastAsia="Cambria"/>
+                <w:b/>
+                <w:bCs/>
+                <w:noProof/>
+              </w:rPr>
+              <w:t>4.4.3 вкладка курс</w:t>
+            </w:r>
+            <w:r>
+              <w:rPr>
+                <w:noProof/>
+                <w:webHidden/>
+              </w:rPr>
+              <w:tab/>
+            </w:r>
+            <w:r>
+              <w:rPr>
+                <w:noProof/>
+                <w:webHidden/>
+              </w:rPr>
+              <w:fldChar w:fldCharType="begin"/>
+            </w:r>
+            <w:r>
+              <w:rPr>
+                <w:noProof/>
+                <w:webHidden/>
+              </w:rPr>
+              <w:instrText xml:space="preserve"> PAGEREF _Toc180571168 \h </w:instrText>
+            </w:r>
+            <w:r>
+              <w:rPr>
+                <w:noProof/>
+                <w:webHidden/>
+              </w:rPr>
+            </w:r>
+            <w:r>
+              <w:rPr>
+                <w:noProof/>
+                <w:webHidden/>
+              </w:rPr>
+              <w:fldChar w:fldCharType="separate"/>
+            </w:r>
+            <w:r>
+              <w:rPr>
+                <w:noProof/>
+                <w:webHidden/>
+              </w:rPr>
+              <w:t>24</w:t>
+            </w:r>
+            <w:r>
+              <w:rPr>
+                <w:noProof/>
+                <w:webHidden/>
+              </w:rPr>
+              <w:fldChar w:fldCharType="end"/>
+            </w:r>
+          </w:hyperlink>
+        </w:p>
+        <w:p>
+          <w:pPr>
+            <w:pStyle w:val="31"/>
+            <w:rPr>
+              <w:rFonts w:asciiTheme="minorHAnsi" w:eastAsiaTheme="minorEastAsia" w:hAnsiTheme="minorHAnsi" w:cstheme="minorBidi"/>
+              <w:noProof/>
+              <w:kern w:val="2"/>
+              <w:sz w:val="22"/>
+              <w:szCs w:val="22"/>
+              <w:lang w:eastAsia="ru-RU"/>
+              <w14:ligatures w14:val="standardContextual"/>
+            </w:rPr>
+          </w:pPr>
+          <w:hyperlink w:anchor="_Toc180571169" w:history="1">
+            <w:r>
+              <w:rPr>
+                <w:rStyle w:val="a3"/>
+                <w:b/>
+                <w:bCs/>
+                <w:noProof/>
+              </w:rPr>
+              <w:t>4.4.4 вкладка тест</w:t>
+            </w:r>
+            <w:r>
+              <w:rPr>
+                <w:noProof/>
+                <w:webHidden/>
+              </w:rPr>
+              <w:tab/>
+            </w:r>
+            <w:r>
+              <w:rPr>
+                <w:noProof/>
+                <w:webHidden/>
+              </w:rPr>
+              <w:fldChar w:fldCharType="begin"/>
+            </w:r>
+            <w:r>
+              <w:rPr>
+                <w:noProof/>
+                <w:webHidden/>
+              </w:rPr>
+              <w:instrText xml:space="preserve"> PAGEREF _Toc180571169 \h </w:instrText>
+            </w:r>
+            <w:r>
+              <w:rPr>
+                <w:noProof/>
+                <w:webHidden/>
+              </w:rPr>
+            </w:r>
+            <w:r>
+              <w:rPr>
+                <w:noProof/>
+                <w:webHidden/>
+              </w:rPr>
+              <w:fldChar w:fldCharType="separate"/>
+            </w:r>
+            <w:r>
+              <w:rPr>
+                <w:noProof/>
+                <w:webHidden/>
+              </w:rPr>
+              <w:t>25</w:t>
+            </w:r>
+            <w:r>
+              <w:rPr>
+                <w:noProof/>
+                <w:webHidden/>
+              </w:rPr>
+              <w:fldChar w:fldCharType="end"/>
+            </w:r>
+          </w:hyperlink>
+        </w:p>
+        <w:p>
+          <w:pPr>
+            <w:pStyle w:val="31"/>
+            <w:rPr>
+              <w:rFonts w:asciiTheme="minorHAnsi" w:eastAsiaTheme="minorEastAsia" w:hAnsiTheme="minorHAnsi" w:cstheme="minorBidi"/>
+              <w:noProof/>
+              <w:kern w:val="2"/>
+              <w:sz w:val="22"/>
+              <w:szCs w:val="22"/>
+              <w:lang w:eastAsia="ru-RU"/>
+              <w14:ligatures w14:val="standardContextual"/>
+            </w:rPr>
+          </w:pPr>
+          <w:hyperlink w:anchor="_Toc180571170" w:history="1">
+            <w:r>
+              <w:rPr>
+                <w:rStyle w:val="a3"/>
+                <w:noProof/>
+              </w:rPr>
+              <w:t>4.4.5 Вкладка урок</w:t>
+            </w:r>
+            <w:r>
+              <w:rPr>
+                <w:noProof/>
+                <w:webHidden/>
+              </w:rPr>
+              <w:tab/>
+            </w:r>
+            <w:r>
+              <w:rPr>
+                <w:noProof/>
+                <w:webHidden/>
+              </w:rPr>
+              <w:fldChar w:fldCharType="begin"/>
+            </w:r>
+            <w:r>
+              <w:rPr>
+                <w:noProof/>
+                <w:webHidden/>
+              </w:rPr>
+              <w:instrText xml:space="preserve"> PAGEREF _Toc180571170 \h </w:instrText>
+            </w:r>
+            <w:r>
+              <w:rPr>
+                <w:noProof/>
+                <w:webHidden/>
+              </w:rPr>
+            </w:r>
+            <w:r>
+              <w:rPr>
+                <w:noProof/>
+                <w:webHidden/>
+              </w:rPr>
+              <w:fldChar w:fldCharType="separate"/>
+            </w:r>
+            <w:r>
+              <w:rPr>
+                <w:noProof/>
+                <w:webHidden/>
+              </w:rPr>
+              <w:t>27</w:t>
+            </w:r>
+            <w:r>
+              <w:rPr>
+                <w:noProof/>
+                <w:webHidden/>
+              </w:rPr>
+              <w:fldChar w:fldCharType="end"/>
+            </w:r>
+          </w:hyperlink>
+        </w:p>
+        <w:p>
+          <w:pPr>
+            <w:pStyle w:val="11"/>
+            <w:tabs>
+              <w:tab w:val="right" w:leader="dot" w:pos="9344"/>
+            </w:tabs>
+            <w:rPr>
+              <w:rFonts w:asciiTheme="minorHAnsi" w:eastAsiaTheme="minorEastAsia" w:hAnsiTheme="minorHAnsi" w:cstheme="minorBidi"/>
+              <w:noProof/>
+              <w:kern w:val="2"/>
+              <w:sz w:val="22"/>
+              <w:szCs w:val="22"/>
+              <w:lang w:eastAsia="ru-RU"/>
+              <w14:ligatures w14:val="standardContextual"/>
+            </w:rPr>
+          </w:pPr>
+          <w:hyperlink w:anchor="_Toc180571171" w:history="1">
+            <w:r>
+              <w:rPr>
+                <w:rStyle w:val="a3"/>
+                <w:b/>
+                <w:bCs/>
+                <w:noProof/>
+              </w:rPr>
+              <w:t>5.</w:t>
+            </w:r>
+            <w:r>
+              <w:rPr>
+                <w:rStyle w:val="a3"/>
+                <w:rFonts w:eastAsia="Times New Roman"/>
+                <w:b/>
+                <w:bCs/>
+                <w:noProof/>
+              </w:rPr>
+              <w:t xml:space="preserve"> Порядок контроля и приемки работ</w:t>
+            </w:r>
+            <w:r>
+              <w:rPr>
+                <w:noProof/>
+                <w:webHidden/>
+              </w:rPr>
+              <w:tab/>
+            </w:r>
+            <w:r>
+              <w:rPr>
+                <w:noProof/>
+                <w:webHidden/>
+              </w:rPr>
+              <w:fldChar w:fldCharType="begin"/>
+            </w:r>
+            <w:r>
+              <w:rPr>
+                <w:noProof/>
+                <w:webHidden/>
+              </w:rPr>
+              <w:instrText xml:space="preserve"> PAGEREF _Toc180571171 \h </w:instrText>
+            </w:r>
+            <w:r>
+              <w:rPr>
+                <w:noProof/>
+                <w:webHidden/>
+              </w:rPr>
+            </w:r>
+            <w:r>
+              <w:rPr>
+                <w:noProof/>
+                <w:webHidden/>
+              </w:rPr>
+              <w:fldChar w:fldCharType="separate"/>
+            </w:r>
+            <w:r>
+              <w:rPr>
+                <w:noProof/>
+                <w:webHidden/>
+              </w:rPr>
+              <w:t>28</w:t>
+            </w:r>
+            <w:r>
+              <w:rPr>
+                <w:noProof/>
+                <w:webHidden/>
+              </w:rPr>
+              <w:fldChar w:fldCharType="end"/>
+            </w:r>
+          </w:hyperlink>
+        </w:p>
+        <w:p>
+          <w:pPr>
+            <w:pStyle w:val="11"/>
+            <w:tabs>
+              <w:tab w:val="right" w:leader="dot" w:pos="9344"/>
+            </w:tabs>
+            <w:rPr>
+              <w:rFonts w:asciiTheme="minorHAnsi" w:eastAsiaTheme="minorEastAsia" w:hAnsiTheme="minorHAnsi" w:cstheme="minorBidi"/>
+              <w:noProof/>
+              <w:kern w:val="2"/>
+              <w:sz w:val="22"/>
+              <w:szCs w:val="22"/>
+              <w:lang w:eastAsia="ru-RU"/>
+              <w14:ligatures w14:val="standardContextual"/>
+            </w:rPr>
+          </w:pPr>
+          <w:hyperlink w:anchor="_Toc180571172" w:history="1">
+            <w:r>
+              <w:rPr>
+                <w:rStyle w:val="a3"/>
+                <w:rFonts w:eastAsia="Times New Roman"/>
+                <w:b/>
+                <w:bCs/>
+                <w:noProof/>
+              </w:rPr>
+              <w:t>Заключение</w:t>
+            </w:r>
+            <w:r>
+              <w:rPr>
+                <w:noProof/>
+                <w:webHidden/>
+              </w:rPr>
+              <w:tab/>
+            </w:r>
+            <w:r>
+              <w:rPr>
+                <w:noProof/>
+                <w:webHidden/>
+              </w:rPr>
+              <w:fldChar w:fldCharType="begin"/>
+            </w:r>
+            <w:r>
+              <w:rPr>
+                <w:noProof/>
+                <w:webHidden/>
+              </w:rPr>
+              <w:instrText xml:space="preserve"> PAGEREF _Toc180571172 \h </w:instrText>
+            </w:r>
+            <w:r>
+              <w:rPr>
+                <w:noProof/>
+                <w:webHidden/>
+              </w:rPr>
+            </w:r>
+            <w:r>
+              <w:rPr>
+                <w:noProof/>
+                <w:webHidden/>
+              </w:rPr>
+              <w:fldChar w:fldCharType="separate"/>
+            </w:r>
+            <w:r>
+              <w:rPr>
+                <w:noProof/>
+                <w:webHidden/>
+              </w:rPr>
+              <w:t>29</w:t>
+            </w:r>
+            <w:r>
+              <w:rPr>
+                <w:noProof/>
+                <w:webHidden/>
+              </w:rPr>
+              <w:fldChar w:fldCharType="end"/>
+            </w:r>
+          </w:hyperlink>
+        </w:p>
+        <w:p>
+          <w:pPr>
+            <w:pStyle w:val="11"/>
+            <w:tabs>
+              <w:tab w:val="right" w:leader="dot" w:pos="9344"/>
+            </w:tabs>
+            <w:rPr>
+              <w:rFonts w:asciiTheme="minorHAnsi" w:eastAsiaTheme="minorEastAsia" w:hAnsiTheme="minorHAnsi" w:cstheme="minorBidi"/>
+              <w:noProof/>
+              <w:kern w:val="2"/>
+              <w:sz w:val="22"/>
+              <w:szCs w:val="22"/>
+              <w:lang w:eastAsia="ru-RU"/>
+              <w14:ligatures w14:val="standardContextual"/>
+            </w:rPr>
+          </w:pPr>
+          <w:hyperlink w:anchor="_Toc180571173" w:history="1">
+            <w:r>
+              <w:rPr>
+                <w:rStyle w:val="a3"/>
+                <w:noProof/>
+              </w:rPr>
+              <w:t>Список использованных источников</w:t>
+            </w:r>
+            <w:r>
+              <w:rPr>
+                <w:noProof/>
+                <w:webHidden/>
+              </w:rPr>
+              <w:tab/>
+            </w:r>
+            <w:r>
+              <w:rPr>
+                <w:noProof/>
+                <w:webHidden/>
+              </w:rPr>
+              <w:fldChar w:fldCharType="begin"/>
+            </w:r>
+            <w:r>
+              <w:rPr>
+                <w:noProof/>
+                <w:webHidden/>
+              </w:rPr>
+              <w:instrText xml:space="preserve"> PAGEREF _Toc180571173 \h </w:instrText>
+            </w:r>
+            <w:r>
+              <w:rPr>
+                <w:noProof/>
+                <w:webHidden/>
+              </w:rPr>
+            </w:r>
+            <w:r>
+              <w:rPr>
+                <w:noProof/>
+                <w:webHidden/>
+              </w:rPr>
+              <w:fldChar w:fldCharType="separate"/>
+            </w:r>
+            <w:r>
+              <w:rPr>
+                <w:noProof/>
+                <w:webHidden/>
+              </w:rPr>
+              <w:t>30</w:t>
+            </w:r>
+            <w:r>
+              <w:rPr>
+                <w:noProof/>
+                <w:webHidden/>
+              </w:rPr>
+              <w:fldChar w:fldCharType="end"/>
+            </w:r>
+          </w:hyperlink>
+        </w:p>
+        <w:p>
+          <w:r>
+            <w:rPr>
+              <w:b/>
+              <w:bCs/>
+            </w:rPr>
+            <w:fldChar w:fldCharType="end"/>
+          </w:r>
+        </w:p>
+      </w:sdtContent>
+    </w:sdt>
     <w:p>
       <w:pPr>
         <w:pStyle w:val="-"/>
@@ -675,519 +3050,1130 @@
     </w:p>
     <w:p>
       <w:pPr>
-        <w:pStyle w:val="a"/>
+        <w:pStyle w:val="a5"/>
+      </w:pPr>
+    </w:p>
+    <w:p>
+      <w:pPr>
+        <w:pStyle w:val="a5"/>
+      </w:pPr>
+    </w:p>
+    <w:p>
+      <w:pPr>
+        <w:pStyle w:val="a5"/>
+      </w:pPr>
+    </w:p>
+    <w:p>
+      <w:pPr>
+        <w:pStyle w:val="a5"/>
+      </w:pPr>
+    </w:p>
+    <w:p>
+      <w:pPr>
+        <w:pStyle w:val="a5"/>
+      </w:pPr>
+    </w:p>
+    <w:p>
+      <w:pPr>
+        <w:pStyle w:val="a5"/>
+      </w:pPr>
+    </w:p>
+    <w:p>
+      <w:pPr>
+        <w:pStyle w:val="a5"/>
+      </w:pPr>
+    </w:p>
+    <w:p>
+      <w:pPr>
+        <w:pStyle w:val="a5"/>
+      </w:pPr>
+    </w:p>
+    <w:p>
+      <w:pPr>
+        <w:pStyle w:val="a5"/>
+      </w:pPr>
+    </w:p>
+    <w:p>
+      <w:pPr>
+        <w:pStyle w:val="-"/>
+        <w:outlineLvl w:val="0"/>
+      </w:pPr>
+      <w:r>
+        <w:t xml:space="preserve">                                                          </w:t>
+      </w:r>
+      <w:bookmarkStart w:id="12" w:name="_Toc180571145"/>
+      <w:r>
+        <w:t>Введение</w:t>
+      </w:r>
+      <w:bookmarkEnd w:id="12"/>
+    </w:p>
+    <w:p>
+      <w:pPr>
+        <w:pStyle w:val="-"/>
+        <w:rPr>
+          <w:b w:val="0"/>
+          <w:bCs/>
+        </w:rPr>
+      </w:pPr>
+      <w:r>
+        <w:rPr>
+          <w:b w:val="0"/>
+          <w:bCs/>
+        </w:rPr>
+        <w:t>В современном мире, где знание английского языка становится важным элементом личного и профессионального успеха, управление учебным процессом приобретает особое значение. Люди сталкиваются с необходимостью эффективного планирования, организации и отслеживания своего прогресса в изучении языка. В связи с этим возрастает потребность в инструментах, которые помогут оптимизировать процесс обучения. Веб-приложения для изучения английского языка становятся всё более популярными, предлагая пользователям широкий спектр возможностей для повышения эффективности изучения.</w:t>
+      </w:r>
+    </w:p>
+    <w:p>
+      <w:pPr>
+        <w:pStyle w:val="-"/>
+        <w:rPr>
+          <w:b w:val="0"/>
+          <w:bCs/>
+        </w:rPr>
+      </w:pPr>
+      <w:r>
+        <w:rPr>
+          <w:b w:val="0"/>
+          <w:bCs/>
+        </w:rPr>
+        <w:t>Данная курсовая работа посвящена разработке веб-приложения "</w:t>
+      </w:r>
+      <w:proofErr w:type="spellStart"/>
+      <w:r>
+        <w:rPr>
+          <w:b w:val="0"/>
+          <w:bCs/>
+        </w:rPr>
+        <w:t>LingDisp</w:t>
+      </w:r>
+      <w:proofErr w:type="spellEnd"/>
+      <w:r>
+        <w:rPr>
+          <w:b w:val="0"/>
+          <w:bCs/>
+        </w:rPr>
+        <w:t>", предназначенного для изучения английского языка. Приложение "</w:t>
+      </w:r>
+      <w:proofErr w:type="spellStart"/>
+      <w:r>
+        <w:rPr>
+          <w:b w:val="0"/>
+          <w:bCs/>
+        </w:rPr>
+        <w:t>LingDisp</w:t>
+      </w:r>
+      <w:proofErr w:type="spellEnd"/>
+      <w:r>
+        <w:rPr>
+          <w:b w:val="0"/>
+          <w:bCs/>
+        </w:rPr>
+        <w:t>" предоставляет пользователям гибкий инструмент для планирования учебного процесса, организации и контроля прогресса. С помощью "</w:t>
+      </w:r>
+      <w:proofErr w:type="spellStart"/>
+      <w:r>
+        <w:rPr>
+          <w:b w:val="0"/>
+          <w:bCs/>
+        </w:rPr>
+        <w:t>LingDisp</w:t>
+      </w:r>
+      <w:proofErr w:type="spellEnd"/>
+      <w:r>
+        <w:rPr>
+          <w:b w:val="0"/>
+          <w:bCs/>
+        </w:rPr>
+        <w:t xml:space="preserve">" пользователи </w:t>
+      </w:r>
+      <w:r>
+        <w:rPr>
+          <w:b w:val="0"/>
+          <w:bCs/>
+        </w:rPr>
+        <w:t xml:space="preserve">в будущем </w:t>
+      </w:r>
+      <w:r>
+        <w:rPr>
+          <w:b w:val="0"/>
+          <w:bCs/>
+        </w:rPr>
+        <w:t>смогут создавать учебные задания и списки задач, задавать им сроки выполнения, приоритеты и частоту повторений. Для удобства организации приложение позволяет создавать теги с пользовательскими цветами. После завершения задания или подзадачи</w:t>
+      </w:r>
+      <w:r>
+        <w:rPr>
+          <w:b w:val="0"/>
+          <w:bCs/>
+        </w:rPr>
+        <w:t>,</w:t>
+      </w:r>
+      <w:r>
+        <w:rPr>
+          <w:b w:val="0"/>
+          <w:bCs/>
+        </w:rPr>
+        <w:t xml:space="preserve"> они будут отмечены</w:t>
+      </w:r>
+      <w:r>
+        <w:rPr>
+          <w:b w:val="0"/>
+          <w:bCs/>
+        </w:rPr>
+        <w:t xml:space="preserve"> как выполненные. Приложение также </w:t>
+      </w:r>
+      <w:r>
+        <w:rPr>
+          <w:b w:val="0"/>
+          <w:bCs/>
+        </w:rPr>
+        <w:t xml:space="preserve">учитывает уровень знаний английского языка пользователем и предлагает ему </w:t>
+      </w:r>
+      <w:r>
+        <w:rPr>
+          <w:b w:val="0"/>
+          <w:bCs/>
+        </w:rPr>
+        <w:t>задания разного уровня сложности, подстроенные под пользователя.</w:t>
+      </w:r>
+    </w:p>
+    <w:p>
+      <w:pPr>
+        <w:pStyle w:val="-"/>
+        <w:rPr>
+          <w:b w:val="0"/>
+          <w:bCs/>
+        </w:rPr>
+      </w:pPr>
+      <w:r>
+        <w:rPr>
+          <w:b w:val="0"/>
+          <w:bCs/>
+        </w:rPr>
+        <w:t>Актуальность разработки заключается в отсутствии доступного и удобного приложения для систематизации процесса изучения английского языка, которое обладало бы богатым функционалом и подходило для применения в различных условиях. Разработка веб-приложения "</w:t>
+      </w:r>
+      <w:proofErr w:type="spellStart"/>
+      <w:r>
+        <w:rPr>
+          <w:b w:val="0"/>
+          <w:bCs/>
+        </w:rPr>
+        <w:t>LingDisp</w:t>
+      </w:r>
+      <w:proofErr w:type="spellEnd"/>
+      <w:r>
+        <w:rPr>
+          <w:b w:val="0"/>
+          <w:bCs/>
+        </w:rPr>
+        <w:t xml:space="preserve">" отвечает современной потребности в инструментах, которые помогают эффективно организовывать учебный процесс, планировать задачи и отслеживать </w:t>
+      </w:r>
+      <w:r>
+        <w:rPr>
+          <w:b w:val="0"/>
+          <w:bCs/>
+        </w:rPr>
+        <w:lastRenderedPageBreak/>
+        <w:t>результаты. Приложение "</w:t>
+      </w:r>
+      <w:proofErr w:type="spellStart"/>
+      <w:r>
+        <w:rPr>
+          <w:b w:val="0"/>
+          <w:bCs/>
+        </w:rPr>
+        <w:t>LingDisp</w:t>
+      </w:r>
+      <w:proofErr w:type="spellEnd"/>
+      <w:r>
+        <w:rPr>
+          <w:b w:val="0"/>
+          <w:bCs/>
+        </w:rPr>
+        <w:t>" способствует повышению продуктивности в изучении английского языка, предоставляя пользователям удобный и многофункциональный инструмент для управления своими языковыми целями.</w:t>
+      </w:r>
+    </w:p>
+    <w:p>
+      <w:pPr>
+        <w:pStyle w:val="-"/>
+        <w:rPr>
+          <w:b w:val="0"/>
+          <w:bCs/>
+        </w:rPr>
+      </w:pPr>
+      <w:r>
+        <w:rPr>
+          <w:b w:val="0"/>
+          <w:bCs/>
+        </w:rPr>
+        <w:t>Целью курсовой работы является разработка функционального веб-приложения "</w:t>
+      </w:r>
+      <w:proofErr w:type="spellStart"/>
+      <w:r>
+        <w:rPr>
+          <w:b w:val="0"/>
+          <w:bCs/>
+        </w:rPr>
+        <w:t>LingDisp</w:t>
+      </w:r>
+      <w:proofErr w:type="spellEnd"/>
+      <w:r>
+        <w:rPr>
+          <w:b w:val="0"/>
+          <w:bCs/>
+        </w:rPr>
+        <w:t>" для планирования и управления учебными целями в процессе изучения английского языка. В рамках работы будет создан удобный пользовательский интерфейс, который обеспечит комфортное взаимодействие с приложением. Приложение "</w:t>
+      </w:r>
+      <w:proofErr w:type="spellStart"/>
+      <w:r>
+        <w:rPr>
+          <w:b w:val="0"/>
+          <w:bCs/>
+        </w:rPr>
+        <w:t>LingDisp</w:t>
+      </w:r>
+      <w:proofErr w:type="spellEnd"/>
+      <w:r>
+        <w:rPr>
+          <w:b w:val="0"/>
+          <w:bCs/>
+        </w:rPr>
+        <w:t>" поможет пользователям эффективно достигать своих целей в изучении английского языка.</w:t>
+      </w:r>
+    </w:p>
+    <w:p>
+      <w:pPr>
+        <w:pStyle w:val="-"/>
+        <w:rPr>
+          <w:b w:val="0"/>
+          <w:bCs/>
+        </w:rPr>
+      </w:pPr>
+    </w:p>
+    <w:p>
+      <w:pPr>
+        <w:pStyle w:val="-"/>
+        <w:rPr>
+          <w:b w:val="0"/>
+          <w:bCs/>
+        </w:rPr>
+      </w:pPr>
+    </w:p>
+    <w:p>
+      <w:pPr>
+        <w:pStyle w:val="-"/>
+        <w:rPr>
+          <w:b w:val="0"/>
+          <w:bCs/>
+        </w:rPr>
+      </w:pPr>
+    </w:p>
+    <w:p>
+      <w:pPr>
+        <w:pStyle w:val="-"/>
+        <w:rPr>
+          <w:b w:val="0"/>
+          <w:bCs/>
+        </w:rPr>
+      </w:pPr>
+    </w:p>
+    <w:p>
+      <w:pPr>
+        <w:pStyle w:val="-"/>
+        <w:rPr>
+          <w:b w:val="0"/>
+          <w:bCs/>
+        </w:rPr>
+      </w:pPr>
+    </w:p>
+    <w:p>
+      <w:pPr>
+        <w:pStyle w:val="-"/>
+        <w:rPr>
+          <w:b w:val="0"/>
+          <w:bCs/>
+        </w:rPr>
+      </w:pPr>
+    </w:p>
+    <w:p>
+      <w:pPr>
+        <w:pStyle w:val="-"/>
+        <w:rPr>
+          <w:b w:val="0"/>
+          <w:bCs/>
+        </w:rPr>
+      </w:pPr>
+    </w:p>
+    <w:p>
+      <w:pPr>
+        <w:pStyle w:val="-"/>
+        <w:rPr>
+          <w:b w:val="0"/>
+          <w:bCs/>
+        </w:rPr>
+      </w:pPr>
+    </w:p>
+    <w:p>
+      <w:pPr>
+        <w:pStyle w:val="-"/>
+        <w:rPr>
+          <w:b w:val="0"/>
+          <w:bCs/>
+        </w:rPr>
+      </w:pPr>
+    </w:p>
+    <w:p>
+      <w:pPr>
+        <w:pStyle w:val="-"/>
+        <w:rPr>
+          <w:b w:val="0"/>
+          <w:bCs/>
+        </w:rPr>
+      </w:pPr>
+    </w:p>
+    <w:p>
+      <w:pPr>
+        <w:pStyle w:val="-"/>
+        <w:rPr>
+          <w:b w:val="0"/>
+          <w:bCs/>
+        </w:rPr>
+      </w:pPr>
+    </w:p>
+    <w:p>
+      <w:pPr>
+        <w:pStyle w:val="-"/>
+        <w:rPr>
+          <w:b w:val="0"/>
+          <w:bCs/>
+        </w:rPr>
+      </w:pPr>
+    </w:p>
+    <w:p>
+      <w:pPr>
+        <w:pStyle w:val="-"/>
+        <w:rPr>
+          <w:b w:val="0"/>
+          <w:bCs/>
+        </w:rPr>
+      </w:pPr>
+    </w:p>
+    <w:p>
+      <w:pPr>
+        <w:pStyle w:val="-"/>
+        <w:rPr>
+          <w:b w:val="0"/>
+          <w:bCs/>
+        </w:rPr>
+      </w:pPr>
+    </w:p>
+    <w:p>
+      <w:pPr>
+        <w:pStyle w:val="a5"/>
         <w:numPr>
           <w:ilvl w:val="0"/>
-          <w:numId w:val="0"/>
+          <w:numId w:val="28"/>
         </w:numPr>
-        <w:ind w:left="360"/>
-      </w:pPr>
+        <w:outlineLvl w:val="0"/>
+        <w:rPr>
+          <w:b/>
+          <w:bCs w:val="0"/>
+        </w:rPr>
+      </w:pPr>
+      <w:bookmarkStart w:id="13" w:name="_Toc167977188"/>
+      <w:r>
+        <w:rPr>
+          <w:b/>
+          <w:bCs w:val="0"/>
+        </w:rPr>
+        <w:t xml:space="preserve"> </w:t>
+      </w:r>
+      <w:bookmarkStart w:id="14" w:name="_Toc180571146"/>
+      <w:r>
+        <w:rPr>
+          <w:b/>
+          <w:bCs w:val="0"/>
+        </w:rPr>
+        <w:t>Общие сведения на основе технического задания</w:t>
+      </w:r>
+      <w:bookmarkEnd w:id="14"/>
+    </w:p>
+    <w:p>
+      <w:pPr>
+        <w:pStyle w:val="a5"/>
+        <w:outlineLvl w:val="1"/>
+      </w:pPr>
+      <w:bookmarkStart w:id="15" w:name="_Toc180571147"/>
+      <w:r>
+        <w:rPr>
+          <w:lang w:val="en-US"/>
+        </w:rPr>
+        <w:t>1</w:t>
+      </w:r>
+      <w:r>
+        <w:t>.1</w:t>
+      </w:r>
+      <w:r>
+        <w:rPr>
+          <w:b/>
+          <w:bCs w:val="0"/>
+        </w:rPr>
+        <w:t xml:space="preserve">. Полное наименование </w:t>
+      </w:r>
+      <w:r>
+        <w:rPr>
+          <w:b/>
+          <w:bCs w:val="0"/>
+        </w:rPr>
+        <w:t>приложения</w:t>
+      </w:r>
+      <w:bookmarkEnd w:id="15"/>
+    </w:p>
+    <w:p>
+      <w:pPr>
+        <w:pStyle w:val="a5"/>
+        <w:rPr>
+          <w:lang w:val="en-US"/>
+        </w:rPr>
+      </w:pPr>
+      <w:r>
+        <w:t xml:space="preserve"> </w:t>
+      </w:r>
+      <w:r>
+        <w:t>Полное наименование: «</w:t>
+      </w:r>
+      <w:r>
+        <w:t xml:space="preserve">Приложения для онлайн обучения английскому языку </w:t>
+      </w:r>
+      <w:proofErr w:type="spellStart"/>
+      <w:r>
+        <w:rPr>
+          <w:lang w:val="en-US"/>
+        </w:rPr>
+        <w:t>Lingdisp</w:t>
+      </w:r>
+      <w:proofErr w:type="spellEnd"/>
+      <w:r>
+        <w:t>».</w:t>
+      </w:r>
+    </w:p>
+    <w:p>
+      <w:pPr>
+        <w:pStyle w:val="a5"/>
+      </w:pPr>
+      <w:r>
+        <w:t xml:space="preserve"> Название </w:t>
+      </w:r>
+      <w:r>
+        <w:t>приложения</w:t>
+      </w:r>
+      <w:r>
+        <w:t>: «</w:t>
+      </w:r>
+      <w:proofErr w:type="spellStart"/>
+      <w:r>
+        <w:rPr>
+          <w:lang w:val="en-US"/>
+        </w:rPr>
+        <w:t>Lingdisp</w:t>
+      </w:r>
+      <w:proofErr w:type="spellEnd"/>
+      <w:r>
+        <w:t>».</w:t>
+      </w:r>
+    </w:p>
+    <w:p>
+      <w:pPr>
+        <w:pStyle w:val="a5"/>
+        <w:outlineLvl w:val="1"/>
+      </w:pPr>
+      <w:bookmarkStart w:id="16" w:name="_Toc180571148"/>
+      <w:r>
+        <w:rPr>
+          <w:lang w:val="en-US"/>
+        </w:rPr>
+        <w:t>1</w:t>
+      </w:r>
+      <w:r>
+        <w:t xml:space="preserve">.2. </w:t>
+      </w:r>
+      <w:r>
+        <w:rPr>
+          <w:b/>
+          <w:bCs w:val="0"/>
+        </w:rPr>
+        <w:t>Заказчик сервиса</w:t>
+      </w:r>
+      <w:bookmarkEnd w:id="16"/>
+      <w:r>
+        <w:t xml:space="preserve"> </w:t>
+      </w:r>
+    </w:p>
+    <w:p>
+      <w:pPr>
+        <w:pStyle w:val="a5"/>
+      </w:pPr>
+      <w:r>
+        <w:t>Факультет компьютерных наук Кафедра программирования и информационных технологий Тарасов Вячеслав Сергеевич</w:t>
+      </w:r>
+    </w:p>
+    <w:p>
+      <w:pPr>
+        <w:pStyle w:val="a5"/>
+        <w:outlineLvl w:val="1"/>
+      </w:pPr>
+      <w:bookmarkStart w:id="17" w:name="_Toc180571149"/>
+      <w:r>
+        <w:rPr>
+          <w:lang w:val="en-US"/>
+        </w:rPr>
+        <w:t>1</w:t>
+      </w:r>
+      <w:r>
+        <w:t xml:space="preserve">.3. </w:t>
+      </w:r>
+      <w:r>
+        <w:rPr>
+          <w:b/>
+          <w:bCs w:val="0"/>
+        </w:rPr>
+        <w:t>Исполнители</w:t>
+      </w:r>
+      <w:bookmarkEnd w:id="17"/>
+    </w:p>
+    <w:p>
+      <w:pPr>
+        <w:pStyle w:val="a5"/>
+        <w:rPr>
+          <w:lang w:val="en-US"/>
+        </w:rPr>
+      </w:pPr>
+      <w:r>
+        <w:t xml:space="preserve"> Факультет компьютерных наук Кафедра информационных систем и телекоммуникаций 3 курс, 2 группа Состав команды разработчика:</w:t>
+      </w:r>
+      <w:r>
+        <w:rPr>
+          <w:color w:val="2C2D2E"/>
+          <w:shd w:val="clear" w:color="auto" w:fill="FFFFFF"/>
+        </w:rPr>
+        <w:t xml:space="preserve"> </w:t>
+      </w:r>
+      <w:r>
+        <w:t>Путилин Иван Евгеньевич;</w:t>
+      </w:r>
+      <w:r>
+        <w:rPr>
+          <w:color w:val="2C2D2E"/>
+          <w:shd w:val="clear" w:color="auto" w:fill="FFFFFF"/>
+        </w:rPr>
+        <w:t xml:space="preserve"> </w:t>
+      </w:r>
+      <w:r>
+        <w:t>Калач Максим Иванович;</w:t>
+      </w:r>
+      <w:r>
+        <w:rPr>
+          <w:color w:val="2C2D2E"/>
+          <w:shd w:val="clear" w:color="auto" w:fill="FFFFFF"/>
+        </w:rPr>
+        <w:t xml:space="preserve"> </w:t>
+      </w:r>
+      <w:r>
+        <w:t>Щеголев Тимофей Юрьевич.</w:t>
+      </w:r>
+    </w:p>
+    <w:p>
+      <w:pPr>
+        <w:pStyle w:val="a5"/>
+        <w:outlineLvl w:val="1"/>
+      </w:pPr>
+      <w:bookmarkStart w:id="18" w:name="_Toc180571150"/>
+      <w:r>
+        <w:t xml:space="preserve">1.4 </w:t>
+      </w:r>
+      <w:r>
+        <w:rPr>
+          <w:b/>
+          <w:bCs w:val="0"/>
+        </w:rPr>
+        <w:t>Перечень документов, на основании которых создается проект</w:t>
+      </w:r>
+      <w:bookmarkEnd w:id="18"/>
+      <w:r>
+        <w:t xml:space="preserve"> </w:t>
+      </w:r>
+    </w:p>
+    <w:p>
+      <w:pPr>
+        <w:pStyle w:val="a5"/>
+      </w:pPr>
+      <w:r>
+        <w:t xml:space="preserve">Приложение для онлайн обучения английскому языку </w:t>
+      </w:r>
+      <w:r>
+        <w:t>создается на основании написанного технического задания.</w:t>
+      </w:r>
+    </w:p>
+    <w:p>
+      <w:pPr>
+        <w:pStyle w:val="a5"/>
+        <w:numPr>
+          <w:ilvl w:val="1"/>
+          <w:numId w:val="24"/>
+        </w:numPr>
+        <w:outlineLvl w:val="1"/>
+        <w:rPr>
+          <w:b/>
+          <w:bCs w:val="0"/>
+        </w:rPr>
+      </w:pPr>
+      <w:bookmarkStart w:id="19" w:name="_Toc180571151"/>
+      <w:r>
+        <w:rPr>
+          <w:b/>
+          <w:bCs w:val="0"/>
+        </w:rPr>
+        <w:t>Плановые сроки начала и окончания работы по созданию сервиса</w:t>
+      </w:r>
+      <w:bookmarkEnd w:id="19"/>
+      <w:r>
+        <w:rPr>
+          <w:b/>
+          <w:bCs w:val="0"/>
+        </w:rPr>
+        <w:t xml:space="preserve"> </w:t>
+      </w:r>
+    </w:p>
+    <w:p>
+      <w:pPr>
+        <w:pStyle w:val="a5"/>
+        <w:ind w:left="1440"/>
+      </w:pPr>
+      <w:r>
+        <w:t xml:space="preserve">Плановый срок начала работ – март 2024 </w:t>
+      </w:r>
+    </w:p>
+    <w:p>
+      <w:pPr>
+        <w:pStyle w:val="a5"/>
+        <w:ind w:left="1440"/>
+      </w:pPr>
+      <w:r>
+        <w:lastRenderedPageBreak/>
+        <w:t>Плановый срок окончания работ – июнь 2024</w:t>
+      </w:r>
+    </w:p>
+    <w:p>
+      <w:pPr>
+        <w:pStyle w:val="a5"/>
+        <w:outlineLvl w:val="1"/>
+        <w:rPr>
+          <w:b/>
+          <w:bCs w:val="0"/>
+        </w:rPr>
+      </w:pPr>
+      <w:bookmarkStart w:id="20" w:name="_Toc180571152"/>
+      <w:r>
+        <w:t>1</w:t>
+      </w:r>
+      <w:r>
+        <w:t xml:space="preserve">.6. </w:t>
+      </w:r>
+      <w:r>
+        <w:rPr>
+          <w:b/>
+          <w:bCs w:val="0"/>
+        </w:rPr>
+        <w:t>Порядок оформления и предъявления заказчику результатов работы</w:t>
+      </w:r>
+      <w:bookmarkEnd w:id="20"/>
+      <w:r>
+        <w:rPr>
+          <w:b/>
+          <w:bCs w:val="0"/>
+        </w:rPr>
+        <w:t xml:space="preserve"> </w:t>
+      </w:r>
+    </w:p>
+    <w:p>
+      <w:pPr>
+        <w:pStyle w:val="a5"/>
+      </w:pPr>
+      <w:r>
+        <w:t xml:space="preserve">Работы по созданию проекта сдаются исполнителем поэтапно. По окончании каждого из этапов работ исполнитель сдает заказчику соответствующие отчетные документы этапа, а именно: Техническое задание по ГОСТ 34.602–89; Аналитику проекта; Исходный код; Исполняемые модули; Курсовой проект на основе технического задания. Вся документация должна быть подготовлена в печатном и электронном виде и размещена на </w:t>
+      </w:r>
+      <w:proofErr w:type="spellStart"/>
+      <w:r>
+        <w:t>GitHub</w:t>
+      </w:r>
+      <w:proofErr w:type="spellEnd"/>
+      <w:r>
+        <w:t>.</w:t>
+      </w:r>
+      <w:r>
+        <w:tab/>
+      </w:r>
+    </w:p>
+    <w:p>
+      <w:pPr>
+        <w:pStyle w:val="a5"/>
+        <w:ind w:left="1440"/>
+      </w:pPr>
+    </w:p>
+    <w:p>
+      <w:pPr>
+        <w:pStyle w:val="a5"/>
+      </w:pPr>
+    </w:p>
+    <w:p>
+      <w:pPr>
+        <w:pStyle w:val="a5"/>
+        <w:outlineLvl w:val="0"/>
+      </w:pPr>
+      <w:bookmarkStart w:id="21" w:name="_Toc180571153"/>
+      <w:r>
+        <w:t>2</w:t>
+      </w:r>
+      <w:r>
+        <w:rPr>
+          <w:b/>
+          <w:bCs w:val="0"/>
+        </w:rPr>
+        <w:t xml:space="preserve">. </w:t>
+      </w:r>
+      <w:r>
+        <w:rPr>
+          <w:b/>
+          <w:bCs w:val="0"/>
+        </w:rPr>
+        <w:t>Постановка задачи</w:t>
+      </w:r>
+      <w:bookmarkEnd w:id="13"/>
+      <w:bookmarkEnd w:id="21"/>
+    </w:p>
+    <w:p>
+      <w:pPr>
+        <w:pStyle w:val="a6"/>
+      </w:pPr>
+      <w:bookmarkStart w:id="22" w:name="_Toc167977189"/>
+      <w:r>
+        <w:t xml:space="preserve">2.1 </w:t>
+      </w:r>
+      <w:r>
+        <w:t>Цели работы</w:t>
+      </w:r>
+      <w:bookmarkEnd w:id="22"/>
+    </w:p>
+    <w:p>
+      <w:pPr>
+        <w:pStyle w:val="a9"/>
+      </w:pPr>
+      <w:r>
+        <w:t>Целью данной курсовой работы является разработка веб-приложения "</w:t>
+      </w:r>
+      <w:proofErr w:type="spellStart"/>
+      <w:r>
+        <w:t>LingDisp</w:t>
+      </w:r>
+      <w:proofErr w:type="spellEnd"/>
+      <w:r>
+        <w:t>" для повышения эффективности пользователей в процессе изучения английского языка. Для этого будут реализованы следующие ключевые аспекты:</w:t>
+      </w:r>
+    </w:p>
+    <w:p>
+      <w:pPr>
+        <w:pStyle w:val="a9"/>
+      </w:pPr>
+      <w:r>
+        <w:t>Курсы разных уровней сложности: Приложение предложит пользователям курсы, адаптированные под различные уровни владения английским языком — от начального до продвинутого, что позволит каждому выбрать подходящий уровень и следить за прогрессом в рамках конкретного курса.</w:t>
+      </w:r>
+    </w:p>
+    <w:p>
+      <w:pPr>
+        <w:pStyle w:val="a9"/>
+      </w:pPr>
+      <w:r>
+        <w:lastRenderedPageBreak/>
+        <w:t xml:space="preserve">Визуализация и планирование: Приложение позволит визуализировать учебные задачи, </w:t>
+      </w:r>
+      <w:r>
+        <w:t>отслеживая прогресс выполнения заданий</w:t>
+      </w:r>
+      <w:r>
+        <w:t xml:space="preserve">, что поможет более эффективно </w:t>
+      </w:r>
+      <w:r>
+        <w:t>вникать в процесс.</w:t>
+      </w:r>
+    </w:p>
+    <w:p>
+      <w:pPr>
+        <w:pStyle w:val="a9"/>
+      </w:pPr>
+      <w:r>
+        <w:t>Мотивация и прогресс: "</w:t>
+      </w:r>
+      <w:proofErr w:type="spellStart"/>
+      <w:r>
+        <w:t>LingDisp</w:t>
+      </w:r>
+      <w:proofErr w:type="spellEnd"/>
+      <w:r>
+        <w:t>" будет способствовать формированию устойчивых учебных привычек, повышению мотивации и достижению языковых целей благодаря отслеживанию прогресса и визуализации учебных достижений.</w:t>
+      </w:r>
+    </w:p>
+    <w:p>
+      <w:pPr>
+        <w:pStyle w:val="a6"/>
+      </w:pPr>
+      <w:bookmarkStart w:id="23" w:name="_Toc167977190"/>
+      <w:r>
+        <w:t>2</w:t>
+      </w:r>
+      <w:r>
+        <w:t>.</w:t>
+      </w:r>
+      <w:r>
+        <w:t>2</w:t>
+      </w:r>
+      <w:r>
+        <w:t xml:space="preserve"> </w:t>
+      </w:r>
+      <w:r>
+        <w:t>Задачи веб-приложения</w:t>
+      </w:r>
+      <w:bookmarkEnd w:id="23"/>
+    </w:p>
+    <w:p>
+      <w:pPr>
+        <w:pStyle w:val="a9"/>
+      </w:pPr>
+      <w:r>
+        <w:t>Веб-приложение позволяет пользователем решать следующие задачи</w:t>
+      </w:r>
+      <w:r>
+        <w:t>:</w:t>
+      </w:r>
+    </w:p>
+    <w:p>
+      <w:pPr>
+        <w:pStyle w:val="a9"/>
+      </w:pPr>
+      <w:r>
+        <w:t>-Выбирать курс под нынешний уровень знаний языка</w:t>
+      </w:r>
+    </w:p>
+    <w:p>
+      <w:pPr>
+        <w:pStyle w:val="a9"/>
+      </w:pPr>
+      <w:r>
+        <w:t>-</w:t>
+      </w:r>
+      <w:r>
+        <w:t>Отслеживать выполненную работу</w:t>
+      </w:r>
+    </w:p>
+    <w:p>
+      <w:pPr>
+        <w:pStyle w:val="a9"/>
+      </w:pPr>
+      <w:r>
+        <w:t>-видеть тему работы.</w:t>
+      </w:r>
+    </w:p>
+    <w:p>
+      <w:pPr>
+        <w:pStyle w:val="a6"/>
+      </w:pPr>
+      <w:bookmarkStart w:id="24" w:name="_Toc167977191"/>
+      <w:r>
+        <w:t>2</w:t>
+      </w:r>
+      <w:r>
+        <w:t>.</w:t>
+      </w:r>
+      <w:r>
+        <w:t>3</w:t>
+      </w:r>
+      <w:r>
+        <w:t xml:space="preserve"> </w:t>
+      </w:r>
+      <w:r>
+        <w:t>Требования к веб-приложению</w:t>
+      </w:r>
+      <w:bookmarkEnd w:id="24"/>
     </w:p>
     <w:p>
       <w:pPr>
         <w:pStyle w:val="-"/>
-      </w:pPr>
-      <w:r>
-        <w:t xml:space="preserve">                                                          Введение</w:t>
+        <w:outlineLvl w:val="2"/>
+      </w:pPr>
+      <w:bookmarkStart w:id="25" w:name="_Toc167977192"/>
+      <w:bookmarkStart w:id="26" w:name="_Toc180571154"/>
+      <w:r>
+        <w:t>2</w:t>
+      </w:r>
+      <w:r>
+        <w:t>.</w:t>
+      </w:r>
+      <w:r>
+        <w:t>3</w:t>
+      </w:r>
+      <w:r>
+        <w:t xml:space="preserve">.1 </w:t>
+      </w:r>
+      <w:r>
+        <w:t>Требования к функциям, выполняемым в веб-приложении</w:t>
+      </w:r>
+      <w:bookmarkEnd w:id="25"/>
+      <w:bookmarkEnd w:id="26"/>
+    </w:p>
+    <w:p>
+      <w:pPr>
+        <w:pStyle w:val="a9"/>
+      </w:pPr>
+      <w:r>
+        <w:t>Веб-приложение должно обеспечить неавторизованному пользователю выполнение следующих функций</w:t>
+      </w:r>
+      <w:r>
+        <w:t>:</w:t>
+      </w:r>
+    </w:p>
+    <w:p>
+      <w:pPr>
+        <w:pStyle w:val="a8"/>
+      </w:pPr>
+      <w:r>
+        <w:t>Создание пользовательского профиля</w:t>
+      </w:r>
+      <w:r>
+        <w:t>;</w:t>
+      </w:r>
+    </w:p>
+    <w:p>
+      <w:pPr>
+        <w:pStyle w:val="a8"/>
+      </w:pPr>
+      <w:r>
+        <w:t>Вход в пользовательский профиль</w:t>
+      </w:r>
+      <w:r>
+        <w:t>;</w:t>
+      </w:r>
+    </w:p>
+    <w:p>
+      <w:pPr>
+        <w:pStyle w:val="a8"/>
+      </w:pPr>
+      <w:r>
+        <w:t>Сброс пароля от пользовательского профиля</w:t>
+      </w:r>
+      <w:r>
+        <w:t>.</w:t>
+      </w:r>
+    </w:p>
+    <w:p>
+      <w:pPr>
+        <w:pStyle w:val="a9"/>
+      </w:pPr>
+      <w:r>
+        <w:t>Веб-приложение должно обеспечить авторизованному пользователю выполнение следующих функций</w:t>
+      </w:r>
+      <w:r>
+        <w:t>:</w:t>
+      </w:r>
+      <w:r>
+        <w:t xml:space="preserve"> </w:t>
+      </w:r>
+    </w:p>
+    <w:p>
+      <w:pPr>
+        <w:pStyle w:val="a8"/>
+      </w:pPr>
+      <w:r>
+        <w:t>Выход из пользовательского профиля</w:t>
+      </w:r>
+      <w:r>
+        <w:t>;</w:t>
+      </w:r>
+    </w:p>
+    <w:p>
+      <w:pPr>
+        <w:pStyle w:val="a8"/>
+      </w:pPr>
+      <w:r>
+        <w:t>Создание, редактирование и удаление тегов</w:t>
+      </w:r>
+      <w:r>
+        <w:t>;</w:t>
+      </w:r>
+    </w:p>
+    <w:p>
+      <w:pPr>
+        <w:pStyle w:val="a8"/>
+      </w:pPr>
+      <w:proofErr w:type="spellStart"/>
+      <w:r>
+        <w:t>Просмотор</w:t>
+      </w:r>
+      <w:proofErr w:type="spellEnd"/>
+      <w:r>
+        <w:t xml:space="preserve"> </w:t>
+      </w:r>
+      <w:proofErr w:type="spellStart"/>
+      <w:r>
+        <w:t>аналитечской</w:t>
+      </w:r>
+      <w:proofErr w:type="spellEnd"/>
+      <w:r>
+        <w:t xml:space="preserve"> информации по задачам</w:t>
+      </w:r>
+      <w:r>
+        <w:t>;</w:t>
+      </w:r>
+    </w:p>
+    <w:p>
+      <w:pPr>
+        <w:pStyle w:val="a8"/>
+      </w:pPr>
+      <w:r>
+        <w:t>Добавление задачам подзадач.</w:t>
       </w:r>
     </w:p>
     <w:p>
       <w:pPr>
         <w:pStyle w:val="-"/>
-        <w:rPr>
-          <w:b w:val="0"/>
-          <w:bCs/>
-        </w:rPr>
-      </w:pPr>
-      <w:r>
-        <w:rPr>
-          <w:b w:val="0"/>
-          <w:bCs/>
-        </w:rPr>
-        <w:t>В современном мире, где знание английского языка становится важным элементом личного и профессионального успеха, управление учебным процессом приобретает особое значение. Люди сталкиваются с необходимостью эффективного планирования, организации и отслеживания своего прогресса в изучении языка. В связи с этим возрастает потребность в инструментах, которые помогут оптимизировать процесс обучения. Веб-приложения для изучения английского языка становятся всё более популярными, предлагая пользователям широкий спектр возможностей для повышения эффективности изучения.</w:t>
-      </w:r>
-    </w:p>
-    <w:p>
-      <w:pPr>
-        <w:pStyle w:val="-"/>
-        <w:rPr>
-          <w:b w:val="0"/>
-          <w:bCs/>
-        </w:rPr>
-      </w:pPr>
-      <w:r>
-        <w:rPr>
-          <w:b w:val="0"/>
-          <w:bCs/>
-        </w:rPr>
-        <w:t xml:space="preserve">Данная курсовая работа посвящена разработке веб-приложения "LingDisp", предназначенного для изучения английского языка. Приложение "LingDisp" предоставляет пользователям гибкий инструмент для планирования учебного процесса, организации и контроля прогресса. С помощью "LingDisp" пользователи </w:t>
-      </w:r>
-      <w:r>
-        <w:rPr>
-          <w:b w:val="0"/>
-          <w:bCs/>
-        </w:rPr>
-        <w:t xml:space="preserve">в будущем </w:t>
-      </w:r>
-      <w:r>
-        <w:rPr>
-          <w:b w:val="0"/>
-          <w:bCs/>
-        </w:rPr>
-        <w:t>смогут создавать учебные задания и списки задач, задавать им сроки выполнения, приоритеты и частоту повторений. Для удобства организации приложение позволяет создавать теги с пользовательскими цветами. После завершения задания или подзадачи</w:t>
-      </w:r>
-      <w:r>
-        <w:rPr>
-          <w:b w:val="0"/>
-          <w:bCs/>
-        </w:rPr>
-        <w:t>,</w:t>
-      </w:r>
-      <w:r>
-        <w:rPr>
-          <w:b w:val="0"/>
-          <w:bCs/>
-        </w:rPr>
-        <w:t xml:space="preserve"> они будут отмечены</w:t>
-      </w:r>
-      <w:r>
-        <w:rPr>
-          <w:b w:val="0"/>
-          <w:bCs/>
-        </w:rPr>
-        <w:t xml:space="preserve"> как выполненные. Приложение также </w:t>
-      </w:r>
-      <w:r>
-        <w:rPr>
-          <w:b w:val="0"/>
-          <w:bCs/>
-        </w:rPr>
-        <w:t xml:space="preserve">учитывает уровень </w:t>
-      </w:r>
-      <w:r>
-        <w:rPr>
-          <w:b w:val="0"/>
-          <w:bCs/>
-        </w:rPr>
+        <w:outlineLvl w:val="2"/>
+      </w:pPr>
+      <w:bookmarkStart w:id="27" w:name="_Toc180571155"/>
+      <w:r>
+        <w:t>2</w:t>
+      </w:r>
+      <w:r>
+        <w:t>.</w:t>
+      </w:r>
+      <w:r>
+        <w:t>3</w:t>
+      </w:r>
+      <w:r>
+        <w:t>.2</w:t>
+      </w:r>
+      <w:bookmarkStart w:id="28" w:name="_Toc167977193"/>
+      <w:r>
+        <w:t xml:space="preserve"> </w:t>
+      </w:r>
+      <w:r>
+        <w:t>Требования к программному обеспечению веб-приложения</w:t>
+      </w:r>
+      <w:bookmarkEnd w:id="27"/>
+      <w:bookmarkEnd w:id="28"/>
+    </w:p>
+    <w:p>
+      <w:pPr>
+        <w:pStyle w:val="a7"/>
+      </w:pPr>
+      <w:r>
         <w:lastRenderedPageBreak/>
-        <w:t xml:space="preserve">знаний английского языка пользователем и предлагает ему </w:t>
-      </w:r>
-      <w:r>
-        <w:rPr>
-          <w:b w:val="0"/>
-          <w:bCs/>
-        </w:rPr>
-        <w:t>задания разного уровня сложности, подстроенные под пользователя.</w:t>
-      </w:r>
-    </w:p>
-    <w:p>
-      <w:pPr>
-        <w:pStyle w:val="-"/>
-        <w:rPr>
-          <w:b w:val="0"/>
-          <w:bCs/>
-        </w:rPr>
-      </w:pPr>
-      <w:r>
-        <w:rPr>
-          <w:b w:val="0"/>
-          <w:bCs/>
-        </w:rPr>
-        <w:t>Актуальность разработки заключается в отсутствии доступного и удобного приложения для систематизации процесса изучения английского языка, которое обладало бы богатым функционалом и подходило для применения в различных условиях. Разработка веб-приложения "LingDisp" отвечает современной потребности в инструментах, которые помогают эффективно организовывать учебный процесс, планировать задачи и отслеживать результаты. Приложение "LingDisp" способствует повышению продуктивности в изучении английского языка, предоставляя пользователям удобный и многофункциональный инструмент для управления своими языковыми целями.</w:t>
-      </w:r>
-    </w:p>
-    <w:p>
-      <w:pPr>
-        <w:pStyle w:val="-"/>
-        <w:rPr>
-          <w:b w:val="0"/>
-          <w:bCs/>
-        </w:rPr>
-      </w:pPr>
-      <w:r>
-        <w:rPr>
-          <w:b w:val="0"/>
-          <w:bCs/>
-        </w:rPr>
-        <w:t>Целью курсовой работы является разработка функционального веб-приложения "LingDisp" для планирования и управления учебными целями в процессе изучения английского языка. В рамках работы будет создан удобный пользовательский интерфейс, который обеспечит комфортное взаимодействие с приложением. Приложение "LingDisp" поможет пользователям эффективно достигать своих целей в изучении английского языка.</w:t>
-      </w:r>
-    </w:p>
-    <w:p>
-      <w:pPr>
-        <w:pStyle w:val="-"/>
-        <w:rPr>
-          <w:b w:val="0"/>
-          <w:bCs/>
-        </w:rPr>
-      </w:pPr>
-    </w:p>
-    <w:p>
-      <w:pPr>
-        <w:pStyle w:val="-"/>
-        <w:rPr>
-          <w:b w:val="0"/>
-          <w:bCs/>
-        </w:rPr>
-      </w:pPr>
-    </w:p>
-    <w:p>
-      <w:pPr>
-        <w:pStyle w:val="-"/>
-        <w:rPr>
-          <w:b w:val="0"/>
-          <w:bCs/>
-        </w:rPr>
-      </w:pPr>
-    </w:p>
-    <w:p>
-      <w:pPr>
-        <w:pStyle w:val="-"/>
-        <w:rPr>
-          <w:b w:val="0"/>
-          <w:bCs/>
-        </w:rPr>
-      </w:pPr>
-    </w:p>
-    <w:p>
-      <w:pPr>
-        <w:pStyle w:val="-"/>
-        <w:rPr>
-          <w:b w:val="0"/>
-          <w:bCs/>
-        </w:rPr>
-      </w:pPr>
-    </w:p>
-    <w:p>
-      <w:pPr>
-        <w:pStyle w:val="-"/>
-        <w:rPr>
-          <w:b w:val="0"/>
-          <w:bCs/>
-        </w:rPr>
-      </w:pPr>
-    </w:p>
-    <w:p>
-      <w:pPr>
-        <w:pStyle w:val="-"/>
-        <w:rPr>
-          <w:b w:val="0"/>
-          <w:bCs/>
-        </w:rPr>
-      </w:pPr>
-    </w:p>
-    <w:p>
-      <w:pPr>
-        <w:pStyle w:val="-"/>
-        <w:rPr>
-          <w:b w:val="0"/>
-          <w:bCs/>
-        </w:rPr>
-      </w:pPr>
-    </w:p>
-    <w:p>
-      <w:pPr>
-        <w:pStyle w:val="-"/>
-        <w:rPr>
-          <w:b w:val="0"/>
-          <w:bCs/>
-        </w:rPr>
-      </w:pPr>
-    </w:p>
-    <w:p>
-      <w:pPr>
-        <w:pStyle w:val="-"/>
-        <w:rPr>
-          <w:b w:val="0"/>
-          <w:bCs/>
-        </w:rPr>
-      </w:pPr>
-    </w:p>
-    <w:p>
-      <w:pPr>
-        <w:pStyle w:val="-"/>
-        <w:rPr>
-          <w:b w:val="0"/>
-          <w:bCs/>
-        </w:rPr>
-      </w:pPr>
-    </w:p>
-    <w:p>
-      <w:pPr>
-        <w:pStyle w:val="-"/>
-        <w:rPr>
-          <w:b w:val="0"/>
-          <w:bCs/>
-        </w:rPr>
-      </w:pPr>
-    </w:p>
-    <w:p>
-      <w:pPr>
-        <w:pStyle w:val="-"/>
-        <w:rPr>
-          <w:b w:val="0"/>
-          <w:bCs/>
-        </w:rPr>
-      </w:pPr>
-    </w:p>
-    <w:p>
-      <w:pPr>
-        <w:pStyle w:val="-"/>
-        <w:rPr>
-          <w:b w:val="0"/>
-          <w:bCs/>
-        </w:rPr>
-      </w:pPr>
-    </w:p>
-    <w:p>
-      <w:pPr>
-        <w:pStyle w:val="a"/>
-      </w:pPr>
-      <w:bookmarkStart w:id="12" w:name="_Toc167977188"/>
-      <w:r>
-        <w:t>Постановка задачи</w:t>
-      </w:r>
-      <w:bookmarkEnd w:id="12"/>
-    </w:p>
-    <w:p>
-      <w:pPr>
-        <w:pStyle w:val="a6"/>
-      </w:pPr>
-      <w:bookmarkStart w:id="13" w:name="_Toc167977189"/>
-      <w:r>
-        <w:t>Цели работы</w:t>
-      </w:r>
-      <w:bookmarkEnd w:id="13"/>
-    </w:p>
-    <w:p>
-      <w:pPr>
-        <w:pStyle w:val="a9"/>
-      </w:pPr>
-      <w:r>
-        <w:t>Целью данной курсовой работы является разработка веб-приложения "LingDisp" для повышения эффективности пользователей в процессе изучения английского языка. Для этого будут реализованы следующие ключевые аспекты:</w:t>
-      </w:r>
-    </w:p>
-    <w:p>
-      <w:pPr>
-        <w:pStyle w:val="a9"/>
-      </w:pPr>
-      <w:r>
-        <w:t>Курсы разных уровней сложности: Приложение предложит пользователям курсы, адаптированные под различные уровни владения английским языком — от начального до продвинутого, что позволит каждому выбрать подходящий уровень и следить за прогрессом в рамках конкретного курса.</w:t>
-      </w:r>
-    </w:p>
-    <w:p>
-      <w:pPr>
-        <w:pStyle w:val="a9"/>
-      </w:pPr>
-      <w:r>
-        <w:t xml:space="preserve">Визуализация и планирование: Приложение позволит визуализировать учебные задачи, </w:t>
-      </w:r>
-      <w:r>
-        <w:t>отслеживая прогресс выполнения заданий</w:t>
-      </w:r>
-      <w:r>
-        <w:t xml:space="preserve">, что поможет более эффективно </w:t>
-      </w:r>
-      <w:r>
-        <w:t>вникать в процесс.</w:t>
-      </w:r>
-    </w:p>
-    <w:p>
-      <w:pPr>
-        <w:pStyle w:val="a9"/>
-      </w:pPr>
-      <w:r>
-        <w:t>Мотивация и прогресс: "LingDisp" будет способствовать формированию устойчивых учебных привычек, повышению мотивации и достижению языковых целей благодаря отслеживанию прогресса и визуализации учебных достижений.</w:t>
-      </w:r>
-    </w:p>
-    <w:p>
-      <w:pPr>
-        <w:pStyle w:val="a6"/>
-      </w:pPr>
-      <w:bookmarkStart w:id="14" w:name="_Toc167977190"/>
-      <w:r>
-        <w:lastRenderedPageBreak/>
-        <w:t>Задачи веб-приложения</w:t>
-      </w:r>
-      <w:bookmarkEnd w:id="14"/>
-    </w:p>
-    <w:p>
-      <w:pPr>
-        <w:pStyle w:val="a9"/>
-      </w:pPr>
-      <w:r>
-        <w:t>Веб-приложение позволяет пользователем решать следующие задачи</w:t>
-      </w:r>
-      <w:r>
-        <w:t>:</w:t>
-      </w:r>
-    </w:p>
-    <w:p>
-      <w:pPr>
-        <w:pStyle w:val="a9"/>
-      </w:pPr>
-      <w:r>
-        <w:t>-Выбирать курс под нынешний уровень знаний языка</w:t>
-      </w:r>
-    </w:p>
-    <w:p>
-      <w:pPr>
-        <w:pStyle w:val="a9"/>
-      </w:pPr>
-      <w:r>
-        <w:t>-</w:t>
-      </w:r>
-      <w:r>
-        <w:t>Отслеживать выполненную работу</w:t>
-      </w:r>
-    </w:p>
-    <w:p>
-      <w:pPr>
-        <w:pStyle w:val="a9"/>
-      </w:pPr>
-      <w:r>
-        <w:t>-видеть тему работы.</w:t>
-      </w:r>
-    </w:p>
-    <w:p>
-      <w:pPr>
-        <w:pStyle w:val="a6"/>
-      </w:pPr>
-      <w:bookmarkStart w:id="15" w:name="_Toc167977191"/>
-      <w:r>
-        <w:t>1.3Требования к веб-приложению</w:t>
-      </w:r>
-      <w:bookmarkEnd w:id="15"/>
-    </w:p>
-    <w:p>
-      <w:pPr>
-        <w:pStyle w:val="-"/>
-      </w:pPr>
-      <w:bookmarkStart w:id="16" w:name="_Toc167977192"/>
-      <w:r>
-        <w:t>1.3.1Требования к функциям, выполняемым в веб-приложении</w:t>
-      </w:r>
-      <w:bookmarkEnd w:id="16"/>
-    </w:p>
-    <w:p>
-      <w:pPr>
-        <w:pStyle w:val="a9"/>
-      </w:pPr>
-      <w:r>
-        <w:t>Веб-приложение должно обеспечить неавторизованному пользователю выполнение следующих функций</w:t>
-      </w:r>
-      <w:r>
-        <w:t>:</w:t>
-      </w:r>
-    </w:p>
-    <w:p>
-      <w:pPr>
-        <w:pStyle w:val="a8"/>
-      </w:pPr>
-      <w:r>
-        <w:t>Создание пользовательского профиля</w:t>
-      </w:r>
-      <w:r>
-        <w:t>;</w:t>
-      </w:r>
-    </w:p>
-    <w:p>
-      <w:pPr>
-        <w:pStyle w:val="a8"/>
-      </w:pPr>
-      <w:r>
-        <w:t>Вход в пользовательский профиль</w:t>
-      </w:r>
-      <w:r>
-        <w:t>;</w:t>
-      </w:r>
-    </w:p>
-    <w:p>
-      <w:pPr>
-        <w:pStyle w:val="a8"/>
-      </w:pPr>
-      <w:r>
-        <w:t>Сброс пароля от пользовательского профиля</w:t>
-      </w:r>
-      <w:r>
-        <w:t>.</w:t>
-      </w:r>
-    </w:p>
-    <w:p>
-      <w:pPr>
-        <w:pStyle w:val="a9"/>
-      </w:pPr>
-      <w:r>
-        <w:t>Веб-приложение должно обеспечить авторизованному пользователю выполнение следующих функций</w:t>
-      </w:r>
-      <w:r>
-        <w:t>:</w:t>
-      </w:r>
-      <w:r>
-        <w:t xml:space="preserve"> </w:t>
-      </w:r>
-    </w:p>
-    <w:p>
-      <w:pPr>
-        <w:pStyle w:val="a8"/>
-      </w:pPr>
-      <w:r>
-        <w:t>Выход из пользовательского профиля</w:t>
-      </w:r>
-      <w:r>
-        <w:t>;</w:t>
-      </w:r>
-    </w:p>
-    <w:p>
-      <w:pPr>
-        <w:pStyle w:val="a8"/>
-      </w:pPr>
-      <w:r>
-        <w:t>Создание, редактирование и удаление тегов</w:t>
-      </w:r>
-      <w:r>
-        <w:t>;</w:t>
-      </w:r>
-    </w:p>
-    <w:p>
-      <w:pPr>
-        <w:pStyle w:val="a8"/>
-      </w:pPr>
-      <w:r>
-        <w:t>Просмотор аналитечской информации по задачам</w:t>
-      </w:r>
-      <w:r>
-        <w:t>;</w:t>
-      </w:r>
-    </w:p>
-    <w:p>
-      <w:pPr>
-        <w:pStyle w:val="a8"/>
-      </w:pPr>
-      <w:r>
-        <w:t>Добавление задачам подзадач.</w:t>
-      </w:r>
-    </w:p>
-    <w:p>
-      <w:pPr>
-        <w:pStyle w:val="-"/>
-      </w:pPr>
-      <w:r>
-        <w:t>1.3.2</w:t>
-      </w:r>
-      <w:bookmarkStart w:id="17" w:name="_Toc167977193"/>
-      <w:r>
-        <w:t xml:space="preserve"> </w:t>
-      </w:r>
-      <w:r>
-        <w:t>Требования к программному обеспечению веб-приложения</w:t>
-      </w:r>
-      <w:bookmarkEnd w:id="17"/>
-    </w:p>
-    <w:p>
-      <w:pPr>
-        <w:pStyle w:val="a7"/>
-      </w:pPr>
-      <w:r>
         <w:t>Веб-приложение будет построено на основе архитектуры клиент-серверного взаимодействия с использованием REST API. Для создания серверной части будут применены следующие технологии:</w:t>
       </w:r>
     </w:p>
@@ -1200,7 +4186,15 @@
         </w:numPr>
       </w:pPr>
       <w:r>
-        <w:t>Фреймворки Spring и Hibernate для управления запросами и взаимодействия с базой данных;</w:t>
+        <w:t xml:space="preserve">Фреймворки Spring и </w:t>
+      </w:r>
+      <w:proofErr w:type="spellStart"/>
+      <w:r>
+        <w:t>Hibernate</w:t>
+      </w:r>
+      <w:proofErr w:type="spellEnd"/>
+      <w:r>
+        <w:t xml:space="preserve"> для управления запросами и взаимодействия с базой данных;</w:t>
       </w:r>
     </w:p>
     <w:p>
@@ -1212,7 +4206,15 @@
         </w:numPr>
       </w:pPr>
       <w:r>
-        <w:t>Система управления базами данных PostgreSQL;</w:t>
+        <w:t xml:space="preserve">Система управления базами данных </w:t>
+      </w:r>
+      <w:proofErr w:type="spellStart"/>
+      <w:r>
+        <w:t>PostgreSQL</w:t>
+      </w:r>
+      <w:proofErr w:type="spellEnd"/>
+      <w:r>
+        <w:t>;</w:t>
       </w:r>
     </w:p>
     <w:p>
@@ -1224,7 +4226,6 @@
         </w:numPr>
       </w:pPr>
       <w:r>
-        <w:lastRenderedPageBreak/>
         <w:t>Язык программирования Java для написания серверной логики.</w:t>
       </w:r>
     </w:p>
@@ -1280,58 +4281,114 @@
           <w:numId w:val="9"/>
         </w:numPr>
       </w:pPr>
-      <w:r>
-        <w:t>React как фреймворк для создания динамичного и удобного пользовательского интерфейса.</w:t>
-      </w:r>
+      <w:proofErr w:type="spellStart"/>
+      <w:r>
+        <w:t>React</w:t>
+      </w:r>
+      <w:proofErr w:type="spellEnd"/>
+      <w:r>
+        <w:t xml:space="preserve"> как фреймворк для создания динамичного и удобного пользовательского интерфейса.</w:t>
+      </w:r>
+    </w:p>
+    <w:p>
+      <w:pPr>
+        <w:pStyle w:val="a7"/>
+      </w:pPr>
+    </w:p>
+    <w:p>
+      <w:pPr>
+        <w:pStyle w:val="a7"/>
+      </w:pPr>
     </w:p>
     <w:p>
       <w:pPr>
         <w:pStyle w:val="-"/>
-      </w:pPr>
+        <w:outlineLvl w:val="2"/>
+      </w:pPr>
+      <w:bookmarkStart w:id="29" w:name="_Toc180571156"/>
       <w:r>
         <w:rPr>
           <w:bCs/>
         </w:rPr>
-        <w:t>1.3.3</w:t>
-      </w:r>
-      <w:bookmarkStart w:id="18" w:name="_Toc167977194"/>
+        <w:t>2</w:t>
+      </w:r>
+      <w:r>
+        <w:rPr>
+          <w:bCs/>
+        </w:rPr>
+        <w:t>.</w:t>
+      </w:r>
+      <w:r>
+        <w:rPr>
+          <w:bCs/>
+        </w:rPr>
+        <w:t>3</w:t>
+      </w:r>
+      <w:r>
+        <w:rPr>
+          <w:bCs/>
+        </w:rPr>
+        <w:t>.3</w:t>
+      </w:r>
+      <w:bookmarkStart w:id="30" w:name="_Toc167977194"/>
       <w:r>
         <w:t xml:space="preserve"> </w:t>
       </w:r>
       <w:r>
         <w:t>Требование к защите информации</w:t>
       </w:r>
-      <w:bookmarkEnd w:id="18"/>
+      <w:bookmarkEnd w:id="29"/>
+      <w:bookmarkEnd w:id="30"/>
     </w:p>
     <w:p>
       <w:pPr>
         <w:pStyle w:val="a7"/>
       </w:pPr>
       <w:r>
-        <w:t>Веб-приложение должно гарантировать безопасность персональных данных пользователей, используя алгоритм BCrypt для хеширования паролей, которые сохраняются в базе данных через Spring Security. Защита сервера от SQL-инъекций должна обеспечиваться применением параметризованных запросов при работе с базой данных.</w:t>
+        <w:t xml:space="preserve">Веб-приложение должно гарантировать безопасность персональных данных пользователей, используя алгоритм </w:t>
+      </w:r>
+      <w:proofErr w:type="spellStart"/>
+      <w:r>
+        <w:t>BCrypt</w:t>
+      </w:r>
+      <w:proofErr w:type="spellEnd"/>
+      <w:r>
+        <w:t xml:space="preserve"> для хеширования паролей, которые сохраняются в базе данных через Spring Security. </w:t>
+      </w:r>
+      <w:r>
+        <w:lastRenderedPageBreak/>
+        <w:t>Защита сервера от SQL-инъекций должна обеспечиваться применением параметризованных запросов при работе с базой данных.</w:t>
       </w:r>
     </w:p>
     <w:p>
       <w:pPr>
         <w:pStyle w:val="a6"/>
       </w:pPr>
-      <w:bookmarkStart w:id="19" w:name="_Toc167977197"/>
+      <w:bookmarkStart w:id="31" w:name="_Toc167977197"/>
       <w:r>
         <w:t>Задачи, решаемые в процессе разработки</w:t>
       </w:r>
-      <w:bookmarkEnd w:id="19"/>
+      <w:bookmarkEnd w:id="31"/>
     </w:p>
     <w:p>
       <w:pPr>
         <w:pStyle w:val="a9"/>
       </w:pPr>
       <w:r>
-        <w:t>Были поставлены следующие задачи:</w:t>
-      </w:r>
-    </w:p>
-    <w:p>
-      <w:pPr>
-        <w:pStyle w:val="a8"/>
+        <w:rPr>
+          <w:b/>
+          <w:bCs/>
+        </w:rPr>
+        <w:t>Были поставлены следующие задачи</w:t>
+      </w:r>
+      <w:r>
+        <w:t>:</w:t>
+      </w:r>
+    </w:p>
+    <w:p>
+      <w:pPr>
+        <w:pStyle w:val="a8"/>
+        <w:ind w:left="0"/>
       </w:pPr>
       <w:r>
         <w:t>Анализ предметной области;</w:t>
@@ -1340,6 +4397,7 @@
     <w:p>
       <w:pPr>
         <w:pStyle w:val="a8"/>
+        <w:ind w:left="0"/>
       </w:pPr>
       <w:r>
         <w:t>Обзор аналогов;</w:t>
@@ -1348,6 +4406,7 @@
     <w:p>
       <w:pPr>
         <w:pStyle w:val="a8"/>
+        <w:ind w:left="0"/>
       </w:pPr>
       <w:r>
         <w:t>Постановка задачи;</w:t>
@@ -1356,14 +4415,24 @@
     <w:p>
       <w:pPr>
         <w:pStyle w:val="a8"/>
-      </w:pPr>
-      <w:r>
-        <w:t xml:space="preserve">Создание репозитория GitHub </w:t>
-      </w:r>
-    </w:p>
-    <w:p>
-      <w:pPr>
-        <w:pStyle w:val="a8"/>
+        <w:ind w:left="0"/>
+      </w:pPr>
+      <w:r>
+        <w:t xml:space="preserve">Создание репозитория </w:t>
+      </w:r>
+      <w:proofErr w:type="spellStart"/>
+      <w:r>
+        <w:t>GitHub</w:t>
+      </w:r>
+      <w:proofErr w:type="spellEnd"/>
+      <w:r>
+        <w:t xml:space="preserve"> </w:t>
+      </w:r>
+    </w:p>
+    <w:p>
+      <w:pPr>
+        <w:pStyle w:val="a8"/>
+        <w:ind w:left="0"/>
       </w:pPr>
       <w:r>
         <w:t>Разработка требований: к приложению в общем, к функциям, к структуре, к программному обеспечению, к оформлению и верстке страниц, к защите информации;</w:t>
@@ -1372,74 +4441,883 @@
     <w:p>
       <w:pPr>
         <w:pStyle w:val="a8"/>
-      </w:pPr>
-      <w:r>
+        <w:ind w:left="0"/>
+      </w:pPr>
+      <w:r>
+        <w:t>Разработка дизайна приложения;</w:t>
+      </w:r>
+    </w:p>
+    <w:p>
+      <w:pPr>
+        <w:pStyle w:val="a8"/>
+        <w:ind w:left="0"/>
+      </w:pPr>
+      <w:r>
+        <w:t>Написание технического задания в соответствии с ГОСТ 34.602 –2020;</w:t>
+      </w:r>
+    </w:p>
+    <w:p>
+      <w:pPr>
+        <w:pStyle w:val="a8"/>
+        <w:ind w:left="0"/>
+      </w:pPr>
+      <w:r>
+        <w:t>Реализация интерфейса приложения;</w:t>
+      </w:r>
+    </w:p>
+    <w:p>
+      <w:pPr>
+        <w:pStyle w:val="a8"/>
+        <w:ind w:left="0"/>
+      </w:pPr>
+      <w:r>
+        <w:t>Реализация серверной части приложения;</w:t>
+      </w:r>
+    </w:p>
+    <w:p>
+      <w:pPr>
+        <w:pStyle w:val="a8"/>
+        <w:ind w:left="0"/>
+      </w:pPr>
+      <w:r>
+        <w:t>Развертывание приложения;</w:t>
+      </w:r>
+    </w:p>
+    <w:p>
+      <w:pPr>
+        <w:pStyle w:val="a8"/>
+        <w:ind w:left="0"/>
+      </w:pPr>
+      <w:r>
+        <w:t>Написание курсовой работы</w:t>
+      </w:r>
+    </w:p>
+    <w:p>
+      <w:pPr>
+        <w:pStyle w:val="a8"/>
+        <w:ind w:left="0"/>
+      </w:pPr>
+    </w:p>
+    <w:p>
+      <w:pPr>
+        <w:pStyle w:val="a8"/>
+        <w:ind w:left="0" w:firstLine="708"/>
+        <w:outlineLvl w:val="1"/>
+        <w:rPr>
+          <w:b/>
+          <w:bCs/>
+        </w:rPr>
+      </w:pPr>
+      <w:bookmarkStart w:id="32" w:name="_Toc180571157"/>
+      <w:r>
+        <w:rPr>
+          <w:b/>
+          <w:bCs/>
+        </w:rPr>
+        <w:t>2.</w:t>
+      </w:r>
+      <w:r>
+        <w:rPr>
+          <w:b/>
+          <w:bCs/>
+        </w:rPr>
+        <w:t>4</w:t>
+      </w:r>
+      <w:r>
+        <w:rPr>
+          <w:b/>
+          <w:bCs/>
+        </w:rPr>
+        <w:t xml:space="preserve"> </w:t>
+      </w:r>
+      <w:r>
+        <w:rPr>
+          <w:b/>
+          <w:bCs/>
+        </w:rPr>
+        <w:t>Границы проекта</w:t>
+      </w:r>
+      <w:bookmarkEnd w:id="32"/>
+      <w:r>
+        <w:rPr>
+          <w:b/>
+          <w:bCs/>
+        </w:rPr>
+        <w:t xml:space="preserve"> </w:t>
+      </w:r>
+    </w:p>
+    <w:p>
+      <w:pPr>
+        <w:pStyle w:val="a8"/>
+        <w:ind w:left="0"/>
+      </w:pPr>
+      <w:r>
+        <w:t>Основными границами проекта являются:</w:t>
+      </w:r>
+    </w:p>
+    <w:p>
+      <w:pPr>
+        <w:pStyle w:val="a8"/>
+        <w:ind w:left="0"/>
+      </w:pPr>
+      <w:r>
+        <w:t xml:space="preserve"> </w:t>
+      </w:r>
+      <w:r>
+        <w:sym w:font="Symbol" w:char="F0BE"/>
+      </w:r>
+      <w:r>
+        <w:t xml:space="preserve"> Разработка функциональности </w:t>
+      </w:r>
+      <w:r>
+        <w:t>приложения</w:t>
+      </w:r>
+    </w:p>
+    <w:p>
+      <w:pPr>
+        <w:pStyle w:val="a8"/>
+        <w:ind w:left="0"/>
+      </w:pPr>
+      <w:r>
+        <w:sym w:font="Symbol" w:char="F0BE"/>
+      </w:r>
+      <w:r>
+        <w:t xml:space="preserve"> Возможность </w:t>
+      </w:r>
+      <w:r>
+        <w:t>отслеживать уровень знаний</w:t>
+      </w:r>
+    </w:p>
+    <w:p>
+      <w:pPr>
+        <w:pStyle w:val="a8"/>
+        <w:ind w:left="0"/>
+      </w:pPr>
+      <w:r>
+        <w:sym w:font="Symbol" w:char="F0BE"/>
+      </w:r>
+      <w:r>
+        <w:t xml:space="preserve"> </w:t>
+      </w:r>
+      <w:r>
+        <w:t>Возможность отслеживать данные пользователя</w:t>
+      </w:r>
+    </w:p>
+    <w:p>
+      <w:pPr>
+        <w:pStyle w:val="a8"/>
+        <w:ind w:left="0"/>
+      </w:pPr>
+      <w:r>
+        <w:t xml:space="preserve">То, что точно выходит за основные границы проекта: </w:t>
+      </w:r>
+    </w:p>
+    <w:p>
+      <w:pPr>
+        <w:pStyle w:val="a8"/>
+        <w:ind w:left="0"/>
+      </w:pPr>
+      <w:r>
+        <w:sym w:font="Symbol" w:char="F0BE"/>
+      </w:r>
+      <w:r>
+        <w:t xml:space="preserve"> Полноценная система с покупкой;</w:t>
+      </w:r>
+    </w:p>
+    <w:p>
+      <w:pPr>
+        <w:pStyle w:val="a8"/>
+        <w:ind w:left="0"/>
+      </w:pPr>
+      <w:r>
+        <w:t xml:space="preserve"> </w:t>
+      </w:r>
+      <w:r>
+        <w:sym w:font="Symbol" w:char="F0BE"/>
+      </w:r>
+      <w:r>
+        <w:t xml:space="preserve"> Мобильное приложение для покупки; </w:t>
+      </w:r>
+    </w:p>
+    <w:p>
+      <w:pPr>
+        <w:pStyle w:val="a8"/>
+        <w:ind w:left="0"/>
+      </w:pPr>
+      <w:r>
+        <w:sym w:font="Symbol" w:char="F0BE"/>
+      </w:r>
+      <w:r>
+        <w:t xml:space="preserve"> </w:t>
+      </w:r>
+      <w:r>
+        <w:t>Отслеживание прогресса в календаре</w:t>
+      </w:r>
+    </w:p>
+    <w:p>
+      <w:pPr>
+        <w:pStyle w:val="a8"/>
+        <w:ind w:left="0"/>
+      </w:pPr>
+    </w:p>
+    <w:p>
+      <w:pPr>
+        <w:pStyle w:val="a8"/>
+        <w:ind w:left="0"/>
+      </w:pPr>
+    </w:p>
+    <w:p>
+      <w:pPr>
+        <w:pStyle w:val="a8"/>
+        <w:ind w:left="0"/>
+      </w:pPr>
+    </w:p>
+    <w:p>
+      <w:pPr>
+        <w:pStyle w:val="a8"/>
+        <w:ind w:left="0"/>
+      </w:pPr>
+    </w:p>
+    <w:p>
+      <w:pPr>
+        <w:pStyle w:val="a8"/>
+        <w:ind w:left="0"/>
+      </w:pPr>
+    </w:p>
+    <w:p>
+      <w:pPr>
+        <w:pStyle w:val="a8"/>
+        <w:ind w:left="0"/>
+      </w:pPr>
+    </w:p>
+    <w:p>
+      <w:pPr>
+        <w:pStyle w:val="a8"/>
+        <w:ind w:left="0"/>
+      </w:pPr>
+    </w:p>
+    <w:p>
+      <w:pPr>
+        <w:pStyle w:val="a8"/>
+        <w:ind w:left="0" w:firstLine="708"/>
+        <w:outlineLvl w:val="1"/>
+      </w:pPr>
+      <w:bookmarkStart w:id="33" w:name="_Toc180571158"/>
+      <w:r>
+        <w:t>2</w:t>
+      </w:r>
+      <w:r>
+        <w:t>.</w:t>
+      </w:r>
+      <w:r>
+        <w:t>5</w:t>
+      </w:r>
+      <w:r>
+        <w:t xml:space="preserve"> </w:t>
+      </w:r>
+      <w:r>
+        <w:rPr>
+          <w:b/>
+          <w:bCs/>
+        </w:rPr>
+        <w:t>Основной сценарий сервиса</w:t>
+      </w:r>
+      <w:bookmarkEnd w:id="33"/>
+    </w:p>
+    <w:p>
+      <w:r>
+        <w:t>Пользователь переходит по защищенной ссылке на сервис и видит каталог</w:t>
+      </w:r>
+      <w:r>
+        <w:t xml:space="preserve"> со всеми курсами</w:t>
+      </w:r>
+      <w:r>
+        <w:t>,</w:t>
+      </w:r>
+      <w:r>
+        <w:t xml:space="preserve"> рекомендуется пройти тестовый опрос на проверку знаний английского языка</w:t>
+      </w:r>
+      <w:r>
+        <w:t>,</w:t>
+      </w:r>
+      <w:r>
+        <w:t xml:space="preserve"> для дальнейшего комфортного взаимодействия с более глубокими уроками, направленными на оптимальное обучение пользователя</w:t>
+      </w:r>
+      <w:r>
+        <w:t xml:space="preserve">. </w:t>
+      </w:r>
+    </w:p>
+    <w:p>
+      <w:pPr>
+        <w:pStyle w:val="2"/>
+        <w:rPr>
+          <w:rFonts w:ascii="Times New Roman" w:eastAsia="Times New Roman" w:hAnsi="Times New Roman" w:cs="Times New Roman"/>
+          <w:b/>
+          <w:bCs/>
+          <w:color w:val="auto"/>
+          <w:sz w:val="28"/>
+        </w:rPr>
+      </w:pPr>
+      <w:bookmarkStart w:id="34" w:name="_Toc180566359"/>
+      <w:bookmarkStart w:id="35" w:name="_Toc180566979"/>
+      <w:bookmarkStart w:id="36" w:name="_Toc180570488"/>
+      <w:bookmarkStart w:id="37" w:name="_Toc180571159"/>
+      <w:r>
+        <w:rPr>
+          <w:rFonts w:ascii="Times New Roman" w:eastAsia="Times New Roman" w:hAnsi="Times New Roman" w:cs="Times New Roman"/>
+          <w:b/>
+          <w:bCs/>
+          <w:color w:val="auto"/>
+          <w:sz w:val="28"/>
+        </w:rPr>
+        <w:t>2.</w:t>
+      </w:r>
+      <w:r>
+        <w:rPr>
+          <w:rFonts w:ascii="Times New Roman" w:eastAsia="Times New Roman" w:hAnsi="Times New Roman" w:cs="Times New Roman"/>
+          <w:b/>
+          <w:bCs/>
+          <w:color w:val="auto"/>
+          <w:sz w:val="28"/>
+        </w:rPr>
+        <w:t>6</w:t>
+      </w:r>
+      <w:r>
+        <w:rPr>
+          <w:rFonts w:ascii="Times New Roman" w:eastAsia="Times New Roman" w:hAnsi="Times New Roman" w:cs="Times New Roman"/>
+          <w:b/>
+          <w:bCs/>
+          <w:color w:val="auto"/>
+          <w:sz w:val="28"/>
+        </w:rPr>
+        <w:t xml:space="preserve"> Задачи проекта</w:t>
+      </w:r>
+      <w:bookmarkEnd w:id="34"/>
+      <w:bookmarkEnd w:id="35"/>
+      <w:bookmarkEnd w:id="36"/>
+      <w:bookmarkEnd w:id="37"/>
+      <w:r>
+        <w:rPr>
+          <w:rFonts w:ascii="Times New Roman" w:eastAsia="Times New Roman" w:hAnsi="Times New Roman" w:cs="Times New Roman"/>
+          <w:b/>
+          <w:bCs/>
+          <w:color w:val="auto"/>
+          <w:sz w:val="28"/>
+        </w:rPr>
+        <w:t xml:space="preserve"> </w:t>
+      </w:r>
+    </w:p>
+    <w:p>
+      <w:pPr>
+        <w:ind w:left="708"/>
+      </w:pPr>
+      <w:r>
+        <w:t xml:space="preserve">Обеспечить возможность пользователям страницы выбрать </w:t>
+      </w:r>
+      <w:r>
+        <w:t>нужный для себя курс с уроками</w:t>
+      </w:r>
+      <w:r>
+        <w:t>,</w:t>
+      </w:r>
+      <w:r>
+        <w:t xml:space="preserve"> предварительно пройдя тестовый опрос на знания английского языка. </w:t>
+      </w:r>
+      <w:r>
+        <w:t>Клиенту не нужно будет тратить время на поиски и изучение информации о том,</w:t>
+      </w:r>
+      <w:r>
+        <w:t xml:space="preserve"> какой уровень английского языка у пользователя</w:t>
+      </w:r>
+      <w:r>
+        <w:t>, мы предоставляем готовое решение, которое</w:t>
+      </w:r>
+      <w:r>
+        <w:t xml:space="preserve"> на старте обучения выдает подходящий уровень для пользователя</w:t>
+      </w:r>
+      <w:r>
+        <w:t>.</w:t>
+      </w:r>
+    </w:p>
+    <w:p/>
+    <w:p>
+      <w:pPr>
+        <w:pStyle w:val="3"/>
+        <w:rPr>
+          <w:rFonts w:ascii="Times New Roman" w:eastAsia="Times New Roman" w:hAnsi="Times New Roman" w:cs="Times New Roman"/>
+          <w:b/>
+          <w:color w:val="auto"/>
+          <w:sz w:val="28"/>
+        </w:rPr>
+      </w:pPr>
+      <w:bookmarkStart w:id="38" w:name="_Toc180566360"/>
+      <w:bookmarkStart w:id="39" w:name="_Toc180566980"/>
+      <w:bookmarkStart w:id="40" w:name="_Toc180570489"/>
+      <w:bookmarkStart w:id="41" w:name="_Toc180571160"/>
+      <w:r>
+        <w:rPr>
+          <w:rFonts w:ascii="Times New Roman" w:eastAsia="Times New Roman" w:hAnsi="Times New Roman" w:cs="Times New Roman"/>
+          <w:b/>
+          <w:color w:val="auto"/>
+          <w:sz w:val="28"/>
+        </w:rPr>
+        <w:t>2.</w:t>
+      </w:r>
+      <w:r>
+        <w:rPr>
+          <w:rFonts w:ascii="Times New Roman" w:eastAsia="Times New Roman" w:hAnsi="Times New Roman" w:cs="Times New Roman"/>
+          <w:b/>
+          <w:color w:val="auto"/>
+          <w:sz w:val="28"/>
+        </w:rPr>
+        <w:t>6</w:t>
+      </w:r>
+      <w:r>
+        <w:rPr>
+          <w:rFonts w:ascii="Times New Roman" w:eastAsia="Times New Roman" w:hAnsi="Times New Roman" w:cs="Times New Roman"/>
+          <w:b/>
+          <w:color w:val="auto"/>
+          <w:sz w:val="28"/>
+        </w:rPr>
+        <w:t>.1 Для клиентов</w:t>
+      </w:r>
+      <w:bookmarkEnd w:id="38"/>
+      <w:bookmarkEnd w:id="39"/>
+      <w:bookmarkEnd w:id="40"/>
+      <w:bookmarkEnd w:id="41"/>
+    </w:p>
+    <w:p>
+      <w:pPr>
+        <w:numPr>
+          <w:ilvl w:val="0"/>
+          <w:numId w:val="26"/>
+        </w:numPr>
+        <w:tabs>
+          <w:tab w:val="left" w:pos="2834"/>
+        </w:tabs>
+        <w:spacing w:after="160"/>
+        <w:ind w:left="1219" w:hanging="357"/>
+        <w:rPr>
+          <w:rFonts w:eastAsia="Times New Roman"/>
+        </w:rPr>
+      </w:pPr>
+      <w:r>
+        <w:rPr>
+          <w:rFonts w:eastAsia="Times New Roman"/>
+        </w:rPr>
+        <w:t>Обеспечение возможности для клиентов зарегистрироваться в приложении и создать учетную запись;</w:t>
+      </w:r>
+    </w:p>
+    <w:p>
+      <w:pPr>
+        <w:numPr>
+          <w:ilvl w:val="0"/>
+          <w:numId w:val="26"/>
+        </w:numPr>
+        <w:tabs>
+          <w:tab w:val="left" w:pos="2834"/>
+        </w:tabs>
+        <w:spacing w:after="160"/>
+        <w:ind w:left="1219" w:hanging="357"/>
+        <w:rPr>
+          <w:rFonts w:eastAsia="Times New Roman"/>
+        </w:rPr>
+      </w:pPr>
+      <w:r>
+        <w:rPr>
+          <w:rFonts w:eastAsia="Times New Roman"/>
+        </w:rPr>
+        <w:t>Обеспечение возможности пройти тесты для оценки уровня знаний и проверки прогресса в обучении;</w:t>
+      </w:r>
+    </w:p>
+    <w:p>
+      <w:pPr>
+        <w:numPr>
+          <w:ilvl w:val="0"/>
+          <w:numId w:val="26"/>
+        </w:numPr>
+        <w:tabs>
+          <w:tab w:val="left" w:pos="2834"/>
+        </w:tabs>
+        <w:spacing w:after="160"/>
+        <w:ind w:left="1219" w:hanging="357"/>
+        <w:rPr>
+          <w:rFonts w:eastAsia="Times New Roman"/>
+        </w:rPr>
+      </w:pPr>
+      <w:r>
+        <w:rPr>
+          <w:rFonts w:eastAsia="Times New Roman"/>
+        </w:rPr>
+        <w:t>Обеспечение возможности студентам выбора из различных курсов английского языка в зависимости от их уровня подготовки и целей обучения;</w:t>
+      </w:r>
+    </w:p>
+    <w:p>
+      <w:pPr>
+        <w:numPr>
+          <w:ilvl w:val="0"/>
+          <w:numId w:val="26"/>
+        </w:numPr>
+        <w:tabs>
+          <w:tab w:val="left" w:pos="2834"/>
+        </w:tabs>
+        <w:spacing w:after="160"/>
+        <w:ind w:left="1219" w:hanging="357"/>
+        <w:rPr>
+          <w:rFonts w:eastAsia="Times New Roman"/>
+        </w:rPr>
+      </w:pPr>
+      <w:r>
+        <w:rPr>
+          <w:rFonts w:eastAsia="Times New Roman"/>
+        </w:rPr>
         <w:lastRenderedPageBreak/>
-        <w:t>Разработка дизайна приложения;</w:t>
-      </w:r>
-    </w:p>
-    <w:p>
-      <w:pPr>
-        <w:pStyle w:val="a8"/>
-      </w:pPr>
-      <w:r>
-        <w:t>Написание технического задания в соответствии с ГОСТ 34.602 –2020;</w:t>
-      </w:r>
-    </w:p>
-    <w:p>
-      <w:pPr>
-        <w:pStyle w:val="a8"/>
-      </w:pPr>
-      <w:r>
-        <w:t>Реализация интерфейса приложения;</w:t>
-      </w:r>
-    </w:p>
-    <w:p>
-      <w:pPr>
-        <w:pStyle w:val="a8"/>
-      </w:pPr>
-      <w:r>
-        <w:t>Реализация серверной части приложения;</w:t>
-      </w:r>
-    </w:p>
-    <w:p>
-      <w:pPr>
-        <w:pStyle w:val="a8"/>
-      </w:pPr>
-      <w:r>
-        <w:t>Развертывание приложения;</w:t>
-      </w:r>
-    </w:p>
-    <w:p>
-      <w:pPr>
-        <w:pStyle w:val="a8"/>
-      </w:pPr>
-      <w:r>
-        <w:t>Написание курсовой работы</w:t>
-      </w:r>
-    </w:p>
-    <w:p>
-      <w:pPr>
-        <w:pStyle w:val="a"/>
-      </w:pPr>
-      <w:bookmarkStart w:id="20" w:name="_Toc167977198"/>
-      <w:r>
+        <w:t>Обеспечение доступа к обучающим материалам;</w:t>
+      </w:r>
+    </w:p>
+    <w:p>
+      <w:pPr>
+        <w:numPr>
+          <w:ilvl w:val="0"/>
+          <w:numId w:val="26"/>
+        </w:numPr>
+        <w:tabs>
+          <w:tab w:val="left" w:pos="2834"/>
+        </w:tabs>
+        <w:spacing w:after="160"/>
+        <w:ind w:left="1219" w:hanging="357"/>
+        <w:rPr>
+          <w:rFonts w:eastAsia="Times New Roman"/>
+        </w:rPr>
+      </w:pPr>
+      <w:r>
+        <w:rPr>
+          <w:rFonts w:eastAsia="Times New Roman"/>
+        </w:rPr>
+        <w:t>Обеспечение пользователя общим тестирование на проверку знаний для начала обучения.</w:t>
+      </w:r>
+    </w:p>
+    <w:p>
+      <w:pPr>
+        <w:numPr>
+          <w:ilvl w:val="0"/>
+          <w:numId w:val="26"/>
+        </w:numPr>
+        <w:tabs>
+          <w:tab w:val="left" w:pos="2834"/>
+        </w:tabs>
+        <w:spacing w:after="160"/>
+        <w:ind w:left="1219" w:hanging="357"/>
+        <w:rPr>
+          <w:rFonts w:eastAsia="Times New Roman"/>
+        </w:rPr>
+      </w:pPr>
+      <w:r>
+        <w:rPr>
+          <w:rFonts w:eastAsia="Times New Roman"/>
+        </w:rPr>
+        <w:t>Обеспечение студентам инструментов для отслеживания своего прогресса в обучении.</w:t>
+      </w:r>
+    </w:p>
+    <w:p>
+      <w:pPr>
+        <w:pStyle w:val="3"/>
+        <w:rPr>
+          <w:rFonts w:ascii="Times New Roman" w:eastAsia="Times New Roman" w:hAnsi="Times New Roman" w:cs="Times New Roman"/>
+          <w:b/>
+          <w:color w:val="auto"/>
+          <w:sz w:val="28"/>
+        </w:rPr>
+      </w:pPr>
+      <w:bookmarkStart w:id="42" w:name="_Toc180566361"/>
+      <w:bookmarkStart w:id="43" w:name="_Toc180566981"/>
+      <w:bookmarkStart w:id="44" w:name="_Toc180570490"/>
+      <w:bookmarkStart w:id="45" w:name="_Toc180571161"/>
+      <w:r>
+        <w:rPr>
+          <w:rFonts w:ascii="Times New Roman" w:eastAsia="Times New Roman" w:hAnsi="Times New Roman" w:cs="Times New Roman"/>
+          <w:b/>
+          <w:color w:val="auto"/>
+          <w:sz w:val="28"/>
+        </w:rPr>
+        <w:t>2.</w:t>
+      </w:r>
+      <w:r>
+        <w:rPr>
+          <w:rFonts w:ascii="Times New Roman" w:eastAsia="Times New Roman" w:hAnsi="Times New Roman" w:cs="Times New Roman"/>
+          <w:b/>
+          <w:color w:val="auto"/>
+          <w:sz w:val="28"/>
+        </w:rPr>
+        <w:t>6</w:t>
+      </w:r>
+      <w:r>
+        <w:rPr>
+          <w:rFonts w:ascii="Times New Roman" w:eastAsia="Times New Roman" w:hAnsi="Times New Roman" w:cs="Times New Roman"/>
+          <w:b/>
+          <w:color w:val="auto"/>
+          <w:sz w:val="28"/>
+        </w:rPr>
+        <w:t>.2</w:t>
+      </w:r>
+      <w:r>
+        <w:rPr>
+          <w:rFonts w:ascii="Times New Roman" w:eastAsia="Times New Roman" w:hAnsi="Times New Roman" w:cs="Times New Roman"/>
+          <w:b/>
+          <w:color w:val="auto"/>
+          <w:sz w:val="28"/>
+        </w:rPr>
+        <w:t xml:space="preserve"> Для администраторов</w:t>
+      </w:r>
+      <w:bookmarkEnd w:id="42"/>
+      <w:bookmarkEnd w:id="43"/>
+      <w:bookmarkEnd w:id="44"/>
+      <w:bookmarkEnd w:id="45"/>
+    </w:p>
+    <w:p>
+      <w:pPr>
+        <w:numPr>
+          <w:ilvl w:val="0"/>
+          <w:numId w:val="26"/>
+        </w:numPr>
+        <w:tabs>
+          <w:tab w:val="left" w:pos="2834"/>
+        </w:tabs>
+        <w:spacing w:after="160"/>
+        <w:ind w:left="1219" w:hanging="357"/>
+        <w:rPr>
+          <w:rFonts w:eastAsia="Times New Roman"/>
+        </w:rPr>
+      </w:pPr>
+      <w:r>
+        <w:rPr>
+          <w:rFonts w:eastAsia="Times New Roman"/>
+        </w:rPr>
+        <w:t>Обеспечение возможности просматривать все учебные курсы компании;</w:t>
+      </w:r>
+    </w:p>
+    <w:p>
+      <w:pPr>
+        <w:numPr>
+          <w:ilvl w:val="0"/>
+          <w:numId w:val="26"/>
+        </w:numPr>
+        <w:tabs>
+          <w:tab w:val="left" w:pos="2834"/>
+        </w:tabs>
+        <w:spacing w:after="160"/>
+        <w:ind w:left="1219" w:hanging="357"/>
+        <w:rPr>
+          <w:rFonts w:eastAsia="Times New Roman"/>
+        </w:rPr>
+      </w:pPr>
+      <w:r>
+        <w:rPr>
+          <w:rFonts w:eastAsia="Times New Roman"/>
+        </w:rPr>
+        <w:t>Обеспечение формы для заявки на обучение с возможностью получить учебный курс.</w:t>
+      </w:r>
+    </w:p>
+    <w:p>
+      <w:pPr>
+        <w:numPr>
+          <w:ilvl w:val="0"/>
+          <w:numId w:val="26"/>
+        </w:numPr>
+        <w:tabs>
+          <w:tab w:val="left" w:pos="2834"/>
+        </w:tabs>
+        <w:spacing w:after="160"/>
+        <w:ind w:left="1219" w:hanging="357"/>
+        <w:rPr>
+          <w:rFonts w:eastAsia="Times New Roman"/>
+        </w:rPr>
+      </w:pPr>
+      <w:r>
+        <w:rPr>
+          <w:rFonts w:eastAsia="Times New Roman"/>
+        </w:rPr>
+        <w:t>Обеспечение возможности авторизации;</w:t>
+      </w:r>
+    </w:p>
+    <w:p>
+      <w:pPr>
+        <w:numPr>
+          <w:ilvl w:val="0"/>
+          <w:numId w:val="26"/>
+        </w:numPr>
+        <w:tabs>
+          <w:tab w:val="left" w:pos="2834"/>
+        </w:tabs>
+        <w:spacing w:after="160"/>
+        <w:ind w:left="1219" w:hanging="357"/>
+        <w:rPr>
+          <w:rFonts w:eastAsia="Times New Roman"/>
+        </w:rPr>
+      </w:pPr>
+      <w:r>
+        <w:rPr>
+          <w:rFonts w:eastAsia="Times New Roman"/>
+        </w:rPr>
+        <w:t>Обеспечение возможности отвечать на технические вопросы клиентов.</w:t>
+      </w:r>
+    </w:p>
+    <w:p>
+      <w:pPr>
+        <w:pStyle w:val="a8"/>
+        <w:ind w:left="0"/>
+      </w:pPr>
+    </w:p>
+    <w:p>
+      <w:pPr>
+        <w:pStyle w:val="a8"/>
+      </w:pPr>
+    </w:p>
+    <w:p>
+      <w:pPr>
+        <w:pStyle w:val="a8"/>
+      </w:pPr>
+    </w:p>
+    <w:p>
+      <w:pPr>
+        <w:pStyle w:val="a8"/>
+      </w:pPr>
+    </w:p>
+    <w:p>
+      <w:pPr>
+        <w:pStyle w:val="a8"/>
+      </w:pPr>
+    </w:p>
+    <w:p>
+      <w:pPr>
+        <w:pStyle w:val="a8"/>
+      </w:pPr>
+    </w:p>
+    <w:p>
+      <w:pPr>
+        <w:pStyle w:val="a8"/>
+      </w:pPr>
+    </w:p>
+    <w:p>
+      <w:pPr>
+        <w:pStyle w:val="a8"/>
+        <w:ind w:left="0"/>
+      </w:pPr>
+    </w:p>
+    <w:p>
+      <w:pPr>
+        <w:pStyle w:val="a8"/>
+        <w:ind w:left="0"/>
+      </w:pPr>
+    </w:p>
+    <w:p>
+      <w:pPr>
+        <w:pStyle w:val="a8"/>
+        <w:ind w:left="0"/>
+      </w:pPr>
+    </w:p>
+    <w:p>
+      <w:pPr>
+        <w:pStyle w:val="a8"/>
+        <w:ind w:left="0"/>
+      </w:pPr>
+    </w:p>
+    <w:p>
+      <w:pPr>
+        <w:pStyle w:val="a8"/>
+        <w:ind w:left="0"/>
+      </w:pPr>
+    </w:p>
+    <w:p>
+      <w:pPr>
+        <w:pStyle w:val="a8"/>
+        <w:ind w:left="0"/>
+      </w:pPr>
+    </w:p>
+    <w:p>
+      <w:pPr>
+        <w:pStyle w:val="a8"/>
+        <w:ind w:left="0"/>
+      </w:pPr>
+    </w:p>
+    <w:p>
+      <w:pPr>
+        <w:pStyle w:val="a8"/>
+        <w:ind w:left="0"/>
+      </w:pPr>
+    </w:p>
+    <w:p>
+      <w:pPr>
+        <w:pStyle w:val="a8"/>
+        <w:ind w:left="0"/>
+      </w:pPr>
+    </w:p>
+    <w:p>
+      <w:pPr>
+        <w:pStyle w:val="a8"/>
+        <w:ind w:left="0"/>
+      </w:pPr>
+    </w:p>
+    <w:p>
+      <w:pPr>
+        <w:pStyle w:val="a8"/>
+        <w:ind w:left="0"/>
+      </w:pPr>
+    </w:p>
+    <w:p>
+      <w:pPr>
+        <w:pStyle w:val="a8"/>
+        <w:ind w:left="0"/>
+      </w:pPr>
+    </w:p>
+    <w:p>
+      <w:pPr>
+        <w:pStyle w:val="a8"/>
+      </w:pPr>
+    </w:p>
+    <w:p>
+      <w:pPr>
+        <w:pStyle w:val="a5"/>
+        <w:numPr>
+          <w:ilvl w:val="1"/>
+          <w:numId w:val="8"/>
+        </w:numPr>
+        <w:outlineLvl w:val="0"/>
+        <w:rPr>
+          <w:b/>
+          <w:bCs w:val="0"/>
+        </w:rPr>
+      </w:pPr>
+      <w:bookmarkStart w:id="46" w:name="_Toc167977198"/>
+      <w:bookmarkStart w:id="47" w:name="_Toc180571162"/>
+      <w:r>
+        <w:rPr>
+          <w:b/>
+          <w:bCs w:val="0"/>
+        </w:rPr>
         <w:t>Анализ предметной области</w:t>
       </w:r>
-      <w:bookmarkEnd w:id="20"/>
+      <w:bookmarkEnd w:id="46"/>
+      <w:bookmarkEnd w:id="47"/>
     </w:p>
     <w:p>
       <w:pPr>
         <w:pStyle w:val="a6"/>
       </w:pPr>
       <w:r>
-        <w:t xml:space="preserve">2.1 </w:t>
-      </w:r>
-      <w:bookmarkStart w:id="21" w:name="_Toc167977199"/>
+        <w:t>3</w:t>
+      </w:r>
+      <w:r>
+        <w:t>.</w:t>
+      </w:r>
+      <w:r>
+        <w:t xml:space="preserve">1 </w:t>
+      </w:r>
+      <w:bookmarkStart w:id="48" w:name="_Toc167977199"/>
       <w:r>
         <w:t>Глоссарий</w:t>
       </w:r>
-      <w:bookmarkEnd w:id="21"/>
+      <w:bookmarkEnd w:id="48"/>
     </w:p>
     <w:p>
       <w:pPr>
@@ -1453,16 +5331,26 @@
       <w:pPr>
         <w:pStyle w:val="a8"/>
       </w:pPr>
-      <w:r>
-        <w:t>frontend – это клиентская часть продукта (интерфейс, с которым взаимодействует пользователь);</w:t>
-      </w:r>
-    </w:p>
-    <w:p>
-      <w:pPr>
-        <w:pStyle w:val="a8"/>
-      </w:pPr>
-      <w:r>
-        <w:t>backend – программно-аппаратная часть приложения (логика приложения, скрытая от пользователя);</w:t>
+      <w:proofErr w:type="spellStart"/>
+      <w:r>
+        <w:t>frontend</w:t>
+      </w:r>
+      <w:proofErr w:type="spellEnd"/>
+      <w:r>
+        <w:t xml:space="preserve"> – это клиентская часть продукта (интерфейс, с которым взаимодействует пользователь);</w:t>
+      </w:r>
+    </w:p>
+    <w:p>
+      <w:pPr>
+        <w:pStyle w:val="a8"/>
+      </w:pPr>
+      <w:proofErr w:type="spellStart"/>
+      <w:r>
+        <w:t>backend</w:t>
+      </w:r>
+      <w:proofErr w:type="spellEnd"/>
+      <w:r>
+        <w:t xml:space="preserve"> – программно-аппаратная часть приложения (логика приложения, скрытая от пользователя);</w:t>
       </w:r>
     </w:p>
     <w:p>
@@ -1590,63 +5478,85 @@
     <w:p>
       <w:pPr>
         <w:pStyle w:val="a8"/>
+        <w:ind w:left="0"/>
+        <w:outlineLvl w:val="1"/>
+      </w:pPr>
+      <w:bookmarkStart w:id="49" w:name="_Toc180571163"/>
+      <w:r>
+        <w:t>3</w:t>
+      </w:r>
+      <w:r>
+        <w:t xml:space="preserve">.2 </w:t>
+      </w:r>
+      <w:r>
         <w:rPr>
           <w:b/>
           <w:bCs/>
         </w:rPr>
-      </w:pPr>
-      <w:r>
-        <w:rPr>
-          <w:b/>
-          <w:bCs/>
-        </w:rPr>
-        <w:t>2.2</w:t>
-      </w:r>
+        <w:t>Обзор аналогов</w:t>
+      </w:r>
+      <w:bookmarkEnd w:id="49"/>
+    </w:p>
+    <w:p>
+      <w:pPr>
+        <w:pStyle w:val="a8"/>
+      </w:pPr>
+      <w:r>
+        <w:t xml:space="preserve">На рынке представлено множество приложений для изучения английского языка. Чтобы определить функциональные особенности нашего веб-приложения </w:t>
+      </w:r>
+      <w:proofErr w:type="spellStart"/>
+      <w:r>
+        <w:t>Ing</w:t>
+      </w:r>
+      <w:proofErr w:type="spellEnd"/>
       <w:r>
         <w:t xml:space="preserve"> </w:t>
       </w:r>
-      <w:r>
-        <w:rPr>
-          <w:b/>
-          <w:bCs/>
-        </w:rPr>
-        <w:t>Обзор аналогов</w:t>
-      </w:r>
-    </w:p>
-    <w:p>
-      <w:pPr>
-        <w:pStyle w:val="a8"/>
-      </w:pPr>
-      <w:r>
-        <w:t>На рынке представлено множество приложений для изучения английского языка. Чтобы определить функциональные особенности нашего веб-приложения Ing Disp, мы изучили наиболее популярные решения, основываясь на их рейтингах и количестве пользователей. Затем мы проанализировали их сильные и слабые стороны, чтобы выявить, какие функции могут быть недостаточно охвачены в существующих приложениях и что может быть важно для пользователей.</w:t>
+      <w:proofErr w:type="spellStart"/>
+      <w:r>
+        <w:t>Disp</w:t>
+      </w:r>
+      <w:proofErr w:type="spellEnd"/>
+      <w:r>
+        <w:t>, мы изучили наиболее популярные решения, основываясь на их рейтингах и количестве пользователей. Затем мы проанализировали их сильные и слабые стороны, чтобы выявить, какие функции могут быть недостаточно охвачены в существующих приложениях и что может быть важно для пользователей.</w:t>
       </w:r>
     </w:p>
     <w:p>
       <w:pPr>
         <w:pStyle w:val="-"/>
-      </w:pPr>
-      <w:bookmarkStart w:id="22" w:name="_Toc167977201"/>
-      <w:r>
-        <w:t xml:space="preserve">2.2.1 </w:t>
-      </w:r>
-      <w:bookmarkEnd w:id="22"/>
+        <w:outlineLvl w:val="2"/>
+      </w:pPr>
+      <w:bookmarkStart w:id="50" w:name="_Toc167977201"/>
+      <w:bookmarkStart w:id="51" w:name="_Toc180571164"/>
+      <w:r>
+        <w:t>3</w:t>
+      </w:r>
+      <w:r>
+        <w:t xml:space="preserve">.2.1 </w:t>
+      </w:r>
+      <w:bookmarkEnd w:id="50"/>
+      <w:proofErr w:type="spellStart"/>
       <w:r>
         <w:rPr>
           <w:lang w:val="en-US"/>
         </w:rPr>
         <w:t>Dualingo</w:t>
       </w:r>
+      <w:bookmarkEnd w:id="51"/>
+      <w:proofErr w:type="spellEnd"/>
     </w:p>
     <w:p>
       <w:pPr>
         <w:pStyle w:val="a9"/>
       </w:pPr>
+      <w:proofErr w:type="spellStart"/>
       <w:r>
         <w:rPr>
           <w:lang w:val="en-US"/>
         </w:rPr>
         <w:t>Dualingo</w:t>
       </w:r>
+      <w:proofErr w:type="spellEnd"/>
       <w:r>
         <w:t xml:space="preserve"> – полностью бесплатное</w:t>
       </w:r>
@@ -1657,175 +5567,111 @@
         <w:t>предлагающее весь минимально необходимый функционал для обучения языкам. Основными особенностями являются</w:t>
       </w:r>
       <w:r>
+        <w:t>:</w:t>
+      </w:r>
+      <w:r>
+        <w:t xml:space="preserve"> простой интерфейс и система мотивации.</w:t>
+      </w:r>
+    </w:p>
+    <w:p>
+      <w:pPr>
+        <w:pStyle w:val="a9"/>
+      </w:pPr>
+      <w:r>
+        <w:t>Достоинства</w:t>
+      </w:r>
+      <w:r>
+        <w:t>:</w:t>
+      </w:r>
+    </w:p>
+    <w:p>
+      <w:pPr>
+        <w:pStyle w:val="a8"/>
+      </w:pPr>
+      <w:r>
+        <w:t>Поддержка всех актуальных платформ</w:t>
+      </w:r>
+      <w:r>
+        <w:t>;</w:t>
+      </w:r>
+    </w:p>
+    <w:p>
+      <w:pPr>
+        <w:pStyle w:val="a8"/>
+      </w:pPr>
+      <w:r>
+        <w:t>Возможность прикрепить к задачам текст, фото и файлы;</w:t>
+      </w:r>
+    </w:p>
+    <w:p>
+      <w:pPr>
+        <w:pStyle w:val="a8"/>
+      </w:pPr>
+      <w:r>
+        <w:t>Экспорт задач в текстовый файл;</w:t>
+      </w:r>
+    </w:p>
+    <w:p>
+      <w:pPr>
+        <w:pStyle w:val="a8"/>
+      </w:pPr>
+      <w:r>
+        <w:t>Система рекомендаций, основанная на истории создания задач.</w:t>
+      </w:r>
+    </w:p>
+    <w:p>
+      <w:pPr>
+        <w:pStyle w:val="a9"/>
+      </w:pPr>
+      <w:r>
+        <w:t>Недостатки</w:t>
+      </w:r>
+      <w:r>
+        <w:t>:</w:t>
+      </w:r>
+    </w:p>
+    <w:p>
+      <w:pPr>
+        <w:pStyle w:val="a8"/>
+      </w:pPr>
+      <w:r>
+        <w:t>Отсутствие системы приоритетов задач</w:t>
+      </w:r>
+      <w:r>
+        <w:t>;</w:t>
+      </w:r>
+    </w:p>
+    <w:p>
+      <w:pPr>
+        <w:pStyle w:val="a8"/>
+      </w:pPr>
+      <w:r>
+        <w:t>Отсутствие тегов для задач</w:t>
+      </w:r>
+      <w:r>
+        <w:t>;</w:t>
+      </w:r>
+    </w:p>
+    <w:p>
+      <w:pPr>
+        <w:pStyle w:val="a8"/>
+      </w:pPr>
+      <w:r>
         <w:rPr>
           <w:lang w:val="en-US"/>
         </w:rPr>
-        <w:t>:</w:t>
-      </w:r>
-      <w:r>
-        <w:t xml:space="preserve"> простой интерфейс и система мотивации.</w:t>
-      </w:r>
-    </w:p>
-    <w:p>
-      <w:pPr>
-        <w:pStyle w:val="a9"/>
-      </w:pPr>
-      <w:r>
-        <w:t>Достоинства</w:t>
-      </w:r>
-      <w:r>
-        <w:rPr>
-          <w:lang w:val="en-US"/>
-        </w:rPr>
-        <w:t>:</w:t>
-      </w:r>
-    </w:p>
-    <w:p>
-      <w:pPr>
-        <w:pStyle w:val="a8"/>
-        <w:numPr>
-          <w:ilvl w:val="0"/>
-          <w:numId w:val="3"/>
-        </w:numPr>
-        <w:ind w:left="1066"/>
-      </w:pPr>
-      <w:r>
-        <w:t>Поддержка всех актуальных платформ</w:t>
-      </w:r>
-      <w:r>
-        <w:rPr>
-          <w:lang w:val="en-US"/>
-        </w:rPr>
+        <w:t>NLP</w:t>
+      </w:r>
+      <w:r>
+        <w:t xml:space="preserve"> работает только на английском языке</w:t>
+      </w:r>
+      <w:r>
         <w:t>;</w:t>
       </w:r>
     </w:p>
     <w:p>
       <w:pPr>
         <w:pStyle w:val="a8"/>
-        <w:numPr>
-          <w:ilvl w:val="0"/>
-          <w:numId w:val="3"/>
-        </w:numPr>
-        <w:ind w:left="1066"/>
-      </w:pPr>
-      <w:r>
-        <w:t>Возможность прикрепить к задачам текст, фото и файлы</w:t>
-      </w:r>
-      <w:r>
-        <w:t>;</w:t>
-      </w:r>
-    </w:p>
-    <w:p>
-      <w:pPr>
-        <w:pStyle w:val="a8"/>
-        <w:numPr>
-          <w:ilvl w:val="0"/>
-          <w:numId w:val="3"/>
-        </w:numPr>
-        <w:ind w:left="1066"/>
-      </w:pPr>
-      <w:r>
-        <w:t>Экспорт задач в текстовый файл</w:t>
-      </w:r>
-      <w:r>
-        <w:t>;</w:t>
-      </w:r>
-    </w:p>
-    <w:p>
-      <w:pPr>
-        <w:pStyle w:val="a8"/>
-        <w:numPr>
-          <w:ilvl w:val="0"/>
-          <w:numId w:val="3"/>
-        </w:numPr>
-        <w:ind w:left="1066"/>
-      </w:pPr>
-      <w:r>
-        <w:t>Система рекомендаций, основанная на истории создания задач.</w:t>
-      </w:r>
-    </w:p>
-    <w:p>
-      <w:pPr>
-        <w:pStyle w:val="a9"/>
-      </w:pPr>
-      <w:r>
-        <w:t>Недостатки</w:t>
-      </w:r>
-      <w:r>
-        <w:rPr>
-          <w:lang w:val="en-US"/>
-        </w:rPr>
-        <w:t>:</w:t>
-      </w:r>
-    </w:p>
-    <w:p>
-      <w:pPr>
-        <w:pStyle w:val="a8"/>
-        <w:numPr>
-          <w:ilvl w:val="0"/>
-          <w:numId w:val="3"/>
-        </w:numPr>
-        <w:ind w:left="1066"/>
-      </w:pPr>
-      <w:r>
-        <w:t>Отсутствие системы приоритетов задач</w:t>
-      </w:r>
-      <w:r>
-        <w:rPr>
-          <w:lang w:val="en-US"/>
-        </w:rPr>
-        <w:t>;</w:t>
-      </w:r>
-    </w:p>
-    <w:p>
-      <w:pPr>
-        <w:pStyle w:val="a8"/>
-        <w:numPr>
-          <w:ilvl w:val="0"/>
-          <w:numId w:val="3"/>
-        </w:numPr>
-        <w:ind w:left="1066"/>
-      </w:pPr>
-      <w:r>
-        <w:t>Отсутствие тегов для задач</w:t>
-      </w:r>
-      <w:r>
-        <w:rPr>
-          <w:lang w:val="en-US"/>
-        </w:rPr>
-        <w:t>;</w:t>
-      </w:r>
-    </w:p>
-    <w:p>
-      <w:pPr>
-        <w:pStyle w:val="a8"/>
-        <w:numPr>
-          <w:ilvl w:val="0"/>
-          <w:numId w:val="3"/>
-        </w:numPr>
-        <w:ind w:left="1066"/>
-      </w:pPr>
-      <w:r>
-        <w:rPr>
-          <w:lang w:val="en-US"/>
-        </w:rPr>
-        <w:t>NLP</w:t>
-      </w:r>
-      <w:r>
-        <w:t xml:space="preserve"> работает только на английском языке</w:t>
-      </w:r>
-      <w:r>
-        <w:t>;</w:t>
-      </w:r>
-    </w:p>
-    <w:p>
-      <w:pPr>
-        <w:pStyle w:val="a8"/>
-        <w:numPr>
-          <w:ilvl w:val="0"/>
-          <w:numId w:val="3"/>
-        </w:numPr>
-        <w:ind w:left="1066"/>
       </w:pPr>
       <w:r>
         <w:lastRenderedPageBreak/>
@@ -1835,29 +5681,7 @@
     <w:p>
       <w:pPr>
         <w:pStyle w:val="a8"/>
-        <w:numPr>
-          <w:ilvl w:val="0"/>
-          <w:numId w:val="3"/>
-        </w:numPr>
-        <w:ind w:left="1066"/>
-      </w:pPr>
-      <w:r>
-        <w:t xml:space="preserve">Платный </w:t>
-      </w:r>
-      <w:r>
-        <w:rPr>
-          <w:lang w:val="en-US"/>
-        </w:rPr>
-        <w:t>battlepass</w:t>
-      </w:r>
-    </w:p>
-    <w:p>
-      <w:pPr>
-        <w:pStyle w:val="a8"/>
-      </w:pPr>
-      <w:r>
-        <w:t xml:space="preserve"> </w:t>
-      </w:r>
+      </w:pPr>
     </w:p>
     <w:p>
       <w:pPr>
@@ -1909,44 +5733,464 @@
         <w:pStyle w:val="a8"/>
       </w:pPr>
       <w:r>
-        <w:t xml:space="preserve">                                 Рисунок 1 - Главный экран </w:t>
-      </w:r>
+        <w:t xml:space="preserve">                                Рисунок 1 - Главный экран </w:t>
+      </w:r>
+      <w:proofErr w:type="spellStart"/>
       <w:r>
         <w:rPr>
           <w:lang w:val="en-US"/>
         </w:rPr>
         <w:t>Dualingo</w:t>
       </w:r>
-    </w:p>
-    <w:p>
-      <w:pPr>
-        <w:pStyle w:val="a8"/>
-      </w:pPr>
-    </w:p>
-    <w:p>
-      <w:pPr>
-        <w:pStyle w:val="a8"/>
-      </w:pPr>
-    </w:p>
-    <w:p>
-      <w:pPr>
-        <w:pStyle w:val="a8"/>
-      </w:pPr>
-    </w:p>
-    <w:p>
-      <w:pPr>
-        <w:pStyle w:val="a"/>
-      </w:pPr>
-      <w:r>
+      <w:proofErr w:type="spellEnd"/>
+    </w:p>
+    <w:p>
+      <w:pPr>
+        <w:pStyle w:val="a8"/>
+      </w:pPr>
+    </w:p>
+    <w:p>
+      <w:pPr>
+        <w:pStyle w:val="a8"/>
+      </w:pPr>
+    </w:p>
+    <w:p>
+      <w:pPr>
+        <w:pStyle w:val="a8"/>
+      </w:pPr>
+    </w:p>
+    <w:p>
+      <w:pPr>
+        <w:pStyle w:val="a8"/>
+      </w:pPr>
+    </w:p>
+    <w:p>
+      <w:pPr>
+        <w:pStyle w:val="a8"/>
+      </w:pPr>
+    </w:p>
+    <w:p>
+      <w:pPr>
+        <w:pStyle w:val="a8"/>
+      </w:pPr>
+    </w:p>
+    <w:p>
+      <w:pPr>
+        <w:pStyle w:val="a8"/>
+      </w:pPr>
+    </w:p>
+    <w:p>
+      <w:pPr>
+        <w:pStyle w:val="a8"/>
+      </w:pPr>
+    </w:p>
+    <w:p>
+      <w:pPr>
+        <w:pStyle w:val="a8"/>
+      </w:pPr>
+    </w:p>
+    <w:p>
+      <w:pPr>
+        <w:pStyle w:val="a8"/>
+      </w:pPr>
+    </w:p>
+    <w:p>
+      <w:pPr>
+        <w:pStyle w:val="a8"/>
+      </w:pPr>
+    </w:p>
+    <w:p>
+      <w:pPr>
+        <w:pStyle w:val="a8"/>
+      </w:pPr>
+    </w:p>
+    <w:p>
+      <w:pPr>
+        <w:pStyle w:val="a8"/>
+      </w:pPr>
+    </w:p>
+    <w:p>
+      <w:pPr>
+        <w:pStyle w:val="a8"/>
+      </w:pPr>
+    </w:p>
+    <w:p>
+      <w:pPr>
+        <w:pStyle w:val="a8"/>
+      </w:pPr>
+    </w:p>
+    <w:p>
+      <w:pPr>
+        <w:pStyle w:val="a8"/>
+      </w:pPr>
+    </w:p>
+    <w:p>
+      <w:pPr>
+        <w:pStyle w:val="a8"/>
+        <w:outlineLvl w:val="2"/>
+      </w:pPr>
+      <w:bookmarkStart w:id="52" w:name="_Toc180571165"/>
+      <w:r>
+        <w:rPr>
+          <w:b/>
+          <w:bCs/>
+        </w:rPr>
+        <w:t>3</w:t>
+      </w:r>
+      <w:r>
+        <w:rPr>
+          <w:b/>
+          <w:bCs/>
+        </w:rPr>
+        <w:t>.2.2</w:t>
+      </w:r>
+      <w:r>
+        <w:t xml:space="preserve"> </w:t>
+      </w:r>
+      <w:proofErr w:type="spellStart"/>
+      <w:r>
+        <w:rPr>
+          <w:b/>
+          <w:bCs/>
+          <w:lang w:val="en-US"/>
+        </w:rPr>
+        <w:t>Memrise</w:t>
+      </w:r>
+      <w:bookmarkEnd w:id="52"/>
+      <w:proofErr w:type="spellEnd"/>
+      <w:r>
+        <w:rPr>
+          <w:b/>
+          <w:bCs/>
+        </w:rPr>
+        <w:t xml:space="preserve"> </w:t>
+      </w:r>
+    </w:p>
+    <w:p>
+      <w:pPr>
+        <w:pStyle w:val="a9"/>
+      </w:pPr>
+      <w:proofErr w:type="spellStart"/>
+      <w:r>
+        <w:rPr>
+          <w:lang w:val="en-US"/>
+        </w:rPr>
+        <w:t>Memrise</w:t>
+      </w:r>
+      <w:proofErr w:type="spellEnd"/>
+      <w:r>
+        <w:t xml:space="preserve"> </w:t>
+      </w:r>
+      <w:r>
+        <w:t>– полностью бесплатное</w:t>
+      </w:r>
+      <w:r>
+        <w:t xml:space="preserve">, </w:t>
+      </w:r>
+      <w:r>
+        <w:t>предлагающее весь минимально необходимый функционал для обучения языкам. Основными особенностями являются</w:t>
+      </w:r>
+      <w:r>
+        <w:t>:</w:t>
+      </w:r>
+      <w:r>
+        <w:t xml:space="preserve"> простой интерфейс и система мотивации.</w:t>
+      </w:r>
+    </w:p>
+    <w:p>
+      <w:pPr>
+        <w:pStyle w:val="a9"/>
+      </w:pPr>
+    </w:p>
+    <w:p>
+      <w:pPr>
+        <w:pStyle w:val="a9"/>
+      </w:pPr>
+      <w:r>
+        <w:t>Достоинства</w:t>
+      </w:r>
+      <w:r>
+        <w:t>:</w:t>
+      </w:r>
+    </w:p>
+    <w:p>
+      <w:pPr>
+        <w:pStyle w:val="a8"/>
+      </w:pPr>
+      <w:r>
+        <w:t>Поддержка всех актуальных платформ</w:t>
+      </w:r>
+      <w:r>
+        <w:t>;</w:t>
+      </w:r>
+    </w:p>
+    <w:p>
+      <w:pPr>
+        <w:pStyle w:val="a8"/>
+      </w:pPr>
+      <w:r>
+        <w:t>Возможность прикрепить к задачам текст, фото и файлы;</w:t>
+      </w:r>
+    </w:p>
+    <w:p>
+      <w:pPr>
+        <w:pStyle w:val="a8"/>
+      </w:pPr>
+      <w:r>
+        <w:t>Экспорт задач в текстовый файл;</w:t>
+      </w:r>
+    </w:p>
+    <w:p>
+      <w:pPr>
+        <w:pStyle w:val="a8"/>
+      </w:pPr>
+      <w:r>
+        <w:t>Система карточек с интуитивно понятным интерфейсом.</w:t>
+      </w:r>
+    </w:p>
+    <w:p>
+      <w:pPr>
+        <w:pStyle w:val="a8"/>
+      </w:pPr>
+      <w:r>
+        <w:t xml:space="preserve">         </w:t>
+      </w:r>
+      <w:r>
+        <w:t>Недостатки</w:t>
+      </w:r>
+      <w:r>
+        <w:t>:</w:t>
+      </w:r>
+    </w:p>
+    <w:p>
+      <w:pPr>
+        <w:pStyle w:val="a8"/>
+      </w:pPr>
+      <w:r>
+        <w:t>Отсутствие системы приоритетов задач</w:t>
+      </w:r>
+      <w:r>
+        <w:t>;</w:t>
+      </w:r>
+    </w:p>
+    <w:p>
+      <w:pPr>
+        <w:pStyle w:val="a8"/>
+      </w:pPr>
+      <w:r>
+        <w:t>Отсутствие тегов для задач</w:t>
+      </w:r>
+      <w:r>
+        <w:t>;</w:t>
+      </w:r>
+    </w:p>
+    <w:p>
+      <w:pPr>
+        <w:pStyle w:val="a8"/>
+      </w:pPr>
+      <w:r>
+        <w:rPr>
+          <w:lang w:val="en-US"/>
+        </w:rPr>
+        <w:t>NLP</w:t>
+      </w:r>
+      <w:r>
+        <w:t xml:space="preserve"> работает только на английском языке</w:t>
+      </w:r>
+      <w:r>
+        <w:t>;</w:t>
+      </w:r>
+    </w:p>
+    <w:p>
+      <w:pPr>
+        <w:pStyle w:val="a8"/>
+      </w:pPr>
+      <w:r>
+        <w:t>Отсутствие календарного представления задач.</w:t>
+      </w:r>
+    </w:p>
+    <w:p>
+      <w:pPr>
+        <w:pStyle w:val="a8"/>
+      </w:pPr>
+      <w:r>
+        <w:t>Система выносливости, которая ограничивает обучение.</w:t>
+      </w:r>
+    </w:p>
+    <w:p>
+      <w:pPr>
+        <w:pStyle w:val="a8"/>
+        <w:ind w:left="0"/>
+        <w:jc w:val="center"/>
+        <w:rPr>
+          <w:lang w:val="en-US"/>
+        </w:rPr>
+      </w:pPr>
+      <w:r>
+        <w:rPr>
+          <w:lang w:val="en-US"/>
+        </w:rPr>
+        <w:lastRenderedPageBreak/>
+        <w:drawing>
+          <wp:inline distT="0" distB="0" distL="0" distR="0" wp14:anchorId="080D7C01" wp14:editId="51D0653C">
+            <wp:extent cx="5939790" cy="4191635"/>
+            <wp:effectExtent l="0" t="0" r="3810" b="0"/>
+            <wp:docPr id="1923681037" name="Рисунок 1"/>
+            <wp:cNvGraphicFramePr>
+              <a:graphicFrameLocks xmlns:a="http://schemas.openxmlformats.org/drawingml/2006/main" noChangeAspect="1"/>
+            </wp:cNvGraphicFramePr>
+            <a:graphic xmlns:a="http://schemas.openxmlformats.org/drawingml/2006/main">
+              <a:graphicData uri="http://schemas.openxmlformats.org/drawingml/2006/picture">
+                <pic:pic xmlns:pic="http://schemas.openxmlformats.org/drawingml/2006/picture">
+                  <pic:nvPicPr>
+                    <pic:cNvPr id="1923681037" name=""/>
+                    <pic:cNvPicPr/>
+                  </pic:nvPicPr>
+                  <pic:blipFill>
+                    <a:blip r:embed="rId7"/>
+                    <a:stretch>
+                      <a:fillRect/>
+                    </a:stretch>
+                  </pic:blipFill>
+                  <pic:spPr>
+                    <a:xfrm>
+                      <a:off x="0" y="0"/>
+                      <a:ext cx="5939790" cy="4191635"/>
+                    </a:xfrm>
+                    <a:prstGeom prst="rect">
+                      <a:avLst/>
+                    </a:prstGeom>
+                  </pic:spPr>
+                </pic:pic>
+              </a:graphicData>
+            </a:graphic>
+          </wp:inline>
+        </w:drawing>
+      </w:r>
+    </w:p>
+    <w:p>
+      <w:pPr>
+        <w:pStyle w:val="a8"/>
+      </w:pPr>
+      <w:r>
+        <w:t xml:space="preserve">           </w:t>
+      </w:r>
+      <w:r>
+        <w:t xml:space="preserve">Рисунок </w:t>
+      </w:r>
+      <w:r>
+        <w:rPr>
+          <w:lang w:val="en-US"/>
+        </w:rPr>
+        <w:t>2</w:t>
+      </w:r>
+      <w:r>
+        <w:t xml:space="preserve"> - Главный экран </w:t>
+      </w:r>
+      <w:proofErr w:type="spellStart"/>
+      <w:r>
+        <w:rPr>
+          <w:lang w:val="en-US"/>
+        </w:rPr>
+        <w:t>Memrise</w:t>
+      </w:r>
+      <w:proofErr w:type="spellEnd"/>
+    </w:p>
+    <w:p>
+      <w:pPr>
+        <w:pStyle w:val="a8"/>
+      </w:pPr>
+    </w:p>
+    <w:p>
+      <w:pPr>
+        <w:pStyle w:val="a8"/>
+      </w:pPr>
+    </w:p>
+    <w:p>
+      <w:pPr>
+        <w:pStyle w:val="a8"/>
+      </w:pPr>
+    </w:p>
+    <w:p>
+      <w:pPr>
+        <w:pStyle w:val="a8"/>
+      </w:pPr>
+    </w:p>
+    <w:p>
+      <w:pPr>
+        <w:pStyle w:val="a8"/>
+      </w:pPr>
+    </w:p>
+    <w:p>
+      <w:pPr>
+        <w:pStyle w:val="a8"/>
+      </w:pPr>
+    </w:p>
+    <w:p>
+      <w:pPr>
+        <w:pStyle w:val="a8"/>
+      </w:pPr>
+    </w:p>
+    <w:p>
+      <w:pPr>
+        <w:pStyle w:val="a8"/>
+      </w:pPr>
+    </w:p>
+    <w:p>
+      <w:pPr>
+        <w:pStyle w:val="a8"/>
+      </w:pPr>
+    </w:p>
+    <w:p>
+      <w:pPr>
+        <w:pStyle w:val="a8"/>
+      </w:pPr>
+    </w:p>
+    <w:p>
+      <w:pPr>
+        <w:pStyle w:val="a8"/>
+      </w:pPr>
+    </w:p>
+    <w:p>
+      <w:pPr>
+        <w:pStyle w:val="a8"/>
+      </w:pPr>
+    </w:p>
+    <w:p>
+      <w:pPr>
+        <w:pStyle w:val="a8"/>
+      </w:pPr>
+    </w:p>
+    <w:p>
+      <w:pPr>
+        <w:pStyle w:val="a8"/>
+      </w:pPr>
+    </w:p>
+    <w:p>
+      <w:pPr>
+        <w:pStyle w:val="a5"/>
+        <w:numPr>
+          <w:ilvl w:val="1"/>
+          <w:numId w:val="8"/>
+        </w:numPr>
+        <w:outlineLvl w:val="0"/>
+      </w:pPr>
+      <w:bookmarkStart w:id="53" w:name="_Toc180571166"/>
+      <w:r>
+        <w:lastRenderedPageBreak/>
         <w:t>Реализация</w:t>
       </w:r>
+      <w:bookmarkEnd w:id="53"/>
     </w:p>
     <w:p>
       <w:pPr>
         <w:pStyle w:val="a6"/>
       </w:pPr>
       <w:r>
-        <w:t>3.1</w:t>
+        <w:t>4</w:t>
+      </w:r>
+      <w:r>
+        <w:t>.1</w:t>
       </w:r>
       <w:r>
         <w:t xml:space="preserve"> </w:t>
@@ -1957,12 +6201,6 @@
     </w:p>
     <w:p>
       <w:pPr>
-        <w:pStyle w:val="a8"/>
-        <w:ind w:left="709"/>
-      </w:pPr>
-    </w:p>
-    <w:p>
-      <w:pPr>
         <w:pStyle w:val="a7"/>
       </w:pPr>
     </w:p>
@@ -1971,8 +6209,23 @@
         <w:pStyle w:val="a9"/>
       </w:pPr>
       <w:r>
-        <w:lastRenderedPageBreak/>
-        <w:t>Веб-приложение имеет архитектуру, соответствующую шаблону клиент-серверного приложения, и разделяется на backend и frontend посредством REST API. Данная архитектура веб–приложения соотносится с основными требованиями к проекту</w:t>
+        <w:t xml:space="preserve">Веб-приложение имеет архитектуру, соответствующую шаблону клиент-серверного приложения, и разделяется на </w:t>
+      </w:r>
+      <w:proofErr w:type="spellStart"/>
+      <w:r>
+        <w:t>backend</w:t>
+      </w:r>
+      <w:proofErr w:type="spellEnd"/>
+      <w:r>
+        <w:t xml:space="preserve"> и </w:t>
+      </w:r>
+      <w:proofErr w:type="spellStart"/>
+      <w:r>
+        <w:t>frontend</w:t>
+      </w:r>
+      <w:proofErr w:type="spellEnd"/>
+      <w:r>
+        <w:t xml:space="preserve"> посредством REST API. Данная архитектура веб–приложения соотносится с основными требованиями к проекту</w:t>
       </w:r>
     </w:p>
     <w:p>
@@ -2010,7 +6263,15 @@
         <w:t xml:space="preserve"> Hibernate 6.4.8. </w:t>
       </w:r>
       <w:r>
-        <w:t>Фреймворк Spring Boot обеспечивает лёгкость создания веб-приложений за счёт развитой системы аннотаций Java, а Hibernate обеспечивает надёжное и предсказуемое взаимодействие с базой данных;</w:t>
+        <w:t xml:space="preserve">Фреймворк Spring Boot обеспечивает лёгкость создания веб-приложений за счёт развитой системы аннотаций Java, а </w:t>
+      </w:r>
+      <w:proofErr w:type="spellStart"/>
+      <w:r>
+        <w:t>Hibernate</w:t>
+      </w:r>
+      <w:proofErr w:type="spellEnd"/>
+      <w:r>
+        <w:t xml:space="preserve"> обеспечивает надёжное и предсказуемое взаимодействие с базой данных;</w:t>
       </w:r>
     </w:p>
     <w:p>
@@ -2022,7 +6283,15 @@
         </w:numPr>
       </w:pPr>
       <w:r>
-        <w:t>СУБД PostgreSQL 14. Она известен своей стабильной работой и хорошей производительностью. Система предоставляет ряд механизмов обеспечения целостности данных, что делает ее надежной и защищенной от ошибок. Она также имеет множество встроенных возможностей для будущего масштабирования;</w:t>
+        <w:t xml:space="preserve">СУБД </w:t>
+      </w:r>
+      <w:proofErr w:type="spellStart"/>
+      <w:r>
+        <w:t>PostgreSQL</w:t>
+      </w:r>
+      <w:proofErr w:type="spellEnd"/>
+      <w:r>
+        <w:t xml:space="preserve"> 14. Она известен своей стабильной работой и хорошей производительностью. Система предоставляет ряд механизмов обеспечения целостности данных, что делает ее надежной и защищенной от ошибок. Она также имеет множество встроенных возможностей для будущего масштабирования;</w:t>
       </w:r>
     </w:p>
     <w:p>
@@ -2034,7 +6303,15 @@
         </w:numPr>
       </w:pPr>
       <w:r>
-        <w:t>Язык программирования Java 21. Он обладает простым синтаксисом, обширной стандартной библиотекой для работы со структурами данных и сетью, а также удобными инструментами сборки, например, Maven, позволяющими быстро подключать необходимые зависимости.</w:t>
+        <w:t xml:space="preserve">Язык программирования Java 21. Он обладает простым синтаксисом, обширной стандартной библиотекой для работы со структурами данных и сетью, а также удобными инструментами сборки, например, </w:t>
+      </w:r>
+      <w:proofErr w:type="spellStart"/>
+      <w:r>
+        <w:t>Maven</w:t>
+      </w:r>
+      <w:proofErr w:type="spellEnd"/>
+      <w:r>
+        <w:t>, позволяющими быстро подключать необходимые зависимости.</w:t>
       </w:r>
     </w:p>
     <w:p>
@@ -2066,6 +6343,7 @@
         </w:numPr>
       </w:pPr>
       <w:r>
+        <w:lastRenderedPageBreak/>
         <w:t>Формальный язык описания внешнего вида документа CSS 3;</w:t>
       </w:r>
     </w:p>
@@ -2090,13 +6368,16 @@
         </w:numPr>
       </w:pPr>
       <w:r>
-        <w:t>Фреймворк React 18.2.</w:t>
-      </w:r>
-    </w:p>
-    <w:p>
-      <w:pPr>
-        <w:pStyle w:val="a9"/>
-      </w:pPr>
+        <w:t xml:space="preserve">Фреймворк </w:t>
+      </w:r>
+      <w:proofErr w:type="spellStart"/>
+      <w:r>
+        <w:t>React</w:t>
+      </w:r>
+      <w:proofErr w:type="spellEnd"/>
+      <w:r>
+        <w:t xml:space="preserve"> 18.2.</w:t>
+      </w:r>
     </w:p>
     <w:p>
       <w:pPr>
@@ -2109,8 +6390,10 @@
         <w:pStyle w:val="a6"/>
       </w:pPr>
       <w:r>
-        <w:lastRenderedPageBreak/>
-        <w:t>3.2 Реализация базы данных</w:t>
+        <w:t>4</w:t>
+      </w:r>
+      <w:r>
+        <w:t>.2 Реализация базы данных</w:t>
       </w:r>
     </w:p>
     <w:p>
@@ -2118,19 +6401,30 @@
         <w:pStyle w:val="a9"/>
       </w:pPr>
       <w:r>
-        <w:t xml:space="preserve">Данные приложения хранятся в реляционной базе данных PostgreSQL. </w:t>
+        <w:t xml:space="preserve">Данные приложения хранятся в реляционной базе данных </w:t>
+      </w:r>
+      <w:proofErr w:type="spellStart"/>
+      <w:r>
+        <w:t>PostgreSQL</w:t>
+      </w:r>
+      <w:proofErr w:type="spellEnd"/>
+      <w:r>
+        <w:t xml:space="preserve">. </w:t>
       </w:r>
     </w:p>
     <w:p>
       <w:pPr>
         <w:pStyle w:val="a9"/>
-      </w:pPr>
-      <w:r>
         <w:rPr>
           <w:noProof/>
         </w:rPr>
+      </w:pPr>
+      <w:r>
+        <w:rPr>
+          <w:noProof/>
+        </w:rPr>
         <w:drawing>
-          <wp:inline distT="0" distB="0" distL="0" distR="0" wp14:anchorId="5EFDED16" wp14:editId="372583B8">
+          <wp:inline distT="0" distB="0" distL="0" distR="0" wp14:anchorId="1F05A175" wp14:editId="763712A7">
             <wp:extent cx="5939790" cy="5476875"/>
             <wp:effectExtent l="0" t="0" r="3810" b="9525"/>
             <wp:docPr id="2" name="Рисунок 2"/>
@@ -2147,7 +6441,7 @@
                     </pic:cNvPicPr>
                   </pic:nvPicPr>
                   <pic:blipFill>
-                    <a:blip r:embed="rId7">
+                    <a:blip r:embed="rId8">
                       <a:extLst>
                         <a:ext uri="{28A0092B-C50C-407E-A947-70E740481C1C}">
                           <a14:useLocalDpi xmlns:a14="http://schemas.microsoft.com/office/drawing/2010/main" val="0"/>
@@ -2182,8 +6476,45 @@
     <w:p>
       <w:pPr>
         <w:pStyle w:val="a9"/>
-      </w:pPr>
-      <w:r>
+        <w:ind w:left="1416"/>
+        <w:rPr>
+          <w:noProof/>
+        </w:rPr>
+      </w:pPr>
+      <w:r>
+        <w:rPr>
+          <w:noProof/>
+        </w:rPr>
+        <w:t xml:space="preserve">                     Рисунок 3 – база данных</w:t>
+      </w:r>
+    </w:p>
+    <w:p>
+      <w:pPr>
+        <w:pStyle w:val="a9"/>
+        <w:rPr>
+          <w:noProof/>
+        </w:rPr>
+      </w:pPr>
+    </w:p>
+    <w:p>
+      <w:pPr>
+        <w:pStyle w:val="a9"/>
+        <w:rPr>
+          <w:noProof/>
+        </w:rPr>
+      </w:pPr>
+    </w:p>
+    <w:p>
+      <w:pPr>
+        <w:pStyle w:val="a9"/>
+      </w:pPr>
+    </w:p>
+    <w:p>
+      <w:pPr>
+        <w:pStyle w:val="a9"/>
+      </w:pPr>
+      <w:r>
+        <w:lastRenderedPageBreak/>
         <w:t>На изображении представлена схема базы данных, состоящая из четырех таблиц. Объясню назначение каждой из них:</w:t>
       </w:r>
     </w:p>
@@ -2286,12 +6617,14 @@
       <w:r>
         <w:t>_</w:t>
       </w:r>
+      <w:proofErr w:type="spellStart"/>
       <w:r>
         <w:rPr>
           <w:lang w:val="en-US"/>
         </w:rPr>
         <w:t>url</w:t>
       </w:r>
+      <w:proofErr w:type="spellEnd"/>
       <w:r>
         <w:t xml:space="preserve">: </w:t>
       </w:r>
@@ -2317,7 +6650,6 @@
         <w:rPr>
           <w:lang w:val="en-US"/>
         </w:rPr>
-        <w:lastRenderedPageBreak/>
         <w:t>id</w:t>
       </w:r>
       <w:r>
@@ -2539,7 +6871,49 @@
         <w:rPr>
           <w:lang w:val="en-US"/>
         </w:rPr>
-        <w:t>question_1, question_2, question_3: три вопроса теста.</w:t>
+        <w:t xml:space="preserve">question_1, question_2, question_3: </w:t>
+      </w:r>
+      <w:proofErr w:type="spellStart"/>
+      <w:r>
+        <w:rPr>
+          <w:lang w:val="en-US"/>
+        </w:rPr>
+        <w:t>три</w:t>
+      </w:r>
+      <w:proofErr w:type="spellEnd"/>
+      <w:r>
+        <w:rPr>
+          <w:lang w:val="en-US"/>
+        </w:rPr>
+        <w:t xml:space="preserve"> </w:t>
+      </w:r>
+      <w:proofErr w:type="spellStart"/>
+      <w:r>
+        <w:rPr>
+          <w:lang w:val="en-US"/>
+        </w:rPr>
+        <w:t>вопроса</w:t>
+      </w:r>
+      <w:proofErr w:type="spellEnd"/>
+      <w:r>
+        <w:rPr>
+          <w:lang w:val="en-US"/>
+        </w:rPr>
+        <w:t xml:space="preserve"> </w:t>
+      </w:r>
+      <w:proofErr w:type="spellStart"/>
+      <w:r>
+        <w:rPr>
+          <w:lang w:val="en-US"/>
+        </w:rPr>
+        <w:t>теста</w:t>
+      </w:r>
+      <w:proofErr w:type="spellEnd"/>
+      <w:r>
+        <w:rPr>
+          <w:lang w:val="en-US"/>
+        </w:rPr>
+        <w:t>.</w:t>
       </w:r>
     </w:p>
     <w:p>
@@ -2681,6 +7055,7 @@
         <w:rPr>
           <w:lang w:val="en-US"/>
         </w:rPr>
+        <w:lastRenderedPageBreak/>
         <w:t>email</w:t>
       </w:r>
       <w:r>
@@ -2733,7 +7108,10 @@
         <w:pStyle w:val="a6"/>
       </w:pPr>
       <w:r>
-        <w:t>3.3 Реализация серверной части веб-приложения</w:t>
+        <w:t>4</w:t>
+      </w:r>
+      <w:r>
+        <w:t>.3 Реализация серверной части веб-приложения</w:t>
       </w:r>
     </w:p>
     <w:p>
@@ -2741,8 +7119,121 @@
         <w:pStyle w:val="a9"/>
       </w:pPr>
       <w:r>
+        <w:t xml:space="preserve">Серверная часть приложения реализована соответственно трехслойной архитектуре веб-приложения с API </w:t>
+      </w:r>
+      <w:proofErr w:type="spellStart"/>
+      <w:r>
+        <w:t>Rest</w:t>
+      </w:r>
+      <w:proofErr w:type="spellEnd"/>
+      <w:r>
+        <w:t xml:space="preserve"> с использованием фреймворка Spring Boot.</w:t>
+      </w:r>
+    </w:p>
+    <w:p>
+      <w:pPr>
+        <w:pStyle w:val="a9"/>
+      </w:pPr>
+      <w:proofErr w:type="spellStart"/>
+      <w:r>
+        <w:t>Presentation</w:t>
+      </w:r>
+      <w:proofErr w:type="spellEnd"/>
+      <w:r>
+        <w:t xml:space="preserve"> Layer - этот слой включает в себя контроллеры REST API, которые обрабатывают HTTP-запросы и возвращают данные клиенту в формате JSON. Контроллеры связаны с бизнес-логикой через слой сервисов.</w:t>
+      </w:r>
+    </w:p>
+    <w:p>
+      <w:pPr>
+        <w:pStyle w:val="a9"/>
+      </w:pPr>
+      <w:r>
+        <w:t>Business Logic Layer - этот слой содержит сервисы, которые содержат бизнес-логику приложения. Сервисы служат прослойкой между контроллерами и слоем репозиториев, обрабатывая запросы от контроллеров, выполняя необходимые операции и передавая данные назад в контроллеры.</w:t>
+      </w:r>
+    </w:p>
+    <w:p>
+      <w:pPr>
+        <w:pStyle w:val="a9"/>
+        <w:rPr>
+          <w:noProof/>
+        </w:rPr>
+      </w:pPr>
+      <w:r>
+        <w:t xml:space="preserve">Data Access Layer - этот слой содержит интерфейсы репозиториев, которые обеспечивают доступ к базе данных. Репозитории позволяют получать и сохранять данные в хранилище </w:t>
+      </w:r>
+      <w:proofErr w:type="spellStart"/>
+      <w:proofErr w:type="gramStart"/>
+      <w:r>
+        <w:t>данных.</w:t>
+      </w:r>
+      <w:r>
+        <w:t>Были</w:t>
+      </w:r>
+      <w:proofErr w:type="spellEnd"/>
+      <w:proofErr w:type="gramEnd"/>
+      <w:r>
+        <w:t xml:space="preserve"> реализованы классы, интерфейсы репозиториев и контроллеры для</w:t>
+      </w:r>
+      <w:r>
+        <w:t xml:space="preserve"> всех необходимых объектов приложения по ER-диаграмме.</w:t>
+      </w:r>
+      <w:r>
+        <w:rPr>
+          <w:noProof/>
+        </w:rPr>
+        <w:t xml:space="preserve"> </w:t>
+      </w:r>
+    </w:p>
+    <w:p>
+      <w:pPr>
+        <w:pStyle w:val="a9"/>
+        <w:rPr>
+          <w:noProof/>
+        </w:rPr>
+      </w:pPr>
+    </w:p>
+    <w:p>
+      <w:pPr>
+        <w:pStyle w:val="a9"/>
+        <w:rPr>
+          <w:noProof/>
+        </w:rPr>
+      </w:pPr>
+    </w:p>
+    <w:p>
+      <w:pPr>
+        <w:pStyle w:val="a9"/>
+      </w:pPr>
+    </w:p>
+    <w:p>
+      <w:pPr>
+        <w:pStyle w:val="a6"/>
+      </w:pPr>
+      <w:r>
+        <w:t>4</w:t>
+      </w:r>
+      <w:r>
+        <w:t>.4 Реализация клиентской части</w:t>
+      </w:r>
+    </w:p>
+    <w:p>
+      <w:pPr>
+        <w:pStyle w:val="a9"/>
+      </w:pPr>
+      <w:r>
+        <w:t xml:space="preserve">Для реализации основных сценариев веб-приложения, клиентская часть разработки делится постранично. Каждая страница описывается языком </w:t>
+      </w:r>
+      <w:r>
         <w:lastRenderedPageBreak/>
-        <w:t>Серверная часть приложения реализована соответственно трехслойной архитектуре веб-приложения с API Rest с использованием фреймворка Spring Boot.</w:t>
+        <w:t xml:space="preserve">программирования JavaScript, языком разметки HTML и благодаря использованию фреймворка </w:t>
+      </w:r>
+      <w:proofErr w:type="spellStart"/>
+      <w:r>
+        <w:t>React</w:t>
+      </w:r>
+      <w:proofErr w:type="spellEnd"/>
+      <w:r>
+        <w:t>. Для реализации заранее осуществленного и утвержденного командой разработчиков дизайна используется язык стилей CSS.</w:t>
       </w:r>
     </w:p>
     <w:p>
@@ -2750,7 +7241,7 @@
         <w:pStyle w:val="a9"/>
       </w:pPr>
       <w:r>
-        <w:t>Presentation Layer - этот слой включает в себя контроллеры REST API, которые обрабатывают HTTP-запросы и возвращают данные клиенту в формате JSON. Контроллеры связаны с бизнес-логикой через слой сервисов.</w:t>
+        <w:t>Архитектура разработки была организована согласно бизнес-логике проекта на основании модульного подхода, по которому все компоненты и логика находятся рядом друг с другом, а благодаря модулю для работы с файлами и их загрузкой через файл index.js экспортируется наружу все, что разрешено использовать.</w:t>
       </w:r>
     </w:p>
     <w:p>
@@ -2758,103 +7249,53 @@
         <w:pStyle w:val="a9"/>
       </w:pPr>
       <w:r>
-        <w:t>Business Logic Layer - этот слой содержит сервисы, которые содержат бизнес-логику приложения. Сервисы служат прослойкой между контроллерами и слоем репозиториев, обрабатывая запросы от контроллеров, выполняя необходимые операции и передавая данные назад в контроллеры.</w:t>
-      </w:r>
-    </w:p>
-    <w:p>
-      <w:pPr>
-        <w:pStyle w:val="a9"/>
-      </w:pPr>
-      <w:r>
-        <w:t>Data Access Layer - этот слой содержит интерфейсы репозиториев, которые обеспечивают доступ к базе данных. Репозитории позволяют получать и сохранять данные в хранилище данных.</w:t>
-      </w:r>
-      <w:r>
-        <w:t>Были реализованы классы, интерфейсы репозиториев и контроллеры для</w:t>
-      </w:r>
-      <w:r>
-        <w:t xml:space="preserve"> всех необходимых объектов приложения по ER-диаграмме.</w:t>
-      </w:r>
+        <w:t>Все страницы веб-приложения были реализованы и представлены командой разработчиков в соответствии с заявленным дизайном и обозначенными требованиями к вёрстке.</w:t>
+      </w:r>
+    </w:p>
+    <w:p>
+      <w:pPr>
+        <w:pStyle w:val="a7"/>
+      </w:pPr>
+      <w:r>
+        <w:t>4</w:t>
+      </w:r>
+      <w:r>
+        <w:t xml:space="preserve">.4.1 </w:t>
+      </w:r>
+      <w:bookmarkStart w:id="54" w:name="_Toc167977211"/>
+      <w:r>
+        <w:t>Страница авторизации</w:t>
+      </w:r>
+      <w:bookmarkEnd w:id="54"/>
+    </w:p>
+    <w:p>
+      <w:pPr>
+        <w:pStyle w:val="a7"/>
+      </w:pPr>
+      <w:r>
+        <w:t>Открывается по умолчанию у неавторизированного пользователя. Для дальнейшего использования функций веб-приложения необходима авторизация. Пользователь без аккаунта может зарегистрироваться</w:t>
+      </w:r>
+      <w:r>
+        <w:rPr>
+          <w:lang w:val="en-US"/>
+        </w:rPr>
+        <w:t>.</w:t>
+      </w:r>
+    </w:p>
+    <w:p>
+      <w:pPr>
+        <w:pStyle w:val="a7"/>
+      </w:pPr>
+    </w:p>
+    <w:p>
+      <w:pPr>
+        <w:pStyle w:val="a7"/>
+      </w:pPr>
       <w:r>
         <w:rPr>
           <w:noProof/>
         </w:rPr>
-        <w:t xml:space="preserve"> </w:t>
-      </w:r>
-    </w:p>
-    <w:p>
-      <w:pPr>
-        <w:pStyle w:val="a6"/>
-      </w:pPr>
-      <w:r>
-        <w:t>3.4 Реализация клиентской части</w:t>
-      </w:r>
-    </w:p>
-    <w:p>
-      <w:pPr>
-        <w:pStyle w:val="a9"/>
-      </w:pPr>
-      <w:r>
-        <w:t>Для реализации основных сценариев веб-приложения, клиентская часть разработки делится постранично. Каждая страница описывается языком программирования JavaScript, языком разметки HTML и благодаря использованию фреймворка React. Для реализации заранее осуществленного и утвержденного командой разработчиков дизайна используется язык стилей CSS.</w:t>
-      </w:r>
-    </w:p>
-    <w:p>
-      <w:pPr>
-        <w:pStyle w:val="a9"/>
-      </w:pPr>
-      <w:r>
-        <w:t>Архитектура разработки была организована согласно бизнес-логике проекта на основании модульного подхода, по которому все компоненты и логика находятся рядом друг с другом, а благодаря модулю для работы с файлами и их загрузкой через файл index.js экспортируется наружу все, что разрешено использовать.</w:t>
-      </w:r>
-    </w:p>
-    <w:p>
-      <w:pPr>
-        <w:pStyle w:val="a9"/>
-      </w:pPr>
-      <w:r>
         <w:lastRenderedPageBreak/>
-        <w:t>Все страницы веб-приложения были реализованы и представлены командой разработчиков в соответствии с заявленным дизайном и обозначенными требованиями к вёрстке.</w:t>
-      </w:r>
-    </w:p>
-    <w:p>
-      <w:pPr>
-        <w:pStyle w:val="a7"/>
-      </w:pPr>
-      <w:r>
-        <w:t xml:space="preserve">3.4.1 </w:t>
-      </w:r>
-      <w:bookmarkStart w:id="23" w:name="_Toc167977211"/>
-      <w:r>
-        <w:t>Страница авторизации</w:t>
-      </w:r>
-      <w:bookmarkEnd w:id="23"/>
-    </w:p>
-    <w:p>
-      <w:pPr>
-        <w:pStyle w:val="a7"/>
-        <w:rPr>
-          <w:lang w:val="en-US"/>
-        </w:rPr>
-      </w:pPr>
-      <w:r>
-        <w:t>Открывается по умолчанию у неавторизированного пользователя. Для дальнейшего использования функций веб-приложения необходима авторизация. Пользователь без аккаунта может зарегистрироваться</w:t>
-      </w:r>
-      <w:r>
-        <w:rPr>
-          <w:lang w:val="en-US"/>
-        </w:rPr>
-        <w:t>.</w:t>
-      </w:r>
-    </w:p>
-    <w:p>
-      <w:pPr>
-        <w:pStyle w:val="a7"/>
-        <w:rPr>
-          <w:lang w:val="en-US"/>
-        </w:rPr>
-      </w:pPr>
-      <w:r>
-        <w:rPr>
-          <w:noProof/>
-        </w:rPr>
         <w:drawing>
           <wp:inline distT="0" distB="0" distL="0" distR="0" wp14:anchorId="00BF2FC1" wp14:editId="41B69B67">
             <wp:extent cx="5939790" cy="3350895"/>
@@ -2871,7 +7312,7 @@
                     <pic:cNvPicPr/>
                   </pic:nvPicPr>
                   <pic:blipFill>
-                    <a:blip r:embed="rId8"/>
+                    <a:blip r:embed="rId9"/>
                     <a:stretch>
                       <a:fillRect/>
                     </a:stretch>
@@ -2894,66 +7335,123 @@
     </w:p>
     <w:p>
       <w:pPr>
+        <w:pStyle w:val="a7"/>
+      </w:pPr>
+      <w:r>
+        <w:t>Рисунок 4 – Окно авторизации</w:t>
+      </w:r>
+    </w:p>
+    <w:p>
+      <w:pPr>
         <w:pStyle w:val="a9"/>
-        <w:rPr>
-          <w:lang w:val="en-US"/>
-        </w:rPr>
       </w:pPr>
     </w:p>
     <w:p>
       <w:pPr>
         <w:pStyle w:val="a9"/>
       </w:pPr>
-      <w:r>
-        <w:rPr>
-          <w:lang w:val="en-US"/>
-        </w:rPr>
-        <w:t xml:space="preserve">3.4.2 </w:t>
-      </w:r>
-      <w:r>
-        <w:t xml:space="preserve">Основная страница веб-приложения </w:t>
-      </w:r>
     </w:p>
     <w:p>
       <w:pPr>
         <w:pStyle w:val="a9"/>
       </w:pPr>
+    </w:p>
+    <w:p>
+      <w:pPr>
+        <w:pStyle w:val="a9"/>
+        <w:ind w:firstLine="0"/>
+      </w:pPr>
+    </w:p>
+    <w:p>
+      <w:pPr>
+        <w:pStyle w:val="a9"/>
+      </w:pPr>
+    </w:p>
+    <w:p>
+      <w:pPr>
+        <w:pStyle w:val="a9"/>
+      </w:pPr>
+    </w:p>
+    <w:p>
+      <w:pPr>
+        <w:pStyle w:val="a9"/>
+      </w:pPr>
+    </w:p>
+    <w:p>
+      <w:pPr>
+        <w:pStyle w:val="a9"/>
+      </w:pPr>
+    </w:p>
+    <w:p>
+      <w:pPr>
+        <w:pStyle w:val="a9"/>
+      </w:pPr>
+    </w:p>
+    <w:p>
+      <w:pPr>
+        <w:pStyle w:val="a9"/>
+      </w:pPr>
+    </w:p>
+    <w:p>
+      <w:pPr>
+        <w:pStyle w:val="a9"/>
+        <w:outlineLvl w:val="2"/>
+      </w:pPr>
+      <w:bookmarkStart w:id="55" w:name="_Toc180571167"/>
+      <w:r>
+        <w:t>4</w:t>
+      </w:r>
+      <w:r>
+        <w:t xml:space="preserve">.4.2 </w:t>
+      </w:r>
+      <w:r>
+        <w:t>Основная</w:t>
+      </w:r>
+      <w:r>
+        <w:t xml:space="preserve"> страница веб-приложения</w:t>
+      </w:r>
+      <w:bookmarkEnd w:id="55"/>
+      <w:r>
+        <w:t xml:space="preserve"> </w:t>
+      </w:r>
+    </w:p>
+    <w:p>
+      <w:pPr>
+        <w:pStyle w:val="a9"/>
+      </w:pPr>
       <w:r>
         <w:t xml:space="preserve">После успешной авторизации пользователь оказывается на основной странице веб-приложения. </w:t>
       </w:r>
       <w:r>
-        <w:t xml:space="preserve">Данная страница содержит  меню для перехода по основным окнам,  </w:t>
-      </w:r>
-      <w:r>
-        <w:t>справа сверху можно открыть свой  профиль с личными данными</w:t>
+        <w:t xml:space="preserve">Данная страница содержит меню для перехода по основным окнам, </w:t>
+      </w:r>
+      <w:r>
+        <w:t>справа сверху можно открыть свой профиль с личными данными</w:t>
       </w:r>
       <w:r>
         <w:t>,</w:t>
       </w:r>
       <w:r>
-        <w:t xml:space="preserve"> на центре экрана расположен основной курс со всем материалам.</w:t>
-      </w:r>
-    </w:p>
-    <w:p>
-      <w:pPr>
-        <w:pStyle w:val="-"/>
-        <w:rPr>
-          <w:b w:val="0"/>
-          <w:bCs/>
-        </w:rPr>
-      </w:pPr>
-      <w:r>
-        <w:rPr>
-          <w:b w:val="0"/>
-          <w:bCs/>
-          <w:noProof/>
-        </w:rPr>
+        <w:t xml:space="preserve"> на центре экрана расположен основной курс со всем материал</w:t>
+      </w:r>
+      <w:r>
+        <w:t>о</w:t>
+      </w:r>
+      <w:r>
+        <w:t>м.</w:t>
+      </w:r>
+    </w:p>
+    <w:p>
+      <w:pPr>
+        <w:pStyle w:val="a9"/>
+      </w:pPr>
+      <w:r>
         <w:lastRenderedPageBreak/>
         <w:drawing>
-          <wp:inline distT="0" distB="0" distL="0" distR="0" wp14:anchorId="1DA5AFF0" wp14:editId="3C822698">
-            <wp:extent cx="5939790" cy="3361690"/>
-            <wp:effectExtent l="0" t="0" r="3810" b="0"/>
-            <wp:docPr id="99031005" name="Рисунок 1"/>
+          <wp:inline distT="0" distB="0" distL="0" distR="0" wp14:anchorId="3859C2DD" wp14:editId="296CE6CC">
+            <wp:extent cx="5939790" cy="4037330"/>
+            <wp:effectExtent l="0" t="0" r="3810" b="1270"/>
+            <wp:docPr id="2078403879" name="Рисунок 1"/>
             <wp:cNvGraphicFramePr>
               <a:graphicFrameLocks xmlns:a="http://schemas.openxmlformats.org/drawingml/2006/main" noChangeAspect="1"/>
             </wp:cNvGraphicFramePr>
@@ -2961,11 +7459,11 @@
               <a:graphicData uri="http://schemas.openxmlformats.org/drawingml/2006/picture">
                 <pic:pic xmlns:pic="http://schemas.openxmlformats.org/drawingml/2006/picture">
                   <pic:nvPicPr>
-                    <pic:cNvPr id="99031005" name=""/>
+                    <pic:cNvPr id="2078403879" name=""/>
                     <pic:cNvPicPr/>
                   </pic:nvPicPr>
                   <pic:blipFill>
-                    <a:blip r:embed="rId9"/>
+                    <a:blip r:embed="rId10"/>
                     <a:stretch>
                       <a:fillRect/>
                     </a:stretch>
@@ -2973,7 +7471,7 @@
                   <pic:spPr>
                     <a:xfrm>
                       <a:off x="0" y="0"/>
-                      <a:ext cx="5939790" cy="3361690"/>
+                      <a:ext cx="5939790" cy="4037330"/>
                     </a:xfrm>
                     <a:prstGeom prst="rect">
                       <a:avLst/>
@@ -2988,6 +7486,23 @@
     </w:p>
     <w:p>
       <w:pPr>
+        <w:pStyle w:val="-"/>
+        <w:ind w:left="2832" w:firstLine="708"/>
+        <w:rPr>
+          <w:b w:val="0"/>
+          <w:bCs/>
+        </w:rPr>
+      </w:pPr>
+      <w:r>
+        <w:rPr>
+          <w:b w:val="0"/>
+          <w:bCs/>
+        </w:rPr>
+        <w:t>Рисунок 5 – Главная страница</w:t>
+      </w:r>
+    </w:p>
+    <w:p>
+      <w:pPr>
         <w:ind w:left="707"/>
         <w:rPr>
           <w:rFonts w:eastAsia="Cambria"/>
@@ -3001,12 +7516,14 @@
           <w:rFonts w:eastAsia="Cambria"/>
         </w:rPr>
       </w:pPr>
-      <w:r>
+    </w:p>
+    <w:p>
+      <w:pPr>
+        <w:ind w:left="707"/>
         <w:rPr>
           <w:rFonts w:eastAsia="Cambria"/>
         </w:rPr>
-        <w:t>3.4.3 вкладка курс</w:t>
-      </w:r>
+      </w:pPr>
     </w:p>
     <w:p>
       <w:pPr>
@@ -3015,11 +7532,164 @@
           <w:rFonts w:eastAsia="Cambria"/>
         </w:rPr>
       </w:pPr>
-      <w:r>
+    </w:p>
+    <w:p>
+      <w:pPr>
+        <w:ind w:left="707"/>
         <w:rPr>
           <w:rFonts w:eastAsia="Cambria"/>
         </w:rPr>
-        <w:t>На данной вкладке представлен весь курс на различные темы из жизни на английском языке.</w:t>
+      </w:pPr>
+    </w:p>
+    <w:p>
+      <w:pPr>
+        <w:ind w:left="707"/>
+        <w:rPr>
+          <w:rFonts w:eastAsia="Cambria"/>
+        </w:rPr>
+      </w:pPr>
+    </w:p>
+    <w:p>
+      <w:pPr>
+        <w:ind w:left="707"/>
+        <w:rPr>
+          <w:rFonts w:eastAsia="Cambria"/>
+        </w:rPr>
+      </w:pPr>
+    </w:p>
+    <w:p>
+      <w:pPr>
+        <w:ind w:left="707"/>
+        <w:rPr>
+          <w:rFonts w:eastAsia="Cambria"/>
+        </w:rPr>
+      </w:pPr>
+    </w:p>
+    <w:p>
+      <w:pPr>
+        <w:ind w:left="707"/>
+        <w:rPr>
+          <w:rFonts w:eastAsia="Cambria"/>
+        </w:rPr>
+      </w:pPr>
+    </w:p>
+    <w:p>
+      <w:pPr>
+        <w:ind w:left="707"/>
+        <w:rPr>
+          <w:rFonts w:eastAsia="Cambria"/>
+        </w:rPr>
+      </w:pPr>
+    </w:p>
+    <w:p>
+      <w:pPr>
+        <w:pStyle w:val="3"/>
+        <w:rPr>
+          <w:rFonts w:eastAsia="Cambria"/>
+          <w:b/>
+          <w:bCs/>
+          <w:color w:val="auto"/>
+        </w:rPr>
+      </w:pPr>
+      <w:bookmarkStart w:id="56" w:name="_Toc180571168"/>
+      <w:r>
+        <w:rPr>
+          <w:rFonts w:eastAsia="Cambria"/>
+          <w:b/>
+          <w:bCs/>
+          <w:color w:val="auto"/>
+        </w:rPr>
+        <w:t>4</w:t>
+      </w:r>
+      <w:r>
+        <w:rPr>
+          <w:rFonts w:eastAsia="Cambria"/>
+          <w:b/>
+          <w:bCs/>
+          <w:color w:val="auto"/>
+        </w:rPr>
+        <w:t xml:space="preserve">.4.3 </w:t>
+      </w:r>
+      <w:r>
+        <w:rPr>
+          <w:rFonts w:eastAsia="Cambria"/>
+          <w:b/>
+          <w:bCs/>
+          <w:color w:val="auto"/>
+          <w:sz w:val="28"/>
+          <w:szCs w:val="28"/>
+        </w:rPr>
+        <w:t>вкладка курс</w:t>
+      </w:r>
+      <w:bookmarkEnd w:id="56"/>
+    </w:p>
+    <w:p>
+      <w:pPr>
+        <w:ind w:left="707"/>
+        <w:rPr>
+          <w:rFonts w:eastAsia="Cambria"/>
+        </w:rPr>
+      </w:pPr>
+      <w:r>
+        <w:rPr>
+          <w:rFonts w:eastAsia="Cambria"/>
+        </w:rPr>
+        <w:t>На данной вкладке представлен весь курс на различные темы из жизни на английском языке</w:t>
+      </w:r>
+      <w:r>
+        <w:rPr>
+          <w:rFonts w:eastAsia="Cambria"/>
+        </w:rPr>
+        <w:t>, в зависимости от сложности выбранного курса.</w:t>
+      </w:r>
+    </w:p>
+    <w:p>
+      <w:pPr>
+        <w:ind w:left="707"/>
+        <w:rPr>
+          <w:rFonts w:eastAsia="Cambria"/>
+        </w:rPr>
+      </w:pPr>
+      <w:r>
+        <w:rPr>
+          <w:rFonts w:eastAsia="Cambria"/>
+        </w:rPr>
+        <w:lastRenderedPageBreak/>
+        <w:drawing>
+          <wp:inline distT="0" distB="0" distL="0" distR="0" wp14:anchorId="28C6B290" wp14:editId="0C650088">
+            <wp:extent cx="5939790" cy="4604385"/>
+            <wp:effectExtent l="0" t="0" r="3810" b="5715"/>
+            <wp:docPr id="596174078" name="Рисунок 1"/>
+            <wp:cNvGraphicFramePr>
+              <a:graphicFrameLocks xmlns:a="http://schemas.openxmlformats.org/drawingml/2006/main" noChangeAspect="1"/>
+            </wp:cNvGraphicFramePr>
+            <a:graphic xmlns:a="http://schemas.openxmlformats.org/drawingml/2006/main">
+              <a:graphicData uri="http://schemas.openxmlformats.org/drawingml/2006/picture">
+                <pic:pic xmlns:pic="http://schemas.openxmlformats.org/drawingml/2006/picture">
+                  <pic:nvPicPr>
+                    <pic:cNvPr id="596174078" name=""/>
+                    <pic:cNvPicPr/>
+                  </pic:nvPicPr>
+                  <pic:blipFill>
+                    <a:blip r:embed="rId11"/>
+                    <a:stretch>
+                      <a:fillRect/>
+                    </a:stretch>
+                  </pic:blipFill>
+                  <pic:spPr>
+                    <a:xfrm>
+                      <a:off x="0" y="0"/>
+                      <a:ext cx="5939790" cy="4604385"/>
+                    </a:xfrm>
+                    <a:prstGeom prst="rect">
+                      <a:avLst/>
+                    </a:prstGeom>
+                  </pic:spPr>
+                </pic:pic>
+              </a:graphicData>
+            </a:graphic>
+          </wp:inline>
+        </w:drawing>
       </w:r>
     </w:p>
     <w:p>
@@ -3031,11 +7701,773 @@
     </w:p>
     <w:p>
       <w:pPr>
-        <w:pStyle w:val="-"/>
-      </w:pPr>
-      <w:r>
+        <w:spacing w:after="160" w:line="259" w:lineRule="auto"/>
+        <w:ind w:left="3540" w:firstLine="708"/>
+        <w:jc w:val="left"/>
+      </w:pPr>
+      <w:r>
+        <w:t>Рисунок 6 - Курс</w:t>
+      </w:r>
+    </w:p>
+    <w:p>
+      <w:pPr>
+        <w:spacing w:after="160" w:line="259" w:lineRule="auto"/>
+        <w:ind w:firstLine="0"/>
+        <w:jc w:val="left"/>
+      </w:pPr>
+    </w:p>
+    <w:p>
+      <w:pPr>
+        <w:spacing w:after="160" w:line="259" w:lineRule="auto"/>
+        <w:ind w:firstLine="0"/>
+        <w:jc w:val="left"/>
+      </w:pPr>
+    </w:p>
+    <w:p>
+      <w:pPr>
+        <w:spacing w:after="160" w:line="259" w:lineRule="auto"/>
+        <w:ind w:firstLine="0"/>
+        <w:jc w:val="left"/>
+      </w:pPr>
+    </w:p>
+    <w:p>
+      <w:pPr>
+        <w:spacing w:after="160" w:line="259" w:lineRule="auto"/>
+        <w:ind w:firstLine="0"/>
+        <w:jc w:val="left"/>
+      </w:pPr>
+    </w:p>
+    <w:p>
+      <w:pPr>
+        <w:spacing w:after="160" w:line="259" w:lineRule="auto"/>
+        <w:ind w:firstLine="0"/>
+        <w:jc w:val="left"/>
+      </w:pPr>
+    </w:p>
+    <w:p>
+      <w:pPr>
+        <w:spacing w:after="160" w:line="259" w:lineRule="auto"/>
+        <w:ind w:firstLine="0"/>
+        <w:jc w:val="left"/>
+      </w:pPr>
+    </w:p>
+    <w:p>
+      <w:pPr>
+        <w:spacing w:after="160" w:line="259" w:lineRule="auto"/>
+        <w:ind w:firstLine="0"/>
+        <w:jc w:val="left"/>
+      </w:pPr>
+    </w:p>
+    <w:p>
+      <w:pPr>
+        <w:spacing w:after="160" w:line="259" w:lineRule="auto"/>
+        <w:ind w:firstLine="0"/>
+        <w:jc w:val="left"/>
+      </w:pPr>
+    </w:p>
+    <w:p>
+      <w:pPr>
+        <w:pStyle w:val="3"/>
+        <w:rPr>
+          <w:b/>
+          <w:bCs/>
+          <w:color w:val="auto"/>
+          <w:sz w:val="28"/>
+          <w:szCs w:val="28"/>
+        </w:rPr>
+      </w:pPr>
+      <w:bookmarkStart w:id="57" w:name="_Toc180571169"/>
+      <w:r>
+        <w:rPr>
+          <w:b/>
+          <w:bCs/>
+          <w:color w:val="auto"/>
+          <w:sz w:val="28"/>
+          <w:szCs w:val="28"/>
+        </w:rPr>
+        <w:t>4</w:t>
+      </w:r>
+      <w:r>
+        <w:rPr>
+          <w:b/>
+          <w:bCs/>
+          <w:color w:val="auto"/>
+          <w:sz w:val="28"/>
+          <w:szCs w:val="28"/>
+        </w:rPr>
+        <w:t>.4.4 вкладка тест</w:t>
+      </w:r>
+      <w:bookmarkEnd w:id="57"/>
+    </w:p>
+    <w:p>
+      <w:pPr>
+        <w:rPr>
+          <w:lang w:eastAsia="ru-RU"/>
+        </w:rPr>
+      </w:pPr>
+    </w:p>
+    <w:p>
+      <w:pPr>
+        <w:spacing w:after="160" w:line="259" w:lineRule="auto"/>
+        <w:ind w:firstLine="0"/>
+        <w:jc w:val="left"/>
+      </w:pPr>
+      <w:r>
+        <w:lastRenderedPageBreak/>
+        <w:t>В данной вкладке продемонстрирован тестовый опрос, показывающий уровень знаний пользователя.</w:t>
+      </w:r>
+      <w:r>
+        <w:rPr>
+          <w:noProof/>
+        </w:rPr>
+        <w:t xml:space="preserve"> </w:t>
+      </w:r>
+      <w:r>
+        <w:drawing>
+          <wp:inline distT="0" distB="0" distL="0" distR="0" wp14:anchorId="22ED184E" wp14:editId="330246E1">
+            <wp:extent cx="5939790" cy="4893945"/>
+            <wp:effectExtent l="0" t="0" r="3810" b="1905"/>
+            <wp:docPr id="94998627" name="Рисунок 1"/>
+            <wp:cNvGraphicFramePr>
+              <a:graphicFrameLocks xmlns:a="http://schemas.openxmlformats.org/drawingml/2006/main" noChangeAspect="1"/>
+            </wp:cNvGraphicFramePr>
+            <a:graphic xmlns:a="http://schemas.openxmlformats.org/drawingml/2006/main">
+              <a:graphicData uri="http://schemas.openxmlformats.org/drawingml/2006/picture">
+                <pic:pic xmlns:pic="http://schemas.openxmlformats.org/drawingml/2006/picture">
+                  <pic:nvPicPr>
+                    <pic:cNvPr id="94998627" name=""/>
+                    <pic:cNvPicPr/>
+                  </pic:nvPicPr>
+                  <pic:blipFill>
+                    <a:blip r:embed="rId12"/>
+                    <a:stretch>
+                      <a:fillRect/>
+                    </a:stretch>
+                  </pic:blipFill>
+                  <pic:spPr>
+                    <a:xfrm>
+                      <a:off x="0" y="0"/>
+                      <a:ext cx="5939790" cy="4893945"/>
+                    </a:xfrm>
+                    <a:prstGeom prst="rect">
+                      <a:avLst/>
+                    </a:prstGeom>
+                  </pic:spPr>
+                </pic:pic>
+              </a:graphicData>
+            </a:graphic>
+          </wp:inline>
+        </w:drawing>
+      </w:r>
+    </w:p>
+    <w:p>
+      <w:pPr>
+        <w:pStyle w:val="a9"/>
+        <w:ind w:left="2124"/>
+      </w:pPr>
+      <w:r>
+        <w:t>Рисунок 7 – Тестовый опрос</w:t>
+      </w:r>
+    </w:p>
+    <w:p>
+      <w:pPr>
+        <w:pStyle w:val="a9"/>
+      </w:pPr>
+    </w:p>
+    <w:p>
+      <w:pPr>
+        <w:pStyle w:val="a9"/>
+      </w:pPr>
+      <w:r>
+        <w:t xml:space="preserve">Также данная вкладка после проверки тестирования предоставляет ссылку на необходимый курс </w:t>
+      </w:r>
+    </w:p>
+    <w:p>
+      <w:pPr>
+        <w:pStyle w:val="a9"/>
+      </w:pPr>
+      <w:r>
+        <w:drawing>
+          <wp:inline distT="0" distB="0" distL="0" distR="0" wp14:anchorId="546522DF" wp14:editId="61B255BA">
+            <wp:extent cx="5939790" cy="1721485"/>
+            <wp:effectExtent l="0" t="0" r="3810" b="0"/>
+            <wp:docPr id="890484298" name="Рисунок 1"/>
+            <wp:cNvGraphicFramePr>
+              <a:graphicFrameLocks xmlns:a="http://schemas.openxmlformats.org/drawingml/2006/main" noChangeAspect="1"/>
+            </wp:cNvGraphicFramePr>
+            <a:graphic xmlns:a="http://schemas.openxmlformats.org/drawingml/2006/main">
+              <a:graphicData uri="http://schemas.openxmlformats.org/drawingml/2006/picture">
+                <pic:pic xmlns:pic="http://schemas.openxmlformats.org/drawingml/2006/picture">
+                  <pic:nvPicPr>
+                    <pic:cNvPr id="890484298" name=""/>
+                    <pic:cNvPicPr/>
+                  </pic:nvPicPr>
+                  <pic:blipFill>
+                    <a:blip r:embed="rId13"/>
+                    <a:stretch>
+                      <a:fillRect/>
+                    </a:stretch>
+                  </pic:blipFill>
+                  <pic:spPr>
+                    <a:xfrm>
+                      <a:off x="0" y="0"/>
+                      <a:ext cx="5939790" cy="1721485"/>
+                    </a:xfrm>
+                    <a:prstGeom prst="rect">
+                      <a:avLst/>
+                    </a:prstGeom>
+                  </pic:spPr>
+                </pic:pic>
+              </a:graphicData>
+            </a:graphic>
+          </wp:inline>
+        </w:drawing>
+      </w:r>
+    </w:p>
+    <w:p>
+      <w:pPr>
+        <w:pStyle w:val="a9"/>
+        <w:ind w:left="2124"/>
+      </w:pPr>
+      <w:r>
+        <w:t>Рисунок 8 – Проверка теста</w:t>
+      </w:r>
+    </w:p>
+    <w:p>
+      <w:pPr>
+        <w:pStyle w:val="a9"/>
+      </w:pPr>
+    </w:p>
+    <w:p>
+      <w:pPr>
+        <w:pStyle w:val="a9"/>
+      </w:pPr>
+    </w:p>
+    <w:p>
+      <w:pPr>
+        <w:pStyle w:val="a9"/>
+        <w:outlineLvl w:val="2"/>
+      </w:pPr>
+      <w:bookmarkStart w:id="58" w:name="_Toc180571170"/>
+      <w:r>
+        <w:t>4</w:t>
+      </w:r>
+      <w:r>
+        <w:t>.4.5 Вкладка урок</w:t>
+      </w:r>
+      <w:bookmarkEnd w:id="58"/>
+    </w:p>
+    <w:p>
+      <w:pPr>
+        <w:pStyle w:val="a9"/>
+      </w:pPr>
+      <w:r>
+        <w:t>В данной вкладке находится само содержание всех курсов</w:t>
+      </w:r>
+      <w:r>
+        <w:t xml:space="preserve"> </w:t>
+      </w:r>
+      <w:r>
+        <w:t>–</w:t>
+      </w:r>
+      <w:r>
+        <w:t xml:space="preserve"> </w:t>
+      </w:r>
+      <w:r>
+        <w:t>уроки предусматряющие сложность уроков, исходя из уровня знаний пользователя английского языка, который можно узнать из раздела тестовый опрос.</w:t>
+      </w:r>
+    </w:p>
+    <w:p>
+      <w:pPr>
+        <w:pStyle w:val="a9"/>
+      </w:pPr>
+      <w:r>
+        <w:drawing>
+          <wp:inline distT="0" distB="0" distL="0" distR="0" wp14:anchorId="307E41C0" wp14:editId="0360225F">
+            <wp:extent cx="5939790" cy="4887595"/>
+            <wp:effectExtent l="0" t="0" r="3810" b="8255"/>
+            <wp:docPr id="2057142783" name="Рисунок 1"/>
+            <wp:cNvGraphicFramePr>
+              <a:graphicFrameLocks xmlns:a="http://schemas.openxmlformats.org/drawingml/2006/main" noChangeAspect="1"/>
+            </wp:cNvGraphicFramePr>
+            <a:graphic xmlns:a="http://schemas.openxmlformats.org/drawingml/2006/main">
+              <a:graphicData uri="http://schemas.openxmlformats.org/drawingml/2006/picture">
+                <pic:pic xmlns:pic="http://schemas.openxmlformats.org/drawingml/2006/picture">
+                  <pic:nvPicPr>
+                    <pic:cNvPr id="2057142783" name=""/>
+                    <pic:cNvPicPr/>
+                  </pic:nvPicPr>
+                  <pic:blipFill>
+                    <a:blip r:embed="rId14"/>
+                    <a:stretch>
+                      <a:fillRect/>
+                    </a:stretch>
+                  </pic:blipFill>
+                  <pic:spPr>
+                    <a:xfrm>
+                      <a:off x="0" y="0"/>
+                      <a:ext cx="5939790" cy="4887595"/>
+                    </a:xfrm>
+                    <a:prstGeom prst="rect">
+                      <a:avLst/>
+                    </a:prstGeom>
+                  </pic:spPr>
+                </pic:pic>
+              </a:graphicData>
+            </a:graphic>
+          </wp:inline>
+        </w:drawing>
+      </w:r>
+    </w:p>
+    <w:p>
+      <w:pPr>
+        <w:pStyle w:val="a9"/>
+      </w:pPr>
+    </w:p>
+    <w:p>
+      <w:pPr>
+        <w:pStyle w:val="a9"/>
+        <w:ind w:left="3540"/>
+      </w:pPr>
+      <w:r>
+        <w:t>Рисунок 9 - Уроки</w:t>
+      </w:r>
+    </w:p>
+    <w:p>
+      <w:pPr>
+        <w:pStyle w:val="a9"/>
+      </w:pPr>
+    </w:p>
+    <w:p>
+      <w:pPr>
+        <w:pStyle w:val="a9"/>
+      </w:pPr>
+    </w:p>
+    <w:p>
+      <w:pPr>
+        <w:pStyle w:val="a9"/>
+      </w:pPr>
+    </w:p>
+    <w:p>
+      <w:pPr>
+        <w:pStyle w:val="a9"/>
+      </w:pPr>
+    </w:p>
+    <w:p>
+      <w:pPr>
+        <w:pStyle w:val="a9"/>
+      </w:pPr>
+    </w:p>
+    <w:p>
+      <w:pPr>
+        <w:pStyle w:val="a9"/>
+      </w:pPr>
+    </w:p>
+    <w:p>
+      <w:pPr>
+        <w:pStyle w:val="a9"/>
+      </w:pPr>
+    </w:p>
+    <w:p>
+      <w:pPr>
+        <w:pStyle w:val="1"/>
+        <w:rPr>
+          <w:rFonts w:ascii="Times New Roman" w:eastAsia="Times New Roman" w:hAnsi="Times New Roman" w:cs="Times New Roman"/>
+          <w:b/>
+          <w:bCs/>
+          <w:color w:val="auto"/>
+          <w:sz w:val="28"/>
+        </w:rPr>
+      </w:pPr>
+      <w:bookmarkStart w:id="59" w:name="_Toc180570491"/>
+      <w:bookmarkStart w:id="60" w:name="_Toc180571171"/>
+      <w:r>
+        <w:rPr>
+          <w:b/>
+          <w:bCs/>
+          <w:color w:val="auto"/>
+        </w:rPr>
+        <w:lastRenderedPageBreak/>
+        <w:t>5.</w:t>
+      </w:r>
+      <w:r>
+        <w:rPr>
+          <w:rFonts w:ascii="Times New Roman" w:eastAsia="Times New Roman" w:hAnsi="Times New Roman" w:cs="Times New Roman"/>
+          <w:b/>
+          <w:bCs/>
+          <w:color w:val="auto"/>
+          <w:sz w:val="28"/>
+        </w:rPr>
+        <w:t xml:space="preserve"> </w:t>
+      </w:r>
+      <w:r>
+        <w:rPr>
+          <w:rFonts w:ascii="Times New Roman" w:eastAsia="Times New Roman" w:hAnsi="Times New Roman" w:cs="Times New Roman"/>
+          <w:b/>
+          <w:bCs/>
+          <w:color w:val="auto"/>
+          <w:sz w:val="28"/>
+        </w:rPr>
+        <w:t>Порядок контроля и приемки работ</w:t>
+      </w:r>
+      <w:bookmarkEnd w:id="59"/>
+      <w:bookmarkEnd w:id="60"/>
+    </w:p>
+    <w:p>
+      <w:pPr>
+        <w:rPr>
+          <w:rFonts w:eastAsia="Times New Roman"/>
+        </w:rPr>
+      </w:pPr>
+      <w:r>
+        <w:rPr>
+          <w:rFonts w:eastAsia="Times New Roman"/>
+        </w:rPr>
+        <w:t xml:space="preserve"> </w:t>
+      </w:r>
+      <w:bookmarkStart w:id="61" w:name="_Toc180566373"/>
+      <w:r>
+        <w:rPr>
+          <w:rFonts w:eastAsia="Times New Roman"/>
+        </w:rPr>
+        <w:t>Контроль разработки сервиса осуществляется путем обсуждения текущего этапа разработки среди исполнителей, а также путем встреч с заказчиком.</w:t>
+      </w:r>
+      <w:bookmarkEnd w:id="61"/>
+    </w:p>
+    <w:p>
+      <w:pPr>
+        <w:rPr>
+          <w:rFonts w:eastAsia="Times New Roman"/>
+        </w:rPr>
+      </w:pPr>
+      <w:r>
+        <w:rPr>
+          <w:rFonts w:eastAsia="Times New Roman"/>
+        </w:rPr>
+        <w:t xml:space="preserve"> </w:t>
+      </w:r>
+      <w:bookmarkStart w:id="62" w:name="_Toc180566374"/>
+      <w:r>
+        <w:rPr>
+          <w:rFonts w:eastAsia="Times New Roman"/>
+        </w:rPr>
+        <w:t>Готовый проект со всей необходимой документацией предоставляется заказчику в обозначенный им срок.</w:t>
+      </w:r>
+      <w:bookmarkEnd w:id="62"/>
+    </w:p>
+    <w:p>
+      <w:pPr>
+        <w:rPr>
+          <w:rFonts w:eastAsia="Times New Roman"/>
+        </w:rPr>
+      </w:pPr>
+      <w:r>
+        <w:rPr>
+          <w:rFonts w:eastAsia="Times New Roman"/>
+        </w:rPr>
+        <w:t xml:space="preserve"> </w:t>
+      </w:r>
+      <w:bookmarkStart w:id="63" w:name="_Toc180566375"/>
+      <w:r>
+        <w:rPr>
+          <w:rFonts w:eastAsia="Times New Roman"/>
+        </w:rPr>
+        <w:t>За заказчиком остается осуществление проверки соответствия функциональности приложения согласно техническому заданию.</w:t>
+      </w:r>
+      <w:bookmarkEnd w:id="63"/>
+      <w:r>
+        <w:rPr>
+          <w:rFonts w:eastAsia="Times New Roman"/>
+        </w:rPr>
+        <w:t xml:space="preserve"> </w:t>
+      </w:r>
+    </w:p>
+    <w:p>
+      <w:pPr>
+        <w:rPr>
+          <w:rFonts w:eastAsia="Times New Roman"/>
+        </w:rPr>
+      </w:pPr>
+      <w:bookmarkStart w:id="64" w:name="_Toc180566376"/>
+      <w:r>
+        <w:rPr>
+          <w:rFonts w:eastAsia="Times New Roman"/>
+        </w:rPr>
+        <w:t>Исполнитель также обязан предоставить заказчику следующий комплект, необходимый для защиты проекта:</w:t>
+      </w:r>
+      <w:bookmarkEnd w:id="64"/>
+    </w:p>
+    <w:p>
+      <w:pPr>
+        <w:rPr>
+          <w:rFonts w:eastAsia="Times New Roman"/>
+        </w:rPr>
+      </w:pPr>
+      <w:r>
+        <w:rPr>
+          <w:rFonts w:eastAsia="Times New Roman"/>
+        </w:rPr>
+        <w:t xml:space="preserve"> </w:t>
+      </w:r>
+      <w:bookmarkStart w:id="65" w:name="_Toc180566377"/>
+      <w:r>
+        <w:rPr>
+          <w:rFonts w:eastAsia="Times New Roman"/>
+        </w:rPr>
+        <w:t>Техническое задание;</w:t>
+      </w:r>
+      <w:bookmarkEnd w:id="65"/>
+    </w:p>
+    <w:p>
+      <w:pPr>
+        <w:rPr>
+          <w:rFonts w:eastAsia="Times New Roman"/>
+        </w:rPr>
+      </w:pPr>
+      <w:r>
+        <w:rPr>
+          <w:rFonts w:eastAsia="Times New Roman"/>
+        </w:rPr>
+        <w:t xml:space="preserve"> </w:t>
+      </w:r>
+      <w:bookmarkStart w:id="66" w:name="_Toc180566378"/>
+      <w:r>
+        <w:rPr>
+          <w:rFonts w:eastAsia="Times New Roman"/>
+        </w:rPr>
+        <w:t>Курсовой проект;</w:t>
+      </w:r>
+      <w:bookmarkEnd w:id="66"/>
+    </w:p>
+    <w:p>
+      <w:pPr>
+        <w:rPr>
+          <w:rFonts w:eastAsia="Times New Roman"/>
+        </w:rPr>
+      </w:pPr>
+      <w:r>
+        <w:rPr>
+          <w:rFonts w:eastAsia="Times New Roman"/>
+        </w:rPr>
+        <w:t xml:space="preserve"> </w:t>
+      </w:r>
+      <w:bookmarkStart w:id="67" w:name="_Toc180566379"/>
+      <w:r>
+        <w:rPr>
+          <w:rFonts w:eastAsia="Times New Roman"/>
+        </w:rPr>
+        <w:t>Презентация продукта;</w:t>
+      </w:r>
+      <w:bookmarkEnd w:id="67"/>
+    </w:p>
+    <w:p>
+      <w:pPr>
+        <w:rPr>
+          <w:rFonts w:eastAsia="Times New Roman"/>
+        </w:rPr>
+      </w:pPr>
+      <w:r>
+        <w:rPr>
+          <w:rFonts w:eastAsia="Times New Roman"/>
+        </w:rPr>
+        <w:t xml:space="preserve"> </w:t>
+      </w:r>
+      <w:bookmarkStart w:id="68" w:name="_Toc180566380"/>
+      <w:r>
+        <w:rPr>
+          <w:rFonts w:eastAsia="Times New Roman"/>
+        </w:rPr>
+        <w:t>Исходный код приложения.</w:t>
+      </w:r>
+      <w:bookmarkEnd w:id="68"/>
+    </w:p>
+    <w:p>
+      <w:pPr>
+        <w:rPr>
+          <w:rFonts w:eastAsia="Times New Roman"/>
+        </w:rPr>
+      </w:pPr>
+      <w:r>
+        <w:rPr>
+          <w:rFonts w:eastAsia="Times New Roman"/>
+        </w:rPr>
+        <w:t xml:space="preserve"> </w:t>
+      </w:r>
+      <w:bookmarkStart w:id="69" w:name="_Toc180566381"/>
+      <w:r>
+        <w:rPr>
+          <w:rFonts w:eastAsia="Times New Roman"/>
+        </w:rPr>
+        <w:t xml:space="preserve">Вся сопроводительная документация предоставляется в печатном виде и в электронном виде, размещенная на </w:t>
+      </w:r>
+      <w:proofErr w:type="spellStart"/>
+      <w:r>
+        <w:rPr>
+          <w:rFonts w:eastAsia="Times New Roman"/>
+        </w:rPr>
+        <w:t>GitHub</w:t>
+      </w:r>
+      <w:proofErr w:type="spellEnd"/>
+      <w:r>
+        <w:rPr>
+          <w:rFonts w:eastAsia="Times New Roman"/>
+        </w:rPr>
+        <w:t>.</w:t>
+      </w:r>
+      <w:bookmarkEnd w:id="69"/>
+    </w:p>
+    <w:p>
+      <w:pPr>
+        <w:rPr>
+          <w:rFonts w:eastAsia="Times New Roman"/>
+        </w:rPr>
+      </w:pPr>
+    </w:p>
+    <w:p>
+      <w:pPr>
+        <w:rPr>
+          <w:rFonts w:eastAsia="Times New Roman"/>
+        </w:rPr>
+      </w:pPr>
+      <w:r>
+        <w:rPr>
+          <w:rFonts w:eastAsia="Times New Roman"/>
+        </w:rPr>
+        <w:t xml:space="preserve">  </w:t>
+      </w:r>
+      <w:r>
+        <w:rPr>
+          <w:rFonts w:eastAsia="Times New Roman"/>
+        </w:rPr>
+        <w:tab/>
+      </w:r>
+      <w:r>
+        <w:rPr>
+          <w:rFonts w:eastAsia="Times New Roman"/>
+        </w:rPr>
+        <w:tab/>
+      </w:r>
+      <w:r>
+        <w:rPr>
+          <w:rFonts w:eastAsia="Times New Roman"/>
+        </w:rPr>
+        <w:tab/>
+      </w:r>
+      <w:r>
+        <w:rPr>
+          <w:rFonts w:eastAsia="Times New Roman"/>
+        </w:rPr>
+        <w:tab/>
+      </w:r>
+    </w:p>
+    <w:p>
+      <w:pPr>
+        <w:rPr>
+          <w:rFonts w:eastAsia="Times New Roman"/>
+        </w:rPr>
+      </w:pPr>
+    </w:p>
+    <w:p>
+      <w:pPr>
+        <w:rPr>
+          <w:rFonts w:eastAsia="Times New Roman"/>
+        </w:rPr>
+      </w:pPr>
+    </w:p>
+    <w:p>
+      <w:pPr>
+        <w:rPr>
+          <w:rFonts w:eastAsia="Times New Roman"/>
+        </w:rPr>
+      </w:pPr>
+    </w:p>
+    <w:p>
+      <w:pPr>
+        <w:rPr>
+          <w:rFonts w:eastAsia="Times New Roman"/>
+        </w:rPr>
+      </w:pPr>
+    </w:p>
+    <w:p>
+      <w:pPr>
+        <w:rPr>
+          <w:rFonts w:eastAsia="Times New Roman"/>
+        </w:rPr>
+      </w:pPr>
+    </w:p>
+    <w:p>
+      <w:pPr>
+        <w:rPr>
+          <w:rFonts w:eastAsia="Times New Roman"/>
+        </w:rPr>
+      </w:pPr>
+    </w:p>
+    <w:p>
+      <w:pPr>
+        <w:rPr>
+          <w:rFonts w:eastAsia="Times New Roman"/>
+        </w:rPr>
+      </w:pPr>
+    </w:p>
+    <w:p>
+      <w:pPr>
+        <w:rPr>
+          <w:rFonts w:eastAsia="Times New Roman"/>
+        </w:rPr>
+      </w:pPr>
+    </w:p>
+    <w:p>
+      <w:pPr>
+        <w:rPr>
+          <w:rFonts w:eastAsia="Times New Roman"/>
+        </w:rPr>
+      </w:pPr>
+    </w:p>
+    <w:p>
+      <w:pPr>
+        <w:rPr>
+          <w:rFonts w:eastAsia="Times New Roman"/>
+        </w:rPr>
+      </w:pPr>
+    </w:p>
+    <w:p>
+      <w:pPr>
+        <w:rPr>
+          <w:rFonts w:eastAsia="Times New Roman"/>
+        </w:rPr>
+      </w:pPr>
+    </w:p>
+    <w:p>
+      <w:pPr>
+        <w:rPr>
+          <w:rFonts w:eastAsia="Times New Roman"/>
+        </w:rPr>
+      </w:pPr>
+    </w:p>
+    <w:p>
+      <w:pPr>
+        <w:pStyle w:val="1"/>
+        <w:jc w:val="center"/>
+        <w:rPr>
+          <w:rFonts w:ascii="Times New Roman" w:eastAsia="Times New Roman" w:hAnsi="Times New Roman" w:cs="Times New Roman"/>
+          <w:b/>
+          <w:bCs/>
+          <w:color w:val="auto"/>
+          <w:sz w:val="28"/>
+        </w:rPr>
+      </w:pPr>
+      <w:bookmarkStart w:id="70" w:name="_Toc180571172"/>
+      <w:r>
+        <w:rPr>
+          <w:rFonts w:eastAsia="Times New Roman"/>
+          <w:b/>
+          <w:bCs/>
+          <w:color w:val="auto"/>
+        </w:rPr>
+        <w:lastRenderedPageBreak/>
         <w:t>Заключение</w:t>
       </w:r>
+      <w:bookmarkEnd w:id="70"/>
     </w:p>
     <w:p>
       <w:pPr>
@@ -3046,8 +8478,21 @@
       <w:pPr>
         <w:pStyle w:val="a9"/>
       </w:pPr>
-      <w:r>
-        <w:t>В ходе выполнения курсового проекта командой было разработано веб-приложение LIngdisp, предназначенное для изучения английского языка, в соответствии с поставленными перед проектом задачами.</w:t>
+    </w:p>
+    <w:p>
+      <w:pPr>
+        <w:pStyle w:val="a9"/>
+      </w:pPr>
+      <w:r>
+        <w:t xml:space="preserve">В ходе выполнения курсового проекта командой было разработано веб-приложение </w:t>
+      </w:r>
+      <w:proofErr w:type="spellStart"/>
+      <w:r>
+        <w:t>LIngdisp</w:t>
+      </w:r>
+      <w:proofErr w:type="spellEnd"/>
+      <w:r>
+        <w:t>, предназначенное для изучения английского языка, в соответствии с поставленными перед проектом задачами.</w:t>
       </w:r>
     </w:p>
     <w:p>
@@ -3111,7 +8556,6 @@
         </w:numPr>
       </w:pPr>
       <w:r>
-        <w:lastRenderedPageBreak/>
         <w:t>Добавление учебных материалов и вопросов с вариантами ответов;</w:t>
       </w:r>
     </w:p>
@@ -3156,7 +8600,15 @@
         <w:pStyle w:val="a9"/>
       </w:pPr>
       <w:r>
-        <w:t>Таким образом, разработанное приложение LIngdisp предоставляет пользователям удобные инструменты для изучения английского языка, что помогает эффективно отслеживать прогресс и адаптировать учебный процесс под индивидуальные потребности.</w:t>
+        <w:t xml:space="preserve">Таким образом, разработанное приложение </w:t>
+      </w:r>
+      <w:proofErr w:type="spellStart"/>
+      <w:r>
+        <w:t>LIngdisp</w:t>
+      </w:r>
+      <w:proofErr w:type="spellEnd"/>
+      <w:r>
+        <w:t xml:space="preserve"> предоставляет пользователям удобные инструменты для изучения английского языка, что помогает эффективно отслеживать прогресс и адаптировать учебный процесс под индивидуальные потребности.</w:t>
       </w:r>
     </w:p>
     <w:p>
@@ -3172,11 +8624,14 @@
     <w:p>
       <w:pPr>
         <w:pStyle w:val="-"/>
-      </w:pPr>
+        <w:outlineLvl w:val="0"/>
+      </w:pPr>
+      <w:bookmarkStart w:id="71" w:name="_Toc180571173"/>
       <w:r>
         <w:lastRenderedPageBreak/>
         <w:t>Список использованных источников</w:t>
       </w:r>
+      <w:bookmarkEnd w:id="71"/>
     </w:p>
     <w:p>
       <w:pPr>
@@ -3189,7 +8644,15 @@
         <w:t xml:space="preserve"> </w:t>
       </w:r>
       <w:r>
-        <w:t xml:space="preserve"> Веб-программирование. Учебник и практикум / под ред. А.Н. Павлова. — М.: Юрайт, 2022. — 472 с.</w:t>
+        <w:t xml:space="preserve"> Веб-программирование. Учебник и практикум / под ред. А.Н. Павлова. — М.: </w:t>
+      </w:r>
+      <w:proofErr w:type="spellStart"/>
+      <w:r>
+        <w:t>Юрайт</w:t>
+      </w:r>
+      <w:proofErr w:type="spellEnd"/>
+      <w:r>
+        <w:t>, 2022. — 472 с.</w:t>
       </w:r>
     </w:p>
     <w:p>
@@ -3210,8 +8673,21 @@
       <w:r>
         <w:t xml:space="preserve">3. </w:t>
       </w:r>
-      <w:r>
-        <w:t>Макфарланд, Д. JavaScript и jQuery: интерактивная веб-разработка. 2-е изд. — СПб.: Питер, 2021. — 768 с.</w:t>
+      <w:proofErr w:type="spellStart"/>
+      <w:r>
+        <w:t>Макфарланд</w:t>
+      </w:r>
+      <w:proofErr w:type="spellEnd"/>
+      <w:r>
+        <w:t xml:space="preserve">, Д. JavaScript и </w:t>
+      </w:r>
+      <w:proofErr w:type="spellStart"/>
+      <w:r>
+        <w:t>jQuery</w:t>
+      </w:r>
+      <w:proofErr w:type="spellEnd"/>
+      <w:r>
+        <w:t>: интерактивная веб-разработка. 2-е изд. — СПб.: Питер, 2021. — 768 с.</w:t>
       </w:r>
     </w:p>
     <w:p>
@@ -3227,7 +8703,23 @@
         <w:pStyle w:val="a9"/>
       </w:pPr>
       <w:r>
-        <w:t>5. Дейт, К. Введение в системы баз данных / К.Дейт. — М.: Бином, 2021. — 1240 с.</w:t>
+        <w:t xml:space="preserve">5. </w:t>
+      </w:r>
+      <w:proofErr w:type="spellStart"/>
+      <w:r>
+        <w:t>Дейт</w:t>
+      </w:r>
+      <w:proofErr w:type="spellEnd"/>
+      <w:r>
+        <w:t xml:space="preserve">, К. Введение в системы баз данных / </w:t>
+      </w:r>
+      <w:proofErr w:type="spellStart"/>
+      <w:r>
+        <w:t>К.Дейт</w:t>
+      </w:r>
+      <w:proofErr w:type="spellEnd"/>
+      <w:r>
+        <w:t>. — М.: Бином, 2021. — 1240 с.</w:t>
       </w:r>
     </w:p>
     <w:p>
@@ -3442,6 +8934,57 @@
     </w:lvl>
   </w:abstractNum>
   <w:abstractNum w:abstractNumId="1" w15:restartNumberingAfterBreak="0">
+    <w:nsid w:val="111C1160"/>
+    <w:multiLevelType w:val="multilevel"/>
+    <w:tmpl w:val="80BABFCA"/>
+    <w:lvl w:ilvl="0">
+      <w:start w:val="1"/>
+      <w:numFmt w:val="bullet"/>
+      <w:lvlText w:val="•"/>
+      <w:lvlJc w:val="left"/>
+    </w:lvl>
+    <w:lvl w:ilvl="1">
+      <w:numFmt w:val="decimal"/>
+      <w:lvlText w:val=""/>
+      <w:lvlJc w:val="left"/>
+    </w:lvl>
+    <w:lvl w:ilvl="2">
+      <w:numFmt w:val="decimal"/>
+      <w:lvlText w:val=""/>
+      <w:lvlJc w:val="left"/>
+    </w:lvl>
+    <w:lvl w:ilvl="3">
+      <w:numFmt w:val="decimal"/>
+      <w:lvlText w:val=""/>
+      <w:lvlJc w:val="left"/>
+    </w:lvl>
+    <w:lvl w:ilvl="4">
+      <w:numFmt w:val="decimal"/>
+      <w:lvlText w:val=""/>
+      <w:lvlJc w:val="left"/>
+    </w:lvl>
+    <w:lvl w:ilvl="5">
+      <w:numFmt w:val="decimal"/>
+      <w:lvlText w:val=""/>
+      <w:lvlJc w:val="left"/>
+    </w:lvl>
+    <w:lvl w:ilvl="6">
+      <w:numFmt w:val="decimal"/>
+      <w:lvlText w:val=""/>
+      <w:lvlJc w:val="left"/>
+    </w:lvl>
+    <w:lvl w:ilvl="7">
+      <w:numFmt w:val="decimal"/>
+      <w:lvlText w:val=""/>
+      <w:lvlJc w:val="left"/>
+    </w:lvl>
+    <w:lvl w:ilvl="8">
+      <w:numFmt w:val="decimal"/>
+      <w:lvlText w:val=""/>
+      <w:lvlJc w:val="left"/>
+    </w:lvl>
+  </w:abstractNum>
+  <w:abstractNum w:abstractNumId="2" w15:restartNumberingAfterBreak="0">
     <w:nsid w:val="11C019E8"/>
     <w:multiLevelType w:val="multilevel"/>
     <w:tmpl w:val="FCEA36AC"/>
@@ -3590,7 +9133,96 @@
       </w:rPr>
     </w:lvl>
   </w:abstractNum>
-  <w:abstractNum w:abstractNumId="2" w15:restartNumberingAfterBreak="0">
+  <w:abstractNum w:abstractNumId="3" w15:restartNumberingAfterBreak="0">
+    <w:nsid w:val="14E11F3C"/>
+    <w:multiLevelType w:val="hybridMultilevel"/>
+    <w:tmpl w:val="0548FF98"/>
+    <w:lvl w:ilvl="0" w:tplc="54FE046C">
+      <w:start w:val="4"/>
+      <w:numFmt w:val="decimal"/>
+      <w:lvlText w:val="%1."/>
+      <w:lvlJc w:val="left"/>
+      <w:pPr>
+        <w:ind w:left="1440" w:hanging="360"/>
+      </w:pPr>
+      <w:rPr>
+        <w:rFonts w:hint="default"/>
+      </w:rPr>
+    </w:lvl>
+    <w:lvl w:ilvl="1" w:tplc="04190019">
+      <w:start w:val="1"/>
+      <w:numFmt w:val="lowerLetter"/>
+      <w:lvlText w:val="%2."/>
+      <w:lvlJc w:val="left"/>
+      <w:pPr>
+        <w:ind w:left="2160" w:hanging="360"/>
+      </w:pPr>
+    </w:lvl>
+    <w:lvl w:ilvl="2" w:tplc="0419001B" w:tentative="1">
+      <w:start w:val="1"/>
+      <w:numFmt w:val="lowerRoman"/>
+      <w:lvlText w:val="%3."/>
+      <w:lvlJc w:val="right"/>
+      <w:pPr>
+        <w:ind w:left="2880" w:hanging="180"/>
+      </w:pPr>
+    </w:lvl>
+    <w:lvl w:ilvl="3" w:tplc="0419000F" w:tentative="1">
+      <w:start w:val="1"/>
+      <w:numFmt w:val="decimal"/>
+      <w:lvlText w:val="%4."/>
+      <w:lvlJc w:val="left"/>
+      <w:pPr>
+        <w:ind w:left="3600" w:hanging="360"/>
+      </w:pPr>
+    </w:lvl>
+    <w:lvl w:ilvl="4" w:tplc="04190019" w:tentative="1">
+      <w:start w:val="1"/>
+      <w:numFmt w:val="lowerLetter"/>
+      <w:lvlText w:val="%5."/>
+      <w:lvlJc w:val="left"/>
+      <w:pPr>
+        <w:ind w:left="4320" w:hanging="360"/>
+      </w:pPr>
+    </w:lvl>
+    <w:lvl w:ilvl="5" w:tplc="0419001B" w:tentative="1">
+      <w:start w:val="1"/>
+      <w:numFmt w:val="lowerRoman"/>
+      <w:lvlText w:val="%6."/>
+      <w:lvlJc w:val="right"/>
+      <w:pPr>
+        <w:ind w:left="5040" w:hanging="180"/>
+      </w:pPr>
+    </w:lvl>
+    <w:lvl w:ilvl="6" w:tplc="0419000F" w:tentative="1">
+      <w:start w:val="1"/>
+      <w:numFmt w:val="decimal"/>
+      <w:lvlText w:val="%7."/>
+      <w:lvlJc w:val="left"/>
+      <w:pPr>
+        <w:ind w:left="5760" w:hanging="360"/>
+      </w:pPr>
+    </w:lvl>
+    <w:lvl w:ilvl="7" w:tplc="04190019" w:tentative="1">
+      <w:start w:val="1"/>
+      <w:numFmt w:val="lowerLetter"/>
+      <w:lvlText w:val="%8."/>
+      <w:lvlJc w:val="left"/>
+      <w:pPr>
+        <w:ind w:left="6480" w:hanging="360"/>
+      </w:pPr>
+    </w:lvl>
+    <w:lvl w:ilvl="8" w:tplc="0419001B" w:tentative="1">
+      <w:start w:val="1"/>
+      <w:numFmt w:val="lowerRoman"/>
+      <w:lvlText w:val="%9."/>
+      <w:lvlJc w:val="right"/>
+      <w:pPr>
+        <w:ind w:left="7200" w:hanging="180"/>
+      </w:pPr>
+    </w:lvl>
+  </w:abstractNum>
+  <w:abstractNum w:abstractNumId="4" w15:restartNumberingAfterBreak="0">
     <w:nsid w:val="16282458"/>
     <w:multiLevelType w:val="multilevel"/>
     <w:tmpl w:val="2AB26F90"/>
@@ -3706,7 +9338,7 @@
       </w:rPr>
     </w:lvl>
   </w:abstractNum>
-  <w:abstractNum w:abstractNumId="3" w15:restartNumberingAfterBreak="0">
+  <w:abstractNum w:abstractNumId="5" w15:restartNumberingAfterBreak="0">
     <w:nsid w:val="1B425E59"/>
     <w:multiLevelType w:val="hybridMultilevel"/>
     <w:tmpl w:val="8404FC10"/>
@@ -3819,7 +9451,7 @@
       </w:rPr>
     </w:lvl>
   </w:abstractNum>
-  <w:abstractNum w:abstractNumId="4" w15:restartNumberingAfterBreak="0">
+  <w:abstractNum w:abstractNumId="6" w15:restartNumberingAfterBreak="0">
     <w:nsid w:val="1EA25D1E"/>
     <w:multiLevelType w:val="hybridMultilevel"/>
     <w:tmpl w:val="342A78AC"/>
@@ -3932,7 +9564,7 @@
       </w:rPr>
     </w:lvl>
   </w:abstractNum>
-  <w:abstractNum w:abstractNumId="5" w15:restartNumberingAfterBreak="0">
+  <w:abstractNum w:abstractNumId="7" w15:restartNumberingAfterBreak="0">
     <w:nsid w:val="21045947"/>
     <w:multiLevelType w:val="multilevel"/>
     <w:tmpl w:val="54583F12"/>
@@ -4047,7 +9679,128 @@
       </w:rPr>
     </w:lvl>
   </w:abstractNum>
-  <w:abstractNum w:abstractNumId="6" w15:restartNumberingAfterBreak="0">
+  <w:abstractNum w:abstractNumId="8" w15:restartNumberingAfterBreak="0">
+    <w:nsid w:val="27CC044E"/>
+    <w:multiLevelType w:val="multilevel"/>
+    <w:tmpl w:val="0646EF98"/>
+    <w:lvl w:ilvl="0">
+      <w:start w:val="1"/>
+      <w:numFmt w:val="decimal"/>
+      <w:lvlText w:val="%1."/>
+      <w:lvlJc w:val="left"/>
+      <w:pPr>
+        <w:ind w:left="720" w:hanging="360"/>
+      </w:pPr>
+      <w:rPr>
+        <w:rFonts w:hint="default"/>
+      </w:rPr>
+    </w:lvl>
+    <w:lvl w:ilvl="1">
+      <w:start w:val="5"/>
+      <w:numFmt w:val="decimal"/>
+      <w:isLgl/>
+      <w:lvlText w:val="%1.%2."/>
+      <w:lvlJc w:val="left"/>
+      <w:pPr>
+        <w:ind w:left="1440" w:hanging="720"/>
+      </w:pPr>
+      <w:rPr>
+        <w:rFonts w:hint="default"/>
+      </w:rPr>
+    </w:lvl>
+    <w:lvl w:ilvl="2">
+      <w:start w:val="1"/>
+      <w:numFmt w:val="decimal"/>
+      <w:isLgl/>
+      <w:lvlText w:val="%1.%2.%3."/>
+      <w:lvlJc w:val="left"/>
+      <w:pPr>
+        <w:ind w:left="1800" w:hanging="720"/>
+      </w:pPr>
+      <w:rPr>
+        <w:rFonts w:hint="default"/>
+      </w:rPr>
+    </w:lvl>
+    <w:lvl w:ilvl="3">
+      <w:start w:val="1"/>
+      <w:numFmt w:val="decimal"/>
+      <w:isLgl/>
+      <w:lvlText w:val="%1.%2.%3.%4."/>
+      <w:lvlJc w:val="left"/>
+      <w:pPr>
+        <w:ind w:left="2520" w:hanging="1080"/>
+      </w:pPr>
+      <w:rPr>
+        <w:rFonts w:hint="default"/>
+      </w:rPr>
+    </w:lvl>
+    <w:lvl w:ilvl="4">
+      <w:start w:val="1"/>
+      <w:numFmt w:val="decimal"/>
+      <w:isLgl/>
+      <w:lvlText w:val="%1.%2.%3.%4.%5."/>
+      <w:lvlJc w:val="left"/>
+      <w:pPr>
+        <w:ind w:left="2880" w:hanging="1080"/>
+      </w:pPr>
+      <w:rPr>
+        <w:rFonts w:hint="default"/>
+      </w:rPr>
+    </w:lvl>
+    <w:lvl w:ilvl="5">
+      <w:start w:val="1"/>
+      <w:numFmt w:val="decimal"/>
+      <w:isLgl/>
+      <w:lvlText w:val="%1.%2.%3.%4.%5.%6."/>
+      <w:lvlJc w:val="left"/>
+      <w:pPr>
+        <w:ind w:left="3600" w:hanging="1440"/>
+      </w:pPr>
+      <w:rPr>
+        <w:rFonts w:hint="default"/>
+      </w:rPr>
+    </w:lvl>
+    <w:lvl w:ilvl="6">
+      <w:start w:val="1"/>
+      <w:numFmt w:val="decimal"/>
+      <w:isLgl/>
+      <w:lvlText w:val="%1.%2.%3.%4.%5.%6.%7."/>
+      <w:lvlJc w:val="left"/>
+      <w:pPr>
+        <w:ind w:left="4320" w:hanging="1800"/>
+      </w:pPr>
+      <w:rPr>
+        <w:rFonts w:hint="default"/>
+      </w:rPr>
+    </w:lvl>
+    <w:lvl w:ilvl="7">
+      <w:start w:val="1"/>
+      <w:numFmt w:val="decimal"/>
+      <w:isLgl/>
+      <w:lvlText w:val="%1.%2.%3.%4.%5.%6.%7.%8."/>
+      <w:lvlJc w:val="left"/>
+      <w:pPr>
+        <w:ind w:left="4680" w:hanging="1800"/>
+      </w:pPr>
+      <w:rPr>
+        <w:rFonts w:hint="default"/>
+      </w:rPr>
+    </w:lvl>
+    <w:lvl w:ilvl="8">
+      <w:start w:val="1"/>
+      <w:numFmt w:val="decimal"/>
+      <w:isLgl/>
+      <w:lvlText w:val="%1.%2.%3.%4.%5.%6.%7.%8.%9."/>
+      <w:lvlJc w:val="left"/>
+      <w:pPr>
+        <w:ind w:left="5400" w:hanging="2160"/>
+      </w:pPr>
+      <w:rPr>
+        <w:rFonts w:hint="default"/>
+      </w:rPr>
+    </w:lvl>
+  </w:abstractNum>
+  <w:abstractNum w:abstractNumId="9" w15:restartNumberingAfterBreak="0">
     <w:nsid w:val="2A7B5BCE"/>
     <w:multiLevelType w:val="hybridMultilevel"/>
     <w:tmpl w:val="90A4843E"/>
@@ -4160,10 +9913,10 @@
       </w:rPr>
     </w:lvl>
   </w:abstractNum>
-  <w:abstractNum w:abstractNumId="7" w15:restartNumberingAfterBreak="0">
+  <w:abstractNum w:abstractNumId="10" w15:restartNumberingAfterBreak="0">
     <w:nsid w:val="2E204C08"/>
     <w:multiLevelType w:val="multilevel"/>
-    <w:tmpl w:val="1706B966"/>
+    <w:tmpl w:val="2BA83A92"/>
     <w:lvl w:ilvl="0">
       <w:start w:val="1"/>
       <w:numFmt w:val="bullet"/>
@@ -4180,6 +9933,151 @@
         <w:sz w:val="20"/>
       </w:rPr>
     </w:lvl>
+    <w:lvl w:ilvl="1">
+      <w:start w:val="3"/>
+      <w:numFmt w:val="decimal"/>
+      <w:lvlText w:val="%2."/>
+      <w:lvlJc w:val="left"/>
+      <w:pPr>
+        <w:ind w:left="1440" w:hanging="360"/>
+      </w:pPr>
+      <w:rPr>
+        <w:rFonts w:hint="default"/>
+      </w:rPr>
+    </w:lvl>
+    <w:lvl w:ilvl="2" w:tentative="1">
+      <w:start w:val="1"/>
+      <w:numFmt w:val="bullet"/>
+      <w:lvlText w:val=""/>
+      <w:lvlJc w:val="left"/>
+      <w:pPr>
+        <w:tabs>
+          <w:tab w:val="num" w:pos="2160"/>
+        </w:tabs>
+        <w:ind w:left="2160" w:hanging="360"/>
+      </w:pPr>
+      <w:rPr>
+        <w:rFonts w:ascii="Wingdings" w:hAnsi="Wingdings" w:hint="default"/>
+        <w:sz w:val="20"/>
+      </w:rPr>
+    </w:lvl>
+    <w:lvl w:ilvl="3" w:tentative="1">
+      <w:start w:val="1"/>
+      <w:numFmt w:val="bullet"/>
+      <w:lvlText w:val=""/>
+      <w:lvlJc w:val="left"/>
+      <w:pPr>
+        <w:tabs>
+          <w:tab w:val="num" w:pos="2880"/>
+        </w:tabs>
+        <w:ind w:left="2880" w:hanging="360"/>
+      </w:pPr>
+      <w:rPr>
+        <w:rFonts w:ascii="Wingdings" w:hAnsi="Wingdings" w:hint="default"/>
+        <w:sz w:val="20"/>
+      </w:rPr>
+    </w:lvl>
+    <w:lvl w:ilvl="4" w:tentative="1">
+      <w:start w:val="1"/>
+      <w:numFmt w:val="bullet"/>
+      <w:lvlText w:val=""/>
+      <w:lvlJc w:val="left"/>
+      <w:pPr>
+        <w:tabs>
+          <w:tab w:val="num" w:pos="3600"/>
+        </w:tabs>
+        <w:ind w:left="3600" w:hanging="360"/>
+      </w:pPr>
+      <w:rPr>
+        <w:rFonts w:ascii="Wingdings" w:hAnsi="Wingdings" w:hint="default"/>
+        <w:sz w:val="20"/>
+      </w:rPr>
+    </w:lvl>
+    <w:lvl w:ilvl="5" w:tentative="1">
+      <w:start w:val="1"/>
+      <w:numFmt w:val="bullet"/>
+      <w:lvlText w:val=""/>
+      <w:lvlJc w:val="left"/>
+      <w:pPr>
+        <w:tabs>
+          <w:tab w:val="num" w:pos="4320"/>
+        </w:tabs>
+        <w:ind w:left="4320" w:hanging="360"/>
+      </w:pPr>
+      <w:rPr>
+        <w:rFonts w:ascii="Wingdings" w:hAnsi="Wingdings" w:hint="default"/>
+        <w:sz w:val="20"/>
+      </w:rPr>
+    </w:lvl>
+    <w:lvl w:ilvl="6" w:tentative="1">
+      <w:start w:val="1"/>
+      <w:numFmt w:val="bullet"/>
+      <w:lvlText w:val=""/>
+      <w:lvlJc w:val="left"/>
+      <w:pPr>
+        <w:tabs>
+          <w:tab w:val="num" w:pos="5040"/>
+        </w:tabs>
+        <w:ind w:left="5040" w:hanging="360"/>
+      </w:pPr>
+      <w:rPr>
+        <w:rFonts w:ascii="Wingdings" w:hAnsi="Wingdings" w:hint="default"/>
+        <w:sz w:val="20"/>
+      </w:rPr>
+    </w:lvl>
+    <w:lvl w:ilvl="7" w:tentative="1">
+      <w:start w:val="1"/>
+      <w:numFmt w:val="bullet"/>
+      <w:lvlText w:val=""/>
+      <w:lvlJc w:val="left"/>
+      <w:pPr>
+        <w:tabs>
+          <w:tab w:val="num" w:pos="5760"/>
+        </w:tabs>
+        <w:ind w:left="5760" w:hanging="360"/>
+      </w:pPr>
+      <w:rPr>
+        <w:rFonts w:ascii="Wingdings" w:hAnsi="Wingdings" w:hint="default"/>
+        <w:sz w:val="20"/>
+      </w:rPr>
+    </w:lvl>
+    <w:lvl w:ilvl="8" w:tentative="1">
+      <w:start w:val="1"/>
+      <w:numFmt w:val="bullet"/>
+      <w:lvlText w:val=""/>
+      <w:lvlJc w:val="left"/>
+      <w:pPr>
+        <w:tabs>
+          <w:tab w:val="num" w:pos="6480"/>
+        </w:tabs>
+        <w:ind w:left="6480" w:hanging="360"/>
+      </w:pPr>
+      <w:rPr>
+        <w:rFonts w:ascii="Wingdings" w:hAnsi="Wingdings" w:hint="default"/>
+        <w:sz w:val="20"/>
+      </w:rPr>
+    </w:lvl>
+  </w:abstractNum>
+  <w:abstractNum w:abstractNumId="11" w15:restartNumberingAfterBreak="0">
+    <w:nsid w:val="37E33FCD"/>
+    <w:multiLevelType w:val="multilevel"/>
+    <w:tmpl w:val="DBD8A970"/>
+    <w:lvl w:ilvl="0">
+      <w:start w:val="1"/>
+      <w:numFmt w:val="bullet"/>
+      <w:lvlText w:val=""/>
+      <w:lvlJc w:val="left"/>
+      <w:pPr>
+        <w:tabs>
+          <w:tab w:val="num" w:pos="720"/>
+        </w:tabs>
+        <w:ind w:left="720" w:hanging="360"/>
+      </w:pPr>
+      <w:rPr>
+        <w:rFonts w:ascii="Symbol" w:hAnsi="Symbol" w:hint="default"/>
+        <w:sz w:val="20"/>
+      </w:rPr>
+    </w:lvl>
     <w:lvl w:ilvl="1" w:tentative="1">
       <w:start w:val="1"/>
       <w:numFmt w:val="bullet"/>
@@ -4309,156 +10207,7 @@
       </w:rPr>
     </w:lvl>
   </w:abstractNum>
-  <w:abstractNum w:abstractNumId="8" w15:restartNumberingAfterBreak="0">
-    <w:nsid w:val="37E33FCD"/>
-    <w:multiLevelType w:val="multilevel"/>
-    <w:tmpl w:val="DBD8A970"/>
-    <w:lvl w:ilvl="0">
-      <w:start w:val="1"/>
-      <w:numFmt w:val="bullet"/>
-      <w:lvlText w:val=""/>
-      <w:lvlJc w:val="left"/>
-      <w:pPr>
-        <w:tabs>
-          <w:tab w:val="num" w:pos="720"/>
-        </w:tabs>
-        <w:ind w:left="720" w:hanging="360"/>
-      </w:pPr>
-      <w:rPr>
-        <w:rFonts w:ascii="Symbol" w:hAnsi="Symbol" w:hint="default"/>
-        <w:sz w:val="20"/>
-      </w:rPr>
-    </w:lvl>
-    <w:lvl w:ilvl="1" w:tentative="1">
-      <w:start w:val="1"/>
-      <w:numFmt w:val="bullet"/>
-      <w:lvlText w:val="o"/>
-      <w:lvlJc w:val="left"/>
-      <w:pPr>
-        <w:tabs>
-          <w:tab w:val="num" w:pos="1440"/>
-        </w:tabs>
-        <w:ind w:left="1440" w:hanging="360"/>
-      </w:pPr>
-      <w:rPr>
-        <w:rFonts w:ascii="Courier New" w:hAnsi="Courier New" w:hint="default"/>
-        <w:sz w:val="20"/>
-      </w:rPr>
-    </w:lvl>
-    <w:lvl w:ilvl="2" w:tentative="1">
-      <w:start w:val="1"/>
-      <w:numFmt w:val="bullet"/>
-      <w:lvlText w:val=""/>
-      <w:lvlJc w:val="left"/>
-      <w:pPr>
-        <w:tabs>
-          <w:tab w:val="num" w:pos="2160"/>
-        </w:tabs>
-        <w:ind w:left="2160" w:hanging="360"/>
-      </w:pPr>
-      <w:rPr>
-        <w:rFonts w:ascii="Wingdings" w:hAnsi="Wingdings" w:hint="default"/>
-        <w:sz w:val="20"/>
-      </w:rPr>
-    </w:lvl>
-    <w:lvl w:ilvl="3" w:tentative="1">
-      <w:start w:val="1"/>
-      <w:numFmt w:val="bullet"/>
-      <w:lvlText w:val=""/>
-      <w:lvlJc w:val="left"/>
-      <w:pPr>
-        <w:tabs>
-          <w:tab w:val="num" w:pos="2880"/>
-        </w:tabs>
-        <w:ind w:left="2880" w:hanging="360"/>
-      </w:pPr>
-      <w:rPr>
-        <w:rFonts w:ascii="Wingdings" w:hAnsi="Wingdings" w:hint="default"/>
-        <w:sz w:val="20"/>
-      </w:rPr>
-    </w:lvl>
-    <w:lvl w:ilvl="4" w:tentative="1">
-      <w:start w:val="1"/>
-      <w:numFmt w:val="bullet"/>
-      <w:lvlText w:val=""/>
-      <w:lvlJc w:val="left"/>
-      <w:pPr>
-        <w:tabs>
-          <w:tab w:val="num" w:pos="3600"/>
-        </w:tabs>
-        <w:ind w:left="3600" w:hanging="360"/>
-      </w:pPr>
-      <w:rPr>
-        <w:rFonts w:ascii="Wingdings" w:hAnsi="Wingdings" w:hint="default"/>
-        <w:sz w:val="20"/>
-      </w:rPr>
-    </w:lvl>
-    <w:lvl w:ilvl="5" w:tentative="1">
-      <w:start w:val="1"/>
-      <w:numFmt w:val="bullet"/>
-      <w:lvlText w:val=""/>
-      <w:lvlJc w:val="left"/>
-      <w:pPr>
-        <w:tabs>
-          <w:tab w:val="num" w:pos="4320"/>
-        </w:tabs>
-        <w:ind w:left="4320" w:hanging="360"/>
-      </w:pPr>
-      <w:rPr>
-        <w:rFonts w:ascii="Wingdings" w:hAnsi="Wingdings" w:hint="default"/>
-        <w:sz w:val="20"/>
-      </w:rPr>
-    </w:lvl>
-    <w:lvl w:ilvl="6" w:tentative="1">
-      <w:start w:val="1"/>
-      <w:numFmt w:val="bullet"/>
-      <w:lvlText w:val=""/>
-      <w:lvlJc w:val="left"/>
-      <w:pPr>
-        <w:tabs>
-          <w:tab w:val="num" w:pos="5040"/>
-        </w:tabs>
-        <w:ind w:left="5040" w:hanging="360"/>
-      </w:pPr>
-      <w:rPr>
-        <w:rFonts w:ascii="Wingdings" w:hAnsi="Wingdings" w:hint="default"/>
-        <w:sz w:val="20"/>
-      </w:rPr>
-    </w:lvl>
-    <w:lvl w:ilvl="7" w:tentative="1">
-      <w:start w:val="1"/>
-      <w:numFmt w:val="bullet"/>
-      <w:lvlText w:val=""/>
-      <w:lvlJc w:val="left"/>
-      <w:pPr>
-        <w:tabs>
-          <w:tab w:val="num" w:pos="5760"/>
-        </w:tabs>
-        <w:ind w:left="5760" w:hanging="360"/>
-      </w:pPr>
-      <w:rPr>
-        <w:rFonts w:ascii="Wingdings" w:hAnsi="Wingdings" w:hint="default"/>
-        <w:sz w:val="20"/>
-      </w:rPr>
-    </w:lvl>
-    <w:lvl w:ilvl="8" w:tentative="1">
-      <w:start w:val="1"/>
-      <w:numFmt w:val="bullet"/>
-      <w:lvlText w:val=""/>
-      <w:lvlJc w:val="left"/>
-      <w:pPr>
-        <w:tabs>
-          <w:tab w:val="num" w:pos="6480"/>
-        </w:tabs>
-        <w:ind w:left="6480" w:hanging="360"/>
-      </w:pPr>
-      <w:rPr>
-        <w:rFonts w:ascii="Wingdings" w:hAnsi="Wingdings" w:hint="default"/>
-        <w:sz w:val="20"/>
-      </w:rPr>
-    </w:lvl>
-  </w:abstractNum>
-  <w:abstractNum w:abstractNumId="9" w15:restartNumberingAfterBreak="0">
+  <w:abstractNum w:abstractNumId="12" w15:restartNumberingAfterBreak="0">
     <w:nsid w:val="396B7035"/>
     <w:multiLevelType w:val="hybridMultilevel"/>
     <w:tmpl w:val="E4DE935C"/>
@@ -4571,7 +10320,185 @@
       </w:rPr>
     </w:lvl>
   </w:abstractNum>
-  <w:abstractNum w:abstractNumId="10" w15:restartNumberingAfterBreak="0">
+  <w:abstractNum w:abstractNumId="13" w15:restartNumberingAfterBreak="0">
+    <w:nsid w:val="44CB6254"/>
+    <w:multiLevelType w:val="hybridMultilevel"/>
+    <w:tmpl w:val="DB4A4794"/>
+    <w:lvl w:ilvl="0" w:tplc="98FEE69E">
+      <w:start w:val="1"/>
+      <w:numFmt w:val="decimal"/>
+      <w:lvlText w:val="%1."/>
+      <w:lvlJc w:val="left"/>
+      <w:pPr>
+        <w:ind w:left="1065" w:hanging="360"/>
+      </w:pPr>
+      <w:rPr>
+        <w:rFonts w:hint="default"/>
+      </w:rPr>
+    </w:lvl>
+    <w:lvl w:ilvl="1" w:tplc="04190019" w:tentative="1">
+      <w:start w:val="1"/>
+      <w:numFmt w:val="lowerLetter"/>
+      <w:lvlText w:val="%2."/>
+      <w:lvlJc w:val="left"/>
+      <w:pPr>
+        <w:ind w:left="1785" w:hanging="360"/>
+      </w:pPr>
+    </w:lvl>
+    <w:lvl w:ilvl="2" w:tplc="0419001B" w:tentative="1">
+      <w:start w:val="1"/>
+      <w:numFmt w:val="lowerRoman"/>
+      <w:lvlText w:val="%3."/>
+      <w:lvlJc w:val="right"/>
+      <w:pPr>
+        <w:ind w:left="2505" w:hanging="180"/>
+      </w:pPr>
+    </w:lvl>
+    <w:lvl w:ilvl="3" w:tplc="0419000F" w:tentative="1">
+      <w:start w:val="1"/>
+      <w:numFmt w:val="decimal"/>
+      <w:lvlText w:val="%4."/>
+      <w:lvlJc w:val="left"/>
+      <w:pPr>
+        <w:ind w:left="3225" w:hanging="360"/>
+      </w:pPr>
+    </w:lvl>
+    <w:lvl w:ilvl="4" w:tplc="04190019" w:tentative="1">
+      <w:start w:val="1"/>
+      <w:numFmt w:val="lowerLetter"/>
+      <w:lvlText w:val="%5."/>
+      <w:lvlJc w:val="left"/>
+      <w:pPr>
+        <w:ind w:left="3945" w:hanging="360"/>
+      </w:pPr>
+    </w:lvl>
+    <w:lvl w:ilvl="5" w:tplc="0419001B" w:tentative="1">
+      <w:start w:val="1"/>
+      <w:numFmt w:val="lowerRoman"/>
+      <w:lvlText w:val="%6."/>
+      <w:lvlJc w:val="right"/>
+      <w:pPr>
+        <w:ind w:left="4665" w:hanging="180"/>
+      </w:pPr>
+    </w:lvl>
+    <w:lvl w:ilvl="6" w:tplc="0419000F" w:tentative="1">
+      <w:start w:val="1"/>
+      <w:numFmt w:val="decimal"/>
+      <w:lvlText w:val="%7."/>
+      <w:lvlJc w:val="left"/>
+      <w:pPr>
+        <w:ind w:left="5385" w:hanging="360"/>
+      </w:pPr>
+    </w:lvl>
+    <w:lvl w:ilvl="7" w:tplc="04190019" w:tentative="1">
+      <w:start w:val="1"/>
+      <w:numFmt w:val="lowerLetter"/>
+      <w:lvlText w:val="%8."/>
+      <w:lvlJc w:val="left"/>
+      <w:pPr>
+        <w:ind w:left="6105" w:hanging="360"/>
+      </w:pPr>
+    </w:lvl>
+    <w:lvl w:ilvl="8" w:tplc="0419001B" w:tentative="1">
+      <w:start w:val="1"/>
+      <w:numFmt w:val="lowerRoman"/>
+      <w:lvlText w:val="%9."/>
+      <w:lvlJc w:val="right"/>
+      <w:pPr>
+        <w:ind w:left="6825" w:hanging="180"/>
+      </w:pPr>
+    </w:lvl>
+  </w:abstractNum>
+  <w:abstractNum w:abstractNumId="14" w15:restartNumberingAfterBreak="0">
+    <w:nsid w:val="48BE6B11"/>
+    <w:multiLevelType w:val="hybridMultilevel"/>
+    <w:tmpl w:val="EFC29C64"/>
+    <w:lvl w:ilvl="0" w:tplc="159EA224">
+      <w:start w:val="1"/>
+      <w:numFmt w:val="decimal"/>
+      <w:lvlText w:val="%1"/>
+      <w:lvlJc w:val="left"/>
+      <w:pPr>
+        <w:ind w:left="1080" w:hanging="360"/>
+      </w:pPr>
+      <w:rPr>
+        <w:rFonts w:hint="default"/>
+      </w:rPr>
+    </w:lvl>
+    <w:lvl w:ilvl="1" w:tplc="04190019" w:tentative="1">
+      <w:start w:val="1"/>
+      <w:numFmt w:val="lowerLetter"/>
+      <w:lvlText w:val="%2."/>
+      <w:lvlJc w:val="left"/>
+      <w:pPr>
+        <w:ind w:left="1800" w:hanging="360"/>
+      </w:pPr>
+    </w:lvl>
+    <w:lvl w:ilvl="2" w:tplc="0419001B" w:tentative="1">
+      <w:start w:val="1"/>
+      <w:numFmt w:val="lowerRoman"/>
+      <w:lvlText w:val="%3."/>
+      <w:lvlJc w:val="right"/>
+      <w:pPr>
+        <w:ind w:left="2520" w:hanging="180"/>
+      </w:pPr>
+    </w:lvl>
+    <w:lvl w:ilvl="3" w:tplc="0419000F" w:tentative="1">
+      <w:start w:val="1"/>
+      <w:numFmt w:val="decimal"/>
+      <w:lvlText w:val="%4."/>
+      <w:lvlJc w:val="left"/>
+      <w:pPr>
+        <w:ind w:left="3240" w:hanging="360"/>
+      </w:pPr>
+    </w:lvl>
+    <w:lvl w:ilvl="4" w:tplc="04190019" w:tentative="1">
+      <w:start w:val="1"/>
+      <w:numFmt w:val="lowerLetter"/>
+      <w:lvlText w:val="%5."/>
+      <w:lvlJc w:val="left"/>
+      <w:pPr>
+        <w:ind w:left="3960" w:hanging="360"/>
+      </w:pPr>
+    </w:lvl>
+    <w:lvl w:ilvl="5" w:tplc="0419001B" w:tentative="1">
+      <w:start w:val="1"/>
+      <w:numFmt w:val="lowerRoman"/>
+      <w:lvlText w:val="%6."/>
+      <w:lvlJc w:val="right"/>
+      <w:pPr>
+        <w:ind w:left="4680" w:hanging="180"/>
+      </w:pPr>
+    </w:lvl>
+    <w:lvl w:ilvl="6" w:tplc="0419000F" w:tentative="1">
+      <w:start w:val="1"/>
+      <w:numFmt w:val="decimal"/>
+      <w:lvlText w:val="%7."/>
+      <w:lvlJc w:val="left"/>
+      <w:pPr>
+        <w:ind w:left="5400" w:hanging="360"/>
+      </w:pPr>
+    </w:lvl>
+    <w:lvl w:ilvl="7" w:tplc="04190019" w:tentative="1">
+      <w:start w:val="1"/>
+      <w:numFmt w:val="lowerLetter"/>
+      <w:lvlText w:val="%8."/>
+      <w:lvlJc w:val="left"/>
+      <w:pPr>
+        <w:ind w:left="6120" w:hanging="360"/>
+      </w:pPr>
+    </w:lvl>
+    <w:lvl w:ilvl="8" w:tplc="0419001B" w:tentative="1">
+      <w:start w:val="1"/>
+      <w:numFmt w:val="lowerRoman"/>
+      <w:lvlText w:val="%9."/>
+      <w:lvlJc w:val="right"/>
+      <w:pPr>
+        <w:ind w:left="6840" w:hanging="180"/>
+      </w:pPr>
+    </w:lvl>
+  </w:abstractNum>
+  <w:abstractNum w:abstractNumId="15" w15:restartNumberingAfterBreak="0">
     <w:nsid w:val="5D927C4F"/>
     <w:multiLevelType w:val="hybridMultilevel"/>
     <w:tmpl w:val="4BCE84C4"/>
@@ -4684,11 +10611,11 @@
       </w:rPr>
     </w:lvl>
   </w:abstractNum>
-  <w:abstractNum w:abstractNumId="11" w15:restartNumberingAfterBreak="0">
+  <w:abstractNum w:abstractNumId="16" w15:restartNumberingAfterBreak="0">
     <w:nsid w:val="675919BE"/>
     <w:multiLevelType w:val="hybridMultilevel"/>
-    <w:tmpl w:val="A3AA4600"/>
-    <w:lvl w:ilvl="0" w:tplc="ED2EA0F8">
+    <w:tmpl w:val="07A0CCBA"/>
+    <w:lvl w:ilvl="0" w:tplc="75D84394">
       <w:start w:val="1"/>
       <w:numFmt w:val="bullet"/>
       <w:suff w:val="space"/>
@@ -4798,7 +10725,7 @@
       </w:rPr>
     </w:lvl>
   </w:abstractNum>
-  <w:abstractNum w:abstractNumId="12" w15:restartNumberingAfterBreak="0">
+  <w:abstractNum w:abstractNumId="17" w15:restartNumberingAfterBreak="0">
     <w:nsid w:val="6AC84BA2"/>
     <w:multiLevelType w:val="hybridMultilevel"/>
     <w:tmpl w:val="B9DE266C"/>
@@ -4911,7 +10838,7 @@
       </w:rPr>
     </w:lvl>
   </w:abstractNum>
-  <w:abstractNum w:abstractNumId="13" w15:restartNumberingAfterBreak="0">
+  <w:abstractNum w:abstractNumId="18" w15:restartNumberingAfterBreak="0">
     <w:nsid w:val="6EE930B7"/>
     <w:multiLevelType w:val="hybridMultilevel"/>
     <w:tmpl w:val="1FE86042"/>
@@ -5024,7 +10951,7 @@
       </w:rPr>
     </w:lvl>
   </w:abstractNum>
-  <w:abstractNum w:abstractNumId="14" w15:restartNumberingAfterBreak="0">
+  <w:abstractNum w:abstractNumId="19" w15:restartNumberingAfterBreak="0">
     <w:nsid w:val="727D7B42"/>
     <w:multiLevelType w:val="hybridMultilevel"/>
     <w:tmpl w:val="C76404FC"/>
@@ -5137,14 +11064,13 @@
       </w:rPr>
     </w:lvl>
   </w:abstractNum>
-  <w:abstractNum w:abstractNumId="15" w15:restartNumberingAfterBreak="0">
+  <w:abstractNum w:abstractNumId="20" w15:restartNumberingAfterBreak="0">
     <w:nsid w:val="75C3097C"/>
     <w:multiLevelType w:val="multilevel"/>
     <w:tmpl w:val="ED96482A"/>
     <w:lvl w:ilvl="0">
       <w:start w:val="1"/>
       <w:numFmt w:val="decimal"/>
-      <w:pStyle w:val="a"/>
       <w:lvlText w:val="%1."/>
       <w:lvlJc w:val="left"/>
       <w:pPr>
@@ -5224,7 +11150,7 @@
       </w:pPr>
     </w:lvl>
   </w:abstractNum>
-  <w:abstractNum w:abstractNumId="16" w15:restartNumberingAfterBreak="0">
+  <w:abstractNum w:abstractNumId="21" w15:restartNumberingAfterBreak="0">
     <w:nsid w:val="76A56CD5"/>
     <w:multiLevelType w:val="hybridMultilevel"/>
     <w:tmpl w:val="CA4084D2"/>
@@ -5337,7 +11263,7 @@
       </w:rPr>
     </w:lvl>
   </w:abstractNum>
-  <w:abstractNum w:abstractNumId="17" w15:restartNumberingAfterBreak="0">
+  <w:abstractNum w:abstractNumId="22" w15:restartNumberingAfterBreak="0">
     <w:nsid w:val="7D0B6B08"/>
     <w:multiLevelType w:val="hybridMultilevel"/>
     <w:tmpl w:val="B498B122"/>
@@ -5451,7 +11377,7 @@
     </w:lvl>
   </w:abstractNum>
   <w:num w:numId="1" w16cid:durableId="1866820920">
-    <w:abstractNumId w:val="2"/>
+    <w:abstractNumId w:val="4"/>
     <w:lvlOverride w:ilvl="0">
       <w:lvl w:ilvl="0">
         <w:start w:val="1"/>
@@ -5585,7 +11511,7 @@
     </w:lvlOverride>
   </w:num>
   <w:num w:numId="2" w16cid:durableId="1899588782">
-    <w:abstractNumId w:val="2"/>
+    <w:abstractNumId w:val="4"/>
     <w:lvlOverride w:ilvl="0">
       <w:startOverride w:val="1"/>
       <w:lvl w:ilvl="0">
@@ -5728,19 +11654,19 @@
     </w:lvlOverride>
   </w:num>
   <w:num w:numId="3" w16cid:durableId="1880781959">
-    <w:abstractNumId w:val="11"/>
+    <w:abstractNumId w:val="16"/>
   </w:num>
   <w:num w:numId="4" w16cid:durableId="41633960">
-    <w:abstractNumId w:val="1"/>
+    <w:abstractNumId w:val="2"/>
   </w:num>
   <w:num w:numId="5" w16cid:durableId="1488012665">
-    <w:abstractNumId w:val="10"/>
+    <w:abstractNumId w:val="15"/>
   </w:num>
   <w:num w:numId="6" w16cid:durableId="265230467">
-    <w:abstractNumId w:val="13"/>
+    <w:abstractNumId w:val="18"/>
   </w:num>
   <w:num w:numId="7" w16cid:durableId="1615671244">
-    <w:abstractNumId w:val="2"/>
+    <w:abstractNumId w:val="4"/>
     <w:lvlOverride w:ilvl="0">
       <w:startOverride w:val="1"/>
       <w:lvl w:ilvl="0">
@@ -5883,16 +11809,16 @@
     </w:lvlOverride>
   </w:num>
   <w:num w:numId="8" w16cid:durableId="481123017">
-    <w:abstractNumId w:val="7"/>
+    <w:abstractNumId w:val="10"/>
   </w:num>
   <w:num w:numId="9" w16cid:durableId="1159535687">
-    <w:abstractNumId w:val="8"/>
+    <w:abstractNumId w:val="11"/>
   </w:num>
   <w:num w:numId="10" w16cid:durableId="372510844">
-    <w:abstractNumId w:val="15"/>
+    <w:abstractNumId w:val="20"/>
   </w:num>
   <w:num w:numId="11" w16cid:durableId="1051030843">
-    <w:abstractNumId w:val="2"/>
+    <w:abstractNumId w:val="4"/>
     <w:lvlOverride w:ilvl="0">
       <w:startOverride w:val="1"/>
       <w:lvl w:ilvl="0">
@@ -5927,31 +11853,31 @@
     </w:lvlOverride>
   </w:num>
   <w:num w:numId="12" w16cid:durableId="1705016732">
+    <w:abstractNumId w:val="7"/>
+  </w:num>
+  <w:num w:numId="13" w16cid:durableId="1076972595">
+    <w:abstractNumId w:val="9"/>
+  </w:num>
+  <w:num w:numId="14" w16cid:durableId="679818216">
     <w:abstractNumId w:val="5"/>
   </w:num>
-  <w:num w:numId="13" w16cid:durableId="1076972595">
-    <w:abstractNumId w:val="6"/>
+  <w:num w:numId="15" w16cid:durableId="685400664">
+    <w:abstractNumId w:val="17"/>
   </w:num>
-  <w:num w:numId="14" w16cid:durableId="679818216">
-    <w:abstractNumId w:val="3"/>
+  <w:num w:numId="16" w16cid:durableId="1997220408">
+    <w:abstractNumId w:val="21"/>
   </w:num>
-  <w:num w:numId="15" w16cid:durableId="685400664">
+  <w:num w:numId="17" w16cid:durableId="1759911549">
+    <w:abstractNumId w:val="19"/>
+  </w:num>
+  <w:num w:numId="18" w16cid:durableId="1803889198">
+    <w:abstractNumId w:val="22"/>
+  </w:num>
+  <w:num w:numId="19" w16cid:durableId="1821534060">
     <w:abstractNumId w:val="12"/>
   </w:num>
-  <w:num w:numId="16" w16cid:durableId="1997220408">
-    <w:abstractNumId w:val="16"/>
-  </w:num>
-  <w:num w:numId="17" w16cid:durableId="1759911549">
-    <w:abstractNumId w:val="14"/>
-  </w:num>
-  <w:num w:numId="18" w16cid:durableId="1803889198">
-    <w:abstractNumId w:val="17"/>
-  </w:num>
-  <w:num w:numId="19" w16cid:durableId="1821534060">
-    <w:abstractNumId w:val="9"/>
-  </w:num>
   <w:num w:numId="20" w16cid:durableId="1826119568">
-    <w:abstractNumId w:val="2"/>
+    <w:abstractNumId w:val="4"/>
     <w:lvlOverride w:ilvl="0">
       <w:startOverride w:val="1"/>
       <w:lvl w:ilvl="0">
@@ -6097,10 +12023,10 @@
     <w:abstractNumId w:val="0"/>
   </w:num>
   <w:num w:numId="22" w16cid:durableId="1139958659">
-    <w:abstractNumId w:val="4"/>
+    <w:abstractNumId w:val="6"/>
   </w:num>
   <w:num w:numId="23" w16cid:durableId="1843472845">
-    <w:abstractNumId w:val="2"/>
+    <w:abstractNumId w:val="4"/>
     <w:lvlOverride w:ilvl="0">
       <w:lvl w:ilvl="0">
         <w:start w:val="1"/>
@@ -6232,6 +12158,21 @@
         </w:rPr>
       </w:lvl>
     </w:lvlOverride>
+  </w:num>
+  <w:num w:numId="24" w16cid:durableId="992102550">
+    <w:abstractNumId w:val="8"/>
+  </w:num>
+  <w:num w:numId="25" w16cid:durableId="1236817049">
+    <w:abstractNumId w:val="3"/>
+  </w:num>
+  <w:num w:numId="26" w16cid:durableId="608002989">
+    <w:abstractNumId w:val="1"/>
+  </w:num>
+  <w:num w:numId="27" w16cid:durableId="949047027">
+    <w:abstractNumId w:val="14"/>
+  </w:num>
+  <w:num w:numId="28" w16cid:durableId="1921332916">
+    <w:abstractNumId w:val="13"/>
   </w:num>
 </w:numbering>
 </file>
@@ -6631,7 +12572,7 @@
     <w:lsdException w:name="Unresolved Mention" w:semiHidden="1" w:unhideWhenUsed="1"/>
     <w:lsdException w:name="Smart Link" w:semiHidden="1" w:unhideWhenUsed="1"/>
   </w:latentStyles>
-  <w:style w:type="paragraph" w:default="1" w:styleId="a0">
+  <w:style w:type="paragraph" w:default="1" w:styleId="a">
     <w:name w:val="Normal"/>
     <w:qFormat/>
     <w:rsid w:val="002F601E"/>
@@ -6646,13 +12587,87 @@
       <w:szCs w:val="28"/>
     </w:rPr>
   </w:style>
-  <w:style w:type="character" w:default="1" w:styleId="a1">
+  <w:style w:type="paragraph" w:styleId="1">
+    <w:name w:val="heading 1"/>
+    <w:basedOn w:val="a"/>
+    <w:next w:val="a"/>
+    <w:link w:val="10"/>
+    <w:uiPriority w:val="9"/>
+    <w:qFormat/>
+    <w:rsid w:val="00DF4A7A"/>
+    <w:pPr>
+      <w:keepNext/>
+      <w:keepLines/>
+      <w:spacing w:before="240" w:line="259" w:lineRule="auto"/>
+      <w:ind w:firstLine="0"/>
+      <w:jc w:val="left"/>
+      <w:outlineLvl w:val="0"/>
+    </w:pPr>
+    <w:rPr>
+      <w:rFonts w:asciiTheme="majorHAnsi" w:eastAsiaTheme="majorEastAsia" w:hAnsiTheme="majorHAnsi" w:cstheme="majorBidi"/>
+      <w:color w:val="2E74B5" w:themeColor="accent1" w:themeShade="BF"/>
+      <w:sz w:val="32"/>
+      <w:szCs w:val="32"/>
+      <w:lang w:eastAsia="ru-RU"/>
+    </w:rPr>
+  </w:style>
+  <w:style w:type="paragraph" w:styleId="2">
+    <w:name w:val="heading 2"/>
+    <w:basedOn w:val="a"/>
+    <w:next w:val="a"/>
+    <w:link w:val="20"/>
+    <w:uiPriority w:val="9"/>
+    <w:unhideWhenUsed/>
+    <w:qFormat/>
+    <w:rsid w:val="00DF4A7A"/>
+    <w:pPr>
+      <w:keepNext/>
+      <w:keepLines/>
+      <w:spacing w:before="40" w:line="259" w:lineRule="auto"/>
+      <w:ind w:firstLine="0"/>
+      <w:jc w:val="left"/>
+      <w:outlineLvl w:val="1"/>
+    </w:pPr>
+    <w:rPr>
+      <w:rFonts w:asciiTheme="majorHAnsi" w:eastAsiaTheme="majorEastAsia" w:hAnsiTheme="majorHAnsi" w:cstheme="majorBidi"/>
+      <w:color w:val="2E74B5" w:themeColor="accent1" w:themeShade="BF"/>
+      <w:sz w:val="26"/>
+      <w:szCs w:val="26"/>
+      <w:lang w:eastAsia="ru-RU"/>
+    </w:rPr>
+  </w:style>
+  <w:style w:type="paragraph" w:styleId="3">
+    <w:name w:val="heading 3"/>
+    <w:basedOn w:val="a"/>
+    <w:next w:val="a"/>
+    <w:link w:val="30"/>
+    <w:uiPriority w:val="9"/>
+    <w:semiHidden/>
+    <w:unhideWhenUsed/>
+    <w:qFormat/>
+    <w:rsid w:val="00DF4A7A"/>
+    <w:pPr>
+      <w:keepNext/>
+      <w:keepLines/>
+      <w:spacing w:before="40" w:line="259" w:lineRule="auto"/>
+      <w:ind w:firstLine="0"/>
+      <w:jc w:val="left"/>
+      <w:outlineLvl w:val="2"/>
+    </w:pPr>
+    <w:rPr>
+      <w:rFonts w:asciiTheme="majorHAnsi" w:eastAsiaTheme="majorEastAsia" w:hAnsiTheme="majorHAnsi" w:cstheme="majorBidi"/>
+      <w:color w:val="1F4D78" w:themeColor="accent1" w:themeShade="7F"/>
+      <w:sz w:val="24"/>
+      <w:szCs w:val="24"/>
+      <w:lang w:eastAsia="ru-RU"/>
+    </w:rPr>
+  </w:style>
+  <w:style w:type="character" w:default="1" w:styleId="a0">
     <w:name w:val="Default Paragraph Font"/>
     <w:uiPriority w:val="1"/>
-    <w:semiHidden/>
     <w:unhideWhenUsed/>
   </w:style>
-  <w:style w:type="table" w:default="1" w:styleId="a2">
+  <w:style w:type="table" w:default="1" w:styleId="a1">
     <w:name w:val="Normal Table"/>
     <w:uiPriority w:val="99"/>
     <w:semiHidden/>
@@ -6667,15 +12682,15 @@
       </w:tblCellMar>
     </w:tblPr>
   </w:style>
-  <w:style w:type="numbering" w:default="1" w:styleId="a3">
+  <w:style w:type="numbering" w:default="1" w:styleId="a2">
     <w:name w:val="No List"/>
     <w:uiPriority w:val="99"/>
     <w:semiHidden/>
     <w:unhideWhenUsed/>
   </w:style>
-  <w:style w:type="character" w:styleId="a4">
+  <w:style w:type="character" w:styleId="a3">
     <w:name w:val="Hyperlink"/>
-    <w:basedOn w:val="a1"/>
+    <w:basedOn w:val="a0"/>
     <w:uiPriority w:val="99"/>
     <w:unhideWhenUsed/>
     <w:rsid w:val="00651048"/>
@@ -6684,11 +12699,11 @@
       <w:u w:val="single"/>
     </w:rPr>
   </w:style>
-  <w:style w:type="paragraph" w:styleId="1">
+  <w:style w:type="paragraph" w:styleId="11">
     <w:name w:val="toc 1"/>
-    <w:basedOn w:val="a0"/>
-    <w:next w:val="a0"/>
-    <w:link w:val="10"/>
+    <w:basedOn w:val="a"/>
+    <w:next w:val="a"/>
+    <w:link w:val="12"/>
     <w:autoRedefine/>
     <w:uiPriority w:val="39"/>
     <w:unhideWhenUsed/>
@@ -6697,10 +12712,10 @@
       <w:spacing w:after="100" w:line="256" w:lineRule="auto"/>
     </w:pPr>
   </w:style>
-  <w:style w:type="paragraph" w:styleId="2">
+  <w:style w:type="paragraph" w:styleId="21">
     <w:name w:val="toc 2"/>
-    <w:basedOn w:val="a0"/>
-    <w:next w:val="a0"/>
+    <w:basedOn w:val="a"/>
+    <w:next w:val="a"/>
     <w:autoRedefine/>
     <w:uiPriority w:val="39"/>
     <w:unhideWhenUsed/>
@@ -6715,7 +12730,7 @@
   </w:style>
   <w:style w:type="paragraph" w:customStyle="1" w:styleId="-">
     <w:name w:val="ТИПИС Введение-заключение"/>
-    <w:basedOn w:val="a0"/>
+    <w:basedOn w:val="a"/>
     <w:autoRedefine/>
     <w:qFormat/>
     <w:rsid w:val="000A2B47"/>
@@ -6728,10 +12743,10 @@
       <w:color w:val="000000" w:themeColor="text1"/>
     </w:rPr>
   </w:style>
-  <w:style w:type="paragraph" w:styleId="3">
+  <w:style w:type="paragraph" w:styleId="31">
     <w:name w:val="toc 3"/>
-    <w:basedOn w:val="a0"/>
-    <w:next w:val="a0"/>
+    <w:basedOn w:val="a"/>
+    <w:next w:val="a"/>
     <w:autoRedefine/>
     <w:uiPriority w:val="39"/>
     <w:unhideWhenUsed/>
@@ -6744,10 +12759,10 @@
       <w:ind w:left="1151" w:firstLine="0"/>
     </w:pPr>
   </w:style>
-  <w:style w:type="character" w:customStyle="1" w:styleId="10">
+  <w:style w:type="character" w:customStyle="1" w:styleId="12">
     <w:name w:val="Оглавление 1 Знак"/>
-    <w:basedOn w:val="a1"/>
-    <w:link w:val="1"/>
+    <w:basedOn w:val="a0"/>
+    <w:link w:val="11"/>
     <w:uiPriority w:val="39"/>
     <w:rsid w:val="00651048"/>
     <w:rPr>
@@ -6756,9 +12771,9 @@
       <w:szCs w:val="28"/>
     </w:rPr>
   </w:style>
-  <w:style w:type="paragraph" w:customStyle="1" w:styleId="a5">
+  <w:style w:type="paragraph" w:customStyle="1" w:styleId="a4">
     <w:name w:val="Содержание"/>
-    <w:basedOn w:val="a0"/>
+    <w:basedOn w:val="a"/>
     <w:autoRedefine/>
     <w:qFormat/>
     <w:rsid w:val="000A2B47"/>
@@ -6770,35 +12785,34 @@
       <w:b/>
     </w:rPr>
   </w:style>
-  <w:style w:type="paragraph" w:customStyle="1" w:styleId="a">
+  <w:style w:type="paragraph" w:customStyle="1" w:styleId="a5">
     <w:name w:val="ТИПИС Главы"/>
-    <w:basedOn w:val="a0"/>
+    <w:basedOn w:val="a"/>
     <w:autoRedefine/>
     <w:qFormat/>
-    <w:rsid w:val="00036EDE"/>
+    <w:rsid w:val="00E34A0E"/>
     <w:pPr>
-      <w:numPr>
-        <w:numId w:val="10"/>
-      </w:numPr>
       <w:spacing w:before="360" w:after="360"/>
+      <w:ind w:left="720" w:firstLine="0"/>
       <w:jc w:val="left"/>
     </w:pPr>
     <w:rPr>
-      <w:b/>
+      <w:bCs/>
     </w:rPr>
   </w:style>
   <w:style w:type="paragraph" w:customStyle="1" w:styleId="a6">
     <w:name w:val="ТИПИС параграфы"/>
-    <w:basedOn w:val="a"/>
+    <w:basedOn w:val="a5"/>
     <w:autoRedefine/>
     <w:qFormat/>
-    <w:rsid w:val="00952EEF"/>
+    <w:rsid w:val="001332EB"/>
     <w:pPr>
-      <w:numPr>
-        <w:numId w:val="0"/>
-      </w:numPr>
       <w:ind w:left="709"/>
     </w:pPr>
+    <w:rPr>
+      <w:b/>
+      <w:bCs w:val="0"/>
+    </w:rPr>
   </w:style>
   <w:style w:type="paragraph" w:customStyle="1" w:styleId="a7">
     <w:name w:val="ТИПИС пункты"/>
@@ -6812,17 +12826,17 @@
   </w:style>
   <w:style w:type="paragraph" w:customStyle="1" w:styleId="a8">
     <w:name w:val="ТИПИС список"/>
-    <w:basedOn w:val="a0"/>
+    <w:basedOn w:val="a"/>
     <w:autoRedefine/>
     <w:qFormat/>
-    <w:rsid w:val="00D25E40"/>
+    <w:rsid w:val="00720969"/>
     <w:pPr>
-      <w:ind w:left="1066" w:firstLine="0"/>
+      <w:ind w:left="1429" w:firstLine="0"/>
     </w:pPr>
   </w:style>
   <w:style w:type="paragraph" w:customStyle="1" w:styleId="a9">
     <w:name w:val="ТИПИС основной"/>
-    <w:basedOn w:val="a0"/>
+    <w:basedOn w:val="a"/>
     <w:link w:val="aa"/>
     <w:autoRedefine/>
     <w:qFormat/>
@@ -6833,7 +12847,7 @@
   </w:style>
   <w:style w:type="character" w:customStyle="1" w:styleId="aa">
     <w:name w:val="ТИПИС основной Знак"/>
-    <w:basedOn w:val="a1"/>
+    <w:basedOn w:val="a0"/>
     <w:link w:val="a9"/>
     <w:rsid w:val="00D01330"/>
     <w:rPr>
@@ -6841,6 +12855,61 @@
       <w:sz w:val="28"/>
       <w:szCs w:val="28"/>
     </w:rPr>
+  </w:style>
+  <w:style w:type="character" w:customStyle="1" w:styleId="30">
+    <w:name w:val="Заголовок 3 Знак"/>
+    <w:basedOn w:val="a0"/>
+    <w:link w:val="3"/>
+    <w:uiPriority w:val="9"/>
+    <w:semiHidden/>
+    <w:rsid w:val="00DF4A7A"/>
+    <w:rPr>
+      <w:rFonts w:asciiTheme="majorHAnsi" w:eastAsiaTheme="majorEastAsia" w:hAnsiTheme="majorHAnsi" w:cstheme="majorBidi"/>
+      <w:color w:val="1F4D78" w:themeColor="accent1" w:themeShade="7F"/>
+      <w:sz w:val="24"/>
+      <w:szCs w:val="24"/>
+      <w:lang w:eastAsia="ru-RU"/>
+    </w:rPr>
+  </w:style>
+  <w:style w:type="character" w:customStyle="1" w:styleId="20">
+    <w:name w:val="Заголовок 2 Знак"/>
+    <w:basedOn w:val="a0"/>
+    <w:link w:val="2"/>
+    <w:uiPriority w:val="9"/>
+    <w:rsid w:val="00DF4A7A"/>
+    <w:rPr>
+      <w:rFonts w:asciiTheme="majorHAnsi" w:eastAsiaTheme="majorEastAsia" w:hAnsiTheme="majorHAnsi" w:cstheme="majorBidi"/>
+      <w:color w:val="2E74B5" w:themeColor="accent1" w:themeShade="BF"/>
+      <w:sz w:val="26"/>
+      <w:szCs w:val="26"/>
+      <w:lang w:eastAsia="ru-RU"/>
+    </w:rPr>
+  </w:style>
+  <w:style w:type="character" w:customStyle="1" w:styleId="10">
+    <w:name w:val="Заголовок 1 Знак"/>
+    <w:basedOn w:val="a0"/>
+    <w:link w:val="1"/>
+    <w:uiPriority w:val="9"/>
+    <w:rsid w:val="00DF4A7A"/>
+    <w:rPr>
+      <w:rFonts w:asciiTheme="majorHAnsi" w:eastAsiaTheme="majorEastAsia" w:hAnsiTheme="majorHAnsi" w:cstheme="majorBidi"/>
+      <w:color w:val="2E74B5" w:themeColor="accent1" w:themeShade="BF"/>
+      <w:sz w:val="32"/>
+      <w:szCs w:val="32"/>
+      <w:lang w:eastAsia="ru-RU"/>
+    </w:rPr>
+  </w:style>
+  <w:style w:type="paragraph" w:styleId="ab">
+    <w:name w:val="TOC Heading"/>
+    <w:basedOn w:val="1"/>
+    <w:next w:val="a"/>
+    <w:uiPriority w:val="39"/>
+    <w:unhideWhenUsed/>
+    <w:qFormat/>
+    <w:rsid w:val="00311E17"/>
+    <w:pPr>
+      <w:outlineLvl w:val="9"/>
+    </w:pPr>
   </w:style>
 </w:styles>
 </file>

--- a/documents/TP KURS.docx
+++ b/documents/TP KURS.docx
@@ -662,6 +662,13 @@
     </w:p>
     <w:sdt>
       <w:sdtPr>
+        <w:rPr>
+          <w:rFonts w:ascii="Times New Roman" w:eastAsiaTheme="minorHAnsi" w:hAnsi="Times New Roman" w:cs="Times New Roman"/>
+          <w:color w:val="auto"/>
+          <w:sz w:val="28"/>
+          <w:szCs w:val="28"/>
+          <w:lang w:eastAsia="en-US"/>
+        </w:rPr>
         <w:id w:val="-455720657"/>
         <w:docPartObj>
           <w:docPartGallery w:val="Table of Contents"/>
@@ -670,13 +677,8 @@
       </w:sdtPr>
       <w:sdtEndPr>
         <w:rPr>
-          <w:rFonts w:ascii="Times New Roman" w:eastAsiaTheme="minorHAnsi" w:hAnsi="Times New Roman" w:cs="Times New Roman"/>
           <w:b/>
           <w:bCs/>
-          <w:color w:val="auto"/>
-          <w:sz w:val="28"/>
-          <w:szCs w:val="28"/>
-          <w:lang w:eastAsia="en-US"/>
         </w:rPr>
       </w:sdtEndPr>
       <w:sdtContent>
@@ -3036,7 +3038,16 @@
     <w:p>
       <w:pPr>
         <w:pStyle w:val="-"/>
-      </w:pPr>
+        <w:rPr>
+          <w:lang w:val="en-US"/>
+        </w:rPr>
+      </w:pPr>
+      <w:r>
+        <w:rPr>
+          <w:lang w:val="en-US"/>
+        </w:rPr>
+        <w:t>.</w:t>
+      </w:r>
     </w:p>
     <w:p>
       <w:pPr>
@@ -3504,9 +3515,6 @@
       </w:pPr>
       <w:bookmarkStart w:id="15" w:name="_Toc180571147"/>
       <w:r>
-        <w:rPr>
-          <w:lang w:val="en-US"/>
-        </w:rPr>
         <w:t>1</w:t>
       </w:r>
       <w:r>
@@ -3531,9 +3539,6 @@
     <w:p>
       <w:pPr>
         <w:pStyle w:val="a5"/>
-        <w:rPr>
-          <w:lang w:val="en-US"/>
-        </w:rPr>
       </w:pPr>
       <w:r>
         <w:t xml:space="preserve"> </w:t>
@@ -3588,9 +3593,6 @@
       </w:pPr>
       <w:bookmarkStart w:id="16" w:name="_Toc180571148"/>
       <w:r>
-        <w:rPr>
-          <w:lang w:val="en-US"/>
-        </w:rPr>
         <w:t>1</w:t>
       </w:r>
       <w:r>
@@ -3623,9 +3625,6 @@
       </w:pPr>
       <w:bookmarkStart w:id="17" w:name="_Toc180571149"/>
       <w:r>
-        <w:rPr>
-          <w:lang w:val="en-US"/>
-        </w:rPr>
         <w:t>1</w:t>
       </w:r>
       <w:r>
@@ -3643,9 +3642,6 @@
     <w:p>
       <w:pPr>
         <w:pStyle w:val="a5"/>
-        <w:rPr>
-          <w:lang w:val="en-US"/>
-        </w:rPr>
       </w:pPr>
       <w:r>
         <w:t xml:space="preserve"> Факультет компьютерных наук Кафедра информационных систем и телекоммуникаций 3 курс, 2 группа Состав команды разработчика:</w:t>
@@ -4528,14 +4524,7 @@
           <w:b/>
           <w:bCs/>
         </w:rPr>
-        <w:t xml:space="preserve"> </w:t>
-      </w:r>
-      <w:r>
-        <w:rPr>
-          <w:b/>
-          <w:bCs/>
-        </w:rPr>
-        <w:t>Границы проекта</w:t>
+        <w:t xml:space="preserve"> Границы проекта</w:t>
       </w:r>
       <w:bookmarkEnd w:id="32"/>
       <w:r>
@@ -5879,10 +5868,7 @@
       </w:r>
       <w:proofErr w:type="spellEnd"/>
       <w:r>
-        <w:t xml:space="preserve"> </w:t>
-      </w:r>
-      <w:r>
-        <w:t>– полностью бесплатное</w:t>
+        <w:t xml:space="preserve"> – полностью бесплатное</w:t>
       </w:r>
       <w:r>
         <w:t xml:space="preserve">, </w:t>
@@ -6028,6 +6014,7 @@
       </w:pPr>
       <w:r>
         <w:rPr>
+          <w:noProof/>
           <w:lang w:val="en-US"/>
         </w:rPr>
         <w:lastRenderedPageBreak/>
@@ -7162,7 +7149,6 @@
         <w:t xml:space="preserve">Data Access Layer - этот слой содержит интерфейсы репозиториев, которые обеспечивают доступ к базе данных. Репозитории позволяют получать и сохранять данные в хранилище </w:t>
       </w:r>
       <w:proofErr w:type="spellStart"/>
-      <w:proofErr w:type="gramStart"/>
       <w:r>
         <w:t>данных.</w:t>
       </w:r>
@@ -7170,7 +7156,6 @@
         <w:t>Были</w:t>
       </w:r>
       <w:proofErr w:type="spellEnd"/>
-      <w:proofErr w:type="gramEnd"/>
       <w:r>
         <w:t xml:space="preserve"> реализованы классы, интерфейсы репозиториев и контроллеры для</w:t>
       </w:r>
@@ -7446,6 +7431,9 @@
         <w:pStyle w:val="a9"/>
       </w:pPr>
       <w:r>
+        <w:rPr>
+          <w:noProof/>
+        </w:rPr>
         <w:lastRenderedPageBreak/>
         <w:drawing>
           <wp:inline distT="0" distB="0" distL="0" distR="0" wp14:anchorId="3859C2DD" wp14:editId="296CE6CC">
@@ -7653,6 +7641,7 @@
       <w:r>
         <w:rPr>
           <w:rFonts w:eastAsia="Cambria"/>
+          <w:noProof/>
         </w:rPr>
         <w:lastRenderedPageBreak/>
         <w:drawing>
@@ -7823,6 +7812,9 @@
         <w:t xml:space="preserve"> </w:t>
       </w:r>
       <w:r>
+        <w:rPr>
+          <w:noProof/>
+        </w:rPr>
         <w:drawing>
           <wp:inline distT="0" distB="0" distL="0" distR="0" wp14:anchorId="22ED184E" wp14:editId="330246E1">
             <wp:extent cx="5939790" cy="4893945"/>
@@ -7887,6 +7879,9 @@
         <w:pStyle w:val="a9"/>
       </w:pPr>
       <w:r>
+        <w:rPr>
+          <w:noProof/>
+        </w:rPr>
         <w:drawing>
           <wp:inline distT="0" distB="0" distL="0" distR="0" wp14:anchorId="546522DF" wp14:editId="61B255BA">
             <wp:extent cx="5939790" cy="1721485"/>
@@ -7982,6 +7977,9 @@
         <w:pStyle w:val="a9"/>
       </w:pPr>
       <w:r>
+        <w:rPr>
+          <w:noProof/>
+        </w:rPr>
         <w:drawing>
           <wp:inline distT="0" distB="0" distL="0" distR="0" wp14:anchorId="307E41C0" wp14:editId="0360225F">
             <wp:extent cx="5939790" cy="4887595"/>
@@ -8098,17 +8096,7 @@
           <w:color w:val="auto"/>
           <w:sz w:val="28"/>
         </w:rPr>
-        <w:t xml:space="preserve"> </w:t>
-      </w:r>
-      <w:r>
-        <w:rPr>
-          <w:rFonts w:ascii="Times New Roman" w:eastAsia="Times New Roman" w:hAnsi="Times New Roman" w:cs="Times New Roman"/>
-          <w:b/>
-          <w:bCs/>
-          <w:color w:val="auto"/>
-          <w:sz w:val="28"/>
-        </w:rPr>
-        <w:t>Порядок контроля и приемки работ</w:t>
+        <w:t xml:space="preserve"> Порядок контроля и приемки работ</w:t>
       </w:r>
       <w:bookmarkEnd w:id="59"/>
       <w:bookmarkEnd w:id="60"/>
@@ -12665,6 +12653,7 @@
   <w:style w:type="character" w:default="1" w:styleId="a0">
     <w:name w:val="Default Paragraph Font"/>
     <w:uiPriority w:val="1"/>
+    <w:semiHidden/>
     <w:unhideWhenUsed/>
   </w:style>
   <w:style w:type="table" w:default="1" w:styleId="a1">

--- a/documents/TP KURS.docx
+++ b/documents/TP KURS.docx
@@ -3042,12 +3042,6 @@
           <w:lang w:val="en-US"/>
         </w:rPr>
       </w:pPr>
-      <w:r>
-        <w:rPr>
-          <w:lang w:val="en-US"/>
-        </w:rPr>
-        <w:t>.</w:t>
-      </w:r>
     </w:p>
     <w:p>
       <w:pPr>
@@ -7149,6 +7143,7 @@
         <w:t xml:space="preserve">Data Access Layer - этот слой содержит интерфейсы репозиториев, которые обеспечивают доступ к базе данных. Репозитории позволяют получать и сохранять данные в хранилище </w:t>
       </w:r>
       <w:proofErr w:type="spellStart"/>
+      <w:proofErr w:type="gramStart"/>
       <w:r>
         <w:t>данных.</w:t>
       </w:r>
@@ -7156,6 +7151,7 @@
         <w:t>Были</w:t>
       </w:r>
       <w:proofErr w:type="spellEnd"/>
+      <w:proofErr w:type="gramEnd"/>
       <w:r>
         <w:t xml:space="preserve"> реализованы классы, интерфейсы репозиториев и контроллеры для</w:t>
       </w:r>
